--- a/SEM 6/IR/PRACTICAL/Information Retrieval Practical_BYME.docx
+++ b/SEM 6/IR/PRACTICAL/Information Retrieval Practical_BYME.docx
@@ -39,13 +39,6 @@
         <w:spacing w:after="0" w:line="240" w:lineRule="auto"/>
         <w:jc w:val="center"/>
         <w:rPr>
-          <w:rFonts w:ascii="Times New Roman" w:eastAsia="Times New Roman" w:hAnsi="Times New Roman" w:cs="Times New Roman"/>
-          <w:sz w:val="24"/>
-          <w:szCs w:val="24"/>
-        </w:rPr>
-      </w:pPr>
-      <w:r>
-        <w:rPr>
           <w:rFonts w:ascii="Arial" w:eastAsia="Times New Roman" w:hAnsi="Arial" w:cs="Arial"/>
           <w:b/>
           <w:bCs/>
@@ -53,7 +46,86 @@
           <w:sz w:val="40"/>
           <w:szCs w:val="40"/>
         </w:rPr>
+      </w:pPr>
+      <w:r>
+        <w:rPr>
+          <w:rFonts w:ascii="Arial" w:eastAsia="Times New Roman" w:hAnsi="Arial" w:cs="Arial"/>
+          <w:b/>
+          <w:bCs/>
+          <w:color w:val="0000FF"/>
+          <w:sz w:val="40"/>
+          <w:szCs w:val="40"/>
+        </w:rPr>
         <w:t>Practical 1</w:t>
+      </w:r>
+      <w:r>
+        <w:rPr>
+          <w:rFonts w:ascii="Arial" w:eastAsia="Times New Roman" w:hAnsi="Arial" w:cs="Arial"/>
+          <w:b/>
+          <w:bCs/>
+          <w:color w:val="0000FF"/>
+          <w:sz w:val="40"/>
+          <w:szCs w:val="40"/>
+        </w:rPr>
+        <w:t>-</w:t>
+      </w:r>
+      <w:r>
+        <w:rPr>
+          <w:rFonts w:ascii="Arial" w:eastAsia="Times New Roman" w:hAnsi="Arial" w:cs="Arial"/>
+          <w:b/>
+          <w:bCs/>
+          <w:color w:val="0000FF"/>
+          <w:sz w:val="40"/>
+          <w:szCs w:val="40"/>
+        </w:rPr>
+        <w:t xml:space="preserve">Document Indexing and Retrieval </w:t>
+      </w:r>
+    </w:p>
+    <w:p>
+      <w:pPr>
+        <w:spacing w:after="0" w:line="240" w:lineRule="auto"/>
+        <w:jc w:val="center"/>
+        <w:rPr>
+          <w:rFonts w:ascii="Arial" w:eastAsia="Times New Roman" w:hAnsi="Arial" w:cs="Arial"/>
+          <w:b/>
+          <w:bCs/>
+          <w:color w:val="0000FF"/>
+          <w:sz w:val="40"/>
+          <w:szCs w:val="40"/>
+        </w:rPr>
+      </w:pPr>
+      <w:r>
+        <w:rPr>
+          <w:rFonts w:ascii="Arial" w:eastAsia="Times New Roman" w:hAnsi="Arial" w:cs="Arial"/>
+          <w:b/>
+          <w:bCs/>
+          <w:color w:val="0000FF"/>
+          <w:sz w:val="40"/>
+          <w:szCs w:val="40"/>
+        </w:rPr>
+        <w:t xml:space="preserve">• Implement an inverted index construction algorithm. </w:t>
+      </w:r>
+    </w:p>
+    <w:p>
+      <w:pPr>
+        <w:spacing w:after="0" w:line="240" w:lineRule="auto"/>
+        <w:jc w:val="center"/>
+        <w:rPr>
+          <w:rFonts w:ascii="Times New Roman" w:eastAsia="Times New Roman" w:hAnsi="Times New Roman" w:cs="Times New Roman"/>
+          <w:sz w:val="24"/>
+          <w:szCs w:val="24"/>
+        </w:rPr>
+      </w:pPr>
+      <w:r>
+        <w:rPr>
+          <w:rFonts w:ascii="Arial" w:eastAsia="Times New Roman" w:hAnsi="Arial" w:cs="Arial"/>
+          <w:b/>
+          <w:bCs/>
+          <w:color w:val="0000FF"/>
+          <w:sz w:val="40"/>
+          <w:szCs w:val="40"/>
+        </w:rPr>
+        <w:t>Build a simple document retrieval system using the constructed index.</w:t>
       </w:r>
     </w:p>
     <w:p>
@@ -2215,6 +2287,7 @@
           <w:sz w:val="21"/>
           <w:szCs w:val="21"/>
         </w:rPr>
+        <w:lastRenderedPageBreak/>
         <w:t># Print the inverted index</w:t>
       </w:r>
     </w:p>
@@ -3178,7 +3251,6 @@
           <w:sz w:val="21"/>
           <w:szCs w:val="21"/>
         </w:rPr>
-        <w:lastRenderedPageBreak/>
         <w:t>    </w:t>
       </w:r>
       <w:proofErr w:type="gramStart"/>
@@ -3245,13 +3317,6 @@
       <w:pPr>
         <w:spacing w:after="0" w:line="240" w:lineRule="auto"/>
         <w:jc w:val="center"/>
-        <w:rPr>
-          <w:rFonts w:ascii="Times New Roman" w:eastAsia="Times New Roman" w:hAnsi="Times New Roman" w:cs="Times New Roman"/>
-          <w:sz w:val="24"/>
-          <w:szCs w:val="24"/>
-        </w:rPr>
-      </w:pPr>
-      <w:r>
         <w:rPr>
           <w:rFonts w:ascii="Arial" w:eastAsia="Times New Roman" w:hAnsi="Arial" w:cs="Arial"/>
           <w:b/>
@@ -3260,7 +3325,86 @@
           <w:sz w:val="40"/>
           <w:szCs w:val="40"/>
         </w:rPr>
+      </w:pPr>
+      <w:r>
+        <w:rPr>
+          <w:rFonts w:ascii="Arial" w:eastAsia="Times New Roman" w:hAnsi="Arial" w:cs="Arial"/>
+          <w:b/>
+          <w:bCs/>
+          <w:color w:val="0000FF"/>
+          <w:sz w:val="40"/>
+          <w:szCs w:val="40"/>
+        </w:rPr>
         <w:t>Practical 2</w:t>
+      </w:r>
+      <w:r>
+        <w:rPr>
+          <w:rFonts w:ascii="Arial" w:eastAsia="Times New Roman" w:hAnsi="Arial" w:cs="Arial"/>
+          <w:b/>
+          <w:bCs/>
+          <w:color w:val="0000FF"/>
+          <w:sz w:val="40"/>
+          <w:szCs w:val="40"/>
+        </w:rPr>
+        <w:t>-</w:t>
+      </w:r>
+      <w:r>
+        <w:rPr>
+          <w:rFonts w:ascii="Arial" w:eastAsia="Times New Roman" w:hAnsi="Arial" w:cs="Arial"/>
+          <w:b/>
+          <w:bCs/>
+          <w:color w:val="0000FF"/>
+          <w:sz w:val="40"/>
+          <w:szCs w:val="40"/>
+        </w:rPr>
+        <w:t xml:space="preserve">Retrieval Models </w:t>
+      </w:r>
+    </w:p>
+    <w:p>
+      <w:pPr>
+        <w:spacing w:after="0" w:line="240" w:lineRule="auto"/>
+        <w:jc w:val="center"/>
+        <w:rPr>
+          <w:rFonts w:ascii="Arial" w:eastAsia="Times New Roman" w:hAnsi="Arial" w:cs="Arial"/>
+          <w:b/>
+          <w:bCs/>
+          <w:color w:val="0000FF"/>
+          <w:sz w:val="40"/>
+          <w:szCs w:val="40"/>
+        </w:rPr>
+      </w:pPr>
+      <w:r>
+        <w:rPr>
+          <w:rFonts w:ascii="Arial" w:eastAsia="Times New Roman" w:hAnsi="Arial" w:cs="Arial"/>
+          <w:b/>
+          <w:bCs/>
+          <w:color w:val="0000FF"/>
+          <w:sz w:val="40"/>
+          <w:szCs w:val="40"/>
+        </w:rPr>
+        <w:t xml:space="preserve">• Implement the Boolean retrieval model and process queries. </w:t>
+      </w:r>
+    </w:p>
+    <w:p>
+      <w:pPr>
+        <w:spacing w:after="0" w:line="240" w:lineRule="auto"/>
+        <w:jc w:val="center"/>
+        <w:rPr>
+          <w:rFonts w:ascii="Times New Roman" w:eastAsia="Times New Roman" w:hAnsi="Times New Roman" w:cs="Times New Roman"/>
+          <w:sz w:val="24"/>
+          <w:szCs w:val="24"/>
+        </w:rPr>
+      </w:pPr>
+      <w:r>
+        <w:rPr>
+          <w:rFonts w:ascii="Arial" w:eastAsia="Times New Roman" w:hAnsi="Arial" w:cs="Arial"/>
+          <w:b/>
+          <w:bCs/>
+          <w:color w:val="0000FF"/>
+          <w:sz w:val="40"/>
+          <w:szCs w:val="40"/>
+        </w:rPr>
+        <w:t>Implement the vector space model with TF-IDF weighting and cosine similarity.</w:t>
       </w:r>
     </w:p>
     <w:p>
@@ -5285,6 +5429,7 @@
           <w:sz w:val="21"/>
           <w:szCs w:val="21"/>
         </w:rPr>
+        <w:lastRenderedPageBreak/>
         <w:t>    </w:t>
       </w:r>
       <w:r>
@@ -8462,6 +8607,7 @@
           <w:sz w:val="21"/>
           <w:szCs w:val="21"/>
         </w:rPr>
+        <w:lastRenderedPageBreak/>
         <w:t>print</w:t>
       </w:r>
       <w:r>
@@ -9284,13 +9430,6 @@
       <w:pPr>
         <w:spacing w:after="0" w:line="240" w:lineRule="auto"/>
         <w:jc w:val="center"/>
-        <w:rPr>
-          <w:rFonts w:ascii="Times New Roman" w:eastAsia="Times New Roman" w:hAnsi="Times New Roman" w:cs="Times New Roman"/>
-          <w:sz w:val="24"/>
-          <w:szCs w:val="24"/>
-        </w:rPr>
-      </w:pPr>
-      <w:r>
         <w:rPr>
           <w:rFonts w:ascii="Arial" w:eastAsia="Times New Roman" w:hAnsi="Arial" w:cs="Arial"/>
           <w:b/>
@@ -9299,7 +9438,86 @@
           <w:sz w:val="40"/>
           <w:szCs w:val="40"/>
         </w:rPr>
+      </w:pPr>
+      <w:r>
+        <w:rPr>
+          <w:rFonts w:ascii="Arial" w:eastAsia="Times New Roman" w:hAnsi="Arial" w:cs="Arial"/>
+          <w:b/>
+          <w:bCs/>
+          <w:color w:val="0000FF"/>
+          <w:sz w:val="40"/>
+          <w:szCs w:val="40"/>
+        </w:rPr>
         <w:t>Practical 3</w:t>
+      </w:r>
+      <w:r>
+        <w:rPr>
+          <w:rFonts w:ascii="Arial" w:eastAsia="Times New Roman" w:hAnsi="Arial" w:cs="Arial"/>
+          <w:b/>
+          <w:bCs/>
+          <w:color w:val="0000FF"/>
+          <w:sz w:val="40"/>
+          <w:szCs w:val="40"/>
+        </w:rPr>
+        <w:t>-</w:t>
+      </w:r>
+      <w:r>
+        <w:rPr>
+          <w:rFonts w:ascii="Arial" w:eastAsia="Times New Roman" w:hAnsi="Arial" w:cs="Arial"/>
+          <w:b/>
+          <w:bCs/>
+          <w:color w:val="0000FF"/>
+          <w:sz w:val="40"/>
+          <w:szCs w:val="40"/>
+        </w:rPr>
+        <w:t xml:space="preserve">Spelling Correction in IR Systems </w:t>
+      </w:r>
+    </w:p>
+    <w:p>
+      <w:pPr>
+        <w:spacing w:after="0" w:line="240" w:lineRule="auto"/>
+        <w:jc w:val="center"/>
+        <w:rPr>
+          <w:rFonts w:ascii="Arial" w:eastAsia="Times New Roman" w:hAnsi="Arial" w:cs="Arial"/>
+          <w:b/>
+          <w:bCs/>
+          <w:color w:val="0000FF"/>
+          <w:sz w:val="40"/>
+          <w:szCs w:val="40"/>
+        </w:rPr>
+      </w:pPr>
+      <w:r>
+        <w:rPr>
+          <w:rFonts w:ascii="Arial" w:eastAsia="Times New Roman" w:hAnsi="Arial" w:cs="Arial"/>
+          <w:b/>
+          <w:bCs/>
+          <w:color w:val="0000FF"/>
+          <w:sz w:val="40"/>
+          <w:szCs w:val="40"/>
+        </w:rPr>
+        <w:t xml:space="preserve">Develop a spelling correction module using edit distance algorithms. </w:t>
+      </w:r>
+    </w:p>
+    <w:p>
+      <w:pPr>
+        <w:spacing w:after="0" w:line="240" w:lineRule="auto"/>
+        <w:jc w:val="center"/>
+        <w:rPr>
+          <w:rFonts w:ascii="Times New Roman" w:eastAsia="Times New Roman" w:hAnsi="Times New Roman" w:cs="Times New Roman"/>
+          <w:sz w:val="24"/>
+          <w:szCs w:val="24"/>
+        </w:rPr>
+      </w:pPr>
+      <w:r>
+        <w:rPr>
+          <w:rFonts w:ascii="Arial" w:eastAsia="Times New Roman" w:hAnsi="Arial" w:cs="Arial"/>
+          <w:b/>
+          <w:bCs/>
+          <w:color w:val="0000FF"/>
+          <w:sz w:val="40"/>
+          <w:szCs w:val="40"/>
+        </w:rPr>
+        <w:t>Integrate the spelling correction module into an information retrieval system.</w:t>
       </w:r>
     </w:p>
     <w:p>
@@ -10487,6 +10705,7 @@
           <w:sz w:val="21"/>
           <w:szCs w:val="21"/>
         </w:rPr>
+        <w:lastRenderedPageBreak/>
         <w:t xml:space="preserve">str2 = </w:t>
       </w:r>
       <w:r>
@@ -10684,13 +10903,6 @@
       <w:pPr>
         <w:spacing w:after="0" w:line="240" w:lineRule="auto"/>
         <w:jc w:val="center"/>
-        <w:rPr>
-          <w:rFonts w:ascii="Times New Roman" w:eastAsia="Times New Roman" w:hAnsi="Times New Roman" w:cs="Times New Roman"/>
-          <w:sz w:val="24"/>
-          <w:szCs w:val="24"/>
-        </w:rPr>
-      </w:pPr>
-      <w:r>
         <w:rPr>
           <w:rFonts w:ascii="Arial" w:eastAsia="Times New Roman" w:hAnsi="Arial" w:cs="Arial"/>
           <w:b/>
@@ -10699,7 +10911,86 @@
           <w:sz w:val="40"/>
           <w:szCs w:val="40"/>
         </w:rPr>
+      </w:pPr>
+      <w:r>
+        <w:rPr>
+          <w:rFonts w:ascii="Arial" w:eastAsia="Times New Roman" w:hAnsi="Arial" w:cs="Arial"/>
+          <w:b/>
+          <w:bCs/>
+          <w:color w:val="0000FF"/>
+          <w:sz w:val="40"/>
+          <w:szCs w:val="40"/>
+        </w:rPr>
         <w:t>Practical 4</w:t>
+      </w:r>
+      <w:r>
+        <w:rPr>
+          <w:rFonts w:ascii="Arial" w:eastAsia="Times New Roman" w:hAnsi="Arial" w:cs="Arial"/>
+          <w:b/>
+          <w:bCs/>
+          <w:color w:val="0000FF"/>
+          <w:sz w:val="40"/>
+          <w:szCs w:val="40"/>
+        </w:rPr>
+        <w:t>-</w:t>
+      </w:r>
+      <w:r>
+        <w:rPr>
+          <w:rFonts w:ascii="Arial" w:eastAsia="Times New Roman" w:hAnsi="Arial" w:cs="Arial"/>
+          <w:b/>
+          <w:bCs/>
+          <w:color w:val="0000FF"/>
+          <w:sz w:val="40"/>
+          <w:szCs w:val="40"/>
+        </w:rPr>
+        <w:t xml:space="preserve">Evaluation Metrics for IR Systems </w:t>
+      </w:r>
+    </w:p>
+    <w:p>
+      <w:pPr>
+        <w:spacing w:after="0" w:line="240" w:lineRule="auto"/>
+        <w:jc w:val="center"/>
+        <w:rPr>
+          <w:rFonts w:ascii="Arial" w:eastAsia="Times New Roman" w:hAnsi="Arial" w:cs="Arial"/>
+          <w:b/>
+          <w:bCs/>
+          <w:color w:val="0000FF"/>
+          <w:sz w:val="40"/>
+          <w:szCs w:val="40"/>
+        </w:rPr>
+      </w:pPr>
+      <w:r>
+        <w:rPr>
+          <w:rFonts w:ascii="Arial" w:eastAsia="Times New Roman" w:hAnsi="Arial" w:cs="Arial"/>
+          <w:b/>
+          <w:bCs/>
+          <w:color w:val="0000FF"/>
+          <w:sz w:val="40"/>
+          <w:szCs w:val="40"/>
+        </w:rPr>
+        <w:t xml:space="preserve">• Calculate precision, recall, and F-measure for a given set of retrieval results. </w:t>
+      </w:r>
+    </w:p>
+    <w:p>
+      <w:pPr>
+        <w:spacing w:after="0" w:line="240" w:lineRule="auto"/>
+        <w:jc w:val="center"/>
+        <w:rPr>
+          <w:rFonts w:ascii="Times New Roman" w:eastAsia="Times New Roman" w:hAnsi="Times New Roman" w:cs="Times New Roman"/>
+          <w:sz w:val="24"/>
+          <w:szCs w:val="24"/>
+        </w:rPr>
+      </w:pPr>
+      <w:r>
+        <w:rPr>
+          <w:rFonts w:ascii="Arial" w:eastAsia="Times New Roman" w:hAnsi="Arial" w:cs="Arial"/>
+          <w:b/>
+          <w:bCs/>
+          <w:color w:val="0000FF"/>
+          <w:sz w:val="40"/>
+          <w:szCs w:val="40"/>
+        </w:rPr>
+        <w:t>• Use an evaluation toolkit to measure average precision and other evaluation metrics.</w:t>
       </w:r>
     </w:p>
     <w:p>
@@ -11953,7 +12244,6 @@
           <w:sz w:val="21"/>
           <w:szCs w:val="21"/>
         </w:rPr>
-        <w:lastRenderedPageBreak/>
         <w:t>    </w:t>
       </w:r>
       <w:proofErr w:type="spellStart"/>
@@ -13944,13 +14234,6 @@
         <w:spacing w:after="0" w:line="240" w:lineRule="auto"/>
         <w:jc w:val="center"/>
         <w:rPr>
-          <w:rFonts w:ascii="Times New Roman" w:eastAsia="Times New Roman" w:hAnsi="Times New Roman" w:cs="Times New Roman"/>
-          <w:sz w:val="24"/>
-          <w:szCs w:val="24"/>
-        </w:rPr>
-      </w:pPr>
-      <w:r>
-        <w:rPr>
           <w:rFonts w:ascii="Arial" w:eastAsia="Times New Roman" w:hAnsi="Arial" w:cs="Arial"/>
           <w:b/>
           <w:bCs/>
@@ -13958,7 +14241,86 @@
           <w:sz w:val="40"/>
           <w:szCs w:val="40"/>
         </w:rPr>
+      </w:pPr>
+      <w:r>
+        <w:rPr>
+          <w:rFonts w:ascii="Arial" w:eastAsia="Times New Roman" w:hAnsi="Arial" w:cs="Arial"/>
+          <w:b/>
+          <w:bCs/>
+          <w:color w:val="0000FF"/>
+          <w:sz w:val="40"/>
+          <w:szCs w:val="40"/>
+        </w:rPr>
         <w:t>Practical 5</w:t>
+      </w:r>
+      <w:r>
+        <w:rPr>
+          <w:rFonts w:ascii="Arial" w:eastAsia="Times New Roman" w:hAnsi="Arial" w:cs="Arial"/>
+          <w:b/>
+          <w:bCs/>
+          <w:color w:val="0000FF"/>
+          <w:sz w:val="40"/>
+          <w:szCs w:val="40"/>
+        </w:rPr>
+        <w:t>-</w:t>
+      </w:r>
+      <w:r>
+        <w:rPr>
+          <w:rFonts w:ascii="Arial" w:eastAsia="Times New Roman" w:hAnsi="Arial" w:cs="Arial"/>
+          <w:b/>
+          <w:bCs/>
+          <w:color w:val="0000FF"/>
+          <w:sz w:val="40"/>
+          <w:szCs w:val="40"/>
+        </w:rPr>
+        <w:t xml:space="preserve">Text Categorization </w:t>
+      </w:r>
+    </w:p>
+    <w:p>
+      <w:pPr>
+        <w:spacing w:after="0" w:line="240" w:lineRule="auto"/>
+        <w:jc w:val="center"/>
+        <w:rPr>
+          <w:rFonts w:ascii="Arial" w:eastAsia="Times New Roman" w:hAnsi="Arial" w:cs="Arial"/>
+          <w:b/>
+          <w:bCs/>
+          <w:color w:val="0000FF"/>
+          <w:sz w:val="40"/>
+          <w:szCs w:val="40"/>
+        </w:rPr>
+      </w:pPr>
+      <w:r>
+        <w:rPr>
+          <w:rFonts w:ascii="Arial" w:eastAsia="Times New Roman" w:hAnsi="Arial" w:cs="Arial"/>
+          <w:b/>
+          <w:bCs/>
+          <w:color w:val="0000FF"/>
+          <w:sz w:val="40"/>
+          <w:szCs w:val="40"/>
+        </w:rPr>
+        <w:t xml:space="preserve">Implement a text classification algorithm (e.g., Naive Bayes or Support Vector Machines). </w:t>
+      </w:r>
+    </w:p>
+    <w:p>
+      <w:pPr>
+        <w:spacing w:after="0" w:line="240" w:lineRule="auto"/>
+        <w:jc w:val="center"/>
+        <w:rPr>
+          <w:rFonts w:ascii="Times New Roman" w:eastAsia="Times New Roman" w:hAnsi="Times New Roman" w:cs="Times New Roman"/>
+          <w:sz w:val="24"/>
+          <w:szCs w:val="24"/>
+        </w:rPr>
+      </w:pPr>
+      <w:r>
+        <w:rPr>
+          <w:rFonts w:ascii="Arial" w:eastAsia="Times New Roman" w:hAnsi="Arial" w:cs="Arial"/>
+          <w:b/>
+          <w:bCs/>
+          <w:color w:val="0000FF"/>
+          <w:sz w:val="40"/>
+          <w:szCs w:val="40"/>
+        </w:rPr>
+        <w:t>Train the classifier on a labelled dataset and evaluate its performance.</w:t>
       </w:r>
     </w:p>
     <w:p>
@@ -14034,42 +14396,36 @@
     </w:p>
     <w:p>
       <w:pPr>
-        <w:shd w:val="clear" w:color="auto" w:fill="000000"/>
-        <w:spacing w:after="0" w:line="240" w:lineRule="auto"/>
-        <w:rPr>
-          <w:rFonts w:ascii="Times New Roman" w:eastAsia="Times New Roman" w:hAnsi="Times New Roman" w:cs="Times New Roman"/>
-          <w:sz w:val="24"/>
-          <w:szCs w:val="24"/>
-          <w:lang w:val="en-IN"/>
-        </w:rPr>
-      </w:pPr>
-      <w:r>
-        <w:rPr>
-          <w:rFonts w:ascii="Times New Roman" w:eastAsia="Times New Roman" w:hAnsi="Times New Roman" w:cs="Times New Roman"/>
-          <w:sz w:val="24"/>
-          <w:szCs w:val="24"/>
-          <w:lang w:val="en-IN"/>
+        <w:spacing w:after="0" w:line="240" w:lineRule="auto"/>
+        <w:rPr>
+          <w:rFonts w:ascii="Times New Roman" w:eastAsia="Times New Roman" w:hAnsi="Times New Roman" w:cs="Times New Roman"/>
+          <w:sz w:val="24"/>
+          <w:szCs w:val="24"/>
+        </w:rPr>
+      </w:pPr>
+      <w:r>
+        <w:rPr>
+          <w:rFonts w:ascii="Times New Roman" w:eastAsia="Times New Roman" w:hAnsi="Times New Roman" w:cs="Times New Roman"/>
+          <w:sz w:val="24"/>
+          <w:szCs w:val="24"/>
         </w:rPr>
         <w:t>import pandas as pd</w:t>
       </w:r>
     </w:p>
     <w:p>
       <w:pPr>
-        <w:shd w:val="clear" w:color="auto" w:fill="000000"/>
-        <w:spacing w:after="0" w:line="240" w:lineRule="auto"/>
-        <w:rPr>
-          <w:rFonts w:ascii="Times New Roman" w:eastAsia="Times New Roman" w:hAnsi="Times New Roman" w:cs="Times New Roman"/>
-          <w:sz w:val="24"/>
-          <w:szCs w:val="24"/>
-          <w:lang w:val="en-IN"/>
-        </w:rPr>
-      </w:pPr>
-      <w:r>
-        <w:rPr>
-          <w:rFonts w:ascii="Times New Roman" w:eastAsia="Times New Roman" w:hAnsi="Times New Roman" w:cs="Times New Roman"/>
-          <w:sz w:val="24"/>
-          <w:szCs w:val="24"/>
-          <w:lang w:val="en-IN"/>
+        <w:spacing w:after="0" w:line="240" w:lineRule="auto"/>
+        <w:rPr>
+          <w:rFonts w:ascii="Times New Roman" w:eastAsia="Times New Roman" w:hAnsi="Times New Roman" w:cs="Times New Roman"/>
+          <w:sz w:val="24"/>
+          <w:szCs w:val="24"/>
+        </w:rPr>
+      </w:pPr>
+      <w:r>
+        <w:rPr>
+          <w:rFonts w:ascii="Times New Roman" w:eastAsia="Times New Roman" w:hAnsi="Times New Roman" w:cs="Times New Roman"/>
+          <w:sz w:val="24"/>
+          <w:szCs w:val="24"/>
         </w:rPr>
         <w:t xml:space="preserve">from </w:t>
       </w:r>
@@ -14080,7 +14436,6 @@
           <w:rFonts w:ascii="Times New Roman" w:eastAsia="Times New Roman" w:hAnsi="Times New Roman" w:cs="Times New Roman"/>
           <w:sz w:val="24"/>
           <w:szCs w:val="24"/>
-          <w:lang w:val="en-IN"/>
         </w:rPr>
         <w:t>sklearn.model</w:t>
       </w:r>
@@ -14090,7 +14445,6 @@
           <w:rFonts w:ascii="Times New Roman" w:eastAsia="Times New Roman" w:hAnsi="Times New Roman" w:cs="Times New Roman"/>
           <w:sz w:val="24"/>
           <w:szCs w:val="24"/>
-          <w:lang w:val="en-IN"/>
         </w:rPr>
         <w:t>_selection</w:t>
       </w:r>
@@ -14100,7 +14454,6 @@
           <w:rFonts w:ascii="Times New Roman" w:eastAsia="Times New Roman" w:hAnsi="Times New Roman" w:cs="Times New Roman"/>
           <w:sz w:val="24"/>
           <w:szCs w:val="24"/>
-          <w:lang w:val="en-IN"/>
         </w:rPr>
         <w:t xml:space="preserve"> import </w:t>
       </w:r>
@@ -14110,7 +14463,6 @@
           <w:rFonts w:ascii="Times New Roman" w:eastAsia="Times New Roman" w:hAnsi="Times New Roman" w:cs="Times New Roman"/>
           <w:sz w:val="24"/>
           <w:szCs w:val="24"/>
-          <w:lang w:val="en-IN"/>
         </w:rPr>
         <w:t>train_test_split</w:t>
       </w:r>
@@ -14118,21 +14470,18 @@
     </w:p>
     <w:p>
       <w:pPr>
-        <w:shd w:val="clear" w:color="auto" w:fill="000000"/>
-        <w:spacing w:after="0" w:line="240" w:lineRule="auto"/>
-        <w:rPr>
-          <w:rFonts w:ascii="Times New Roman" w:eastAsia="Times New Roman" w:hAnsi="Times New Roman" w:cs="Times New Roman"/>
-          <w:sz w:val="24"/>
-          <w:szCs w:val="24"/>
-          <w:lang w:val="en-IN"/>
-        </w:rPr>
-      </w:pPr>
-      <w:r>
-        <w:rPr>
-          <w:rFonts w:ascii="Times New Roman" w:eastAsia="Times New Roman" w:hAnsi="Times New Roman" w:cs="Times New Roman"/>
-          <w:sz w:val="24"/>
-          <w:szCs w:val="24"/>
-          <w:lang w:val="en-IN"/>
+        <w:spacing w:after="0" w:line="240" w:lineRule="auto"/>
+        <w:rPr>
+          <w:rFonts w:ascii="Times New Roman" w:eastAsia="Times New Roman" w:hAnsi="Times New Roman" w:cs="Times New Roman"/>
+          <w:sz w:val="24"/>
+          <w:szCs w:val="24"/>
+        </w:rPr>
+      </w:pPr>
+      <w:r>
+        <w:rPr>
+          <w:rFonts w:ascii="Times New Roman" w:eastAsia="Times New Roman" w:hAnsi="Times New Roman" w:cs="Times New Roman"/>
+          <w:sz w:val="24"/>
+          <w:szCs w:val="24"/>
         </w:rPr>
         <w:t xml:space="preserve">from </w:t>
       </w:r>
@@ -14143,7 +14492,6 @@
           <w:rFonts w:ascii="Times New Roman" w:eastAsia="Times New Roman" w:hAnsi="Times New Roman" w:cs="Times New Roman"/>
           <w:sz w:val="24"/>
           <w:szCs w:val="24"/>
-          <w:lang w:val="en-IN"/>
         </w:rPr>
         <w:t>sklearn.feature</w:t>
       </w:r>
@@ -14153,7 +14501,6 @@
           <w:rFonts w:ascii="Times New Roman" w:eastAsia="Times New Roman" w:hAnsi="Times New Roman" w:cs="Times New Roman"/>
           <w:sz w:val="24"/>
           <w:szCs w:val="24"/>
-          <w:lang w:val="en-IN"/>
         </w:rPr>
         <w:t>_extraction.text</w:t>
       </w:r>
@@ -14163,7 +14510,6 @@
           <w:rFonts w:ascii="Times New Roman" w:eastAsia="Times New Roman" w:hAnsi="Times New Roman" w:cs="Times New Roman"/>
           <w:sz w:val="24"/>
           <w:szCs w:val="24"/>
-          <w:lang w:val="en-IN"/>
         </w:rPr>
         <w:t xml:space="preserve"> import </w:t>
       </w:r>
@@ -14173,7 +14519,6 @@
           <w:rFonts w:ascii="Times New Roman" w:eastAsia="Times New Roman" w:hAnsi="Times New Roman" w:cs="Times New Roman"/>
           <w:sz w:val="24"/>
           <w:szCs w:val="24"/>
-          <w:lang w:val="en-IN"/>
         </w:rPr>
         <w:t>CountVectorizer</w:t>
       </w:r>
@@ -14181,21 +14526,18 @@
     </w:p>
     <w:p>
       <w:pPr>
-        <w:shd w:val="clear" w:color="auto" w:fill="000000"/>
-        <w:spacing w:after="0" w:line="240" w:lineRule="auto"/>
-        <w:rPr>
-          <w:rFonts w:ascii="Times New Roman" w:eastAsia="Times New Roman" w:hAnsi="Times New Roman" w:cs="Times New Roman"/>
-          <w:sz w:val="24"/>
-          <w:szCs w:val="24"/>
-          <w:lang w:val="en-IN"/>
-        </w:rPr>
-      </w:pPr>
-      <w:r>
-        <w:rPr>
-          <w:rFonts w:ascii="Times New Roman" w:eastAsia="Times New Roman" w:hAnsi="Times New Roman" w:cs="Times New Roman"/>
-          <w:sz w:val="24"/>
-          <w:szCs w:val="24"/>
-          <w:lang w:val="en-IN"/>
+        <w:spacing w:after="0" w:line="240" w:lineRule="auto"/>
+        <w:rPr>
+          <w:rFonts w:ascii="Times New Roman" w:eastAsia="Times New Roman" w:hAnsi="Times New Roman" w:cs="Times New Roman"/>
+          <w:sz w:val="24"/>
+          <w:szCs w:val="24"/>
+        </w:rPr>
+      </w:pPr>
+      <w:r>
+        <w:rPr>
+          <w:rFonts w:ascii="Times New Roman" w:eastAsia="Times New Roman" w:hAnsi="Times New Roman" w:cs="Times New Roman"/>
+          <w:sz w:val="24"/>
+          <w:szCs w:val="24"/>
         </w:rPr>
         <w:t xml:space="preserve">from </w:t>
       </w:r>
@@ -14206,7 +14548,6 @@
           <w:rFonts w:ascii="Times New Roman" w:eastAsia="Times New Roman" w:hAnsi="Times New Roman" w:cs="Times New Roman"/>
           <w:sz w:val="24"/>
           <w:szCs w:val="24"/>
-          <w:lang w:val="en-IN"/>
         </w:rPr>
         <w:t>sklearn.naive</w:t>
       </w:r>
@@ -14216,7 +14557,6 @@
           <w:rFonts w:ascii="Times New Roman" w:eastAsia="Times New Roman" w:hAnsi="Times New Roman" w:cs="Times New Roman"/>
           <w:sz w:val="24"/>
           <w:szCs w:val="24"/>
-          <w:lang w:val="en-IN"/>
         </w:rPr>
         <w:t>_bayes</w:t>
       </w:r>
@@ -14226,7 +14566,6 @@
           <w:rFonts w:ascii="Times New Roman" w:eastAsia="Times New Roman" w:hAnsi="Times New Roman" w:cs="Times New Roman"/>
           <w:sz w:val="24"/>
           <w:szCs w:val="24"/>
-          <w:lang w:val="en-IN"/>
         </w:rPr>
         <w:t xml:space="preserve"> import </w:t>
       </w:r>
@@ -14236,7 +14575,6 @@
           <w:rFonts w:ascii="Times New Roman" w:eastAsia="Times New Roman" w:hAnsi="Times New Roman" w:cs="Times New Roman"/>
           <w:sz w:val="24"/>
           <w:szCs w:val="24"/>
-          <w:lang w:val="en-IN"/>
         </w:rPr>
         <w:t>MultinomialNB</w:t>
       </w:r>
@@ -14244,21 +14582,18 @@
     </w:p>
     <w:p>
       <w:pPr>
-        <w:shd w:val="clear" w:color="auto" w:fill="000000"/>
-        <w:spacing w:after="0" w:line="240" w:lineRule="auto"/>
-        <w:rPr>
-          <w:rFonts w:ascii="Times New Roman" w:eastAsia="Times New Roman" w:hAnsi="Times New Roman" w:cs="Times New Roman"/>
-          <w:sz w:val="24"/>
-          <w:szCs w:val="24"/>
-          <w:lang w:val="en-IN"/>
-        </w:rPr>
-      </w:pPr>
-      <w:r>
-        <w:rPr>
-          <w:rFonts w:ascii="Times New Roman" w:eastAsia="Times New Roman" w:hAnsi="Times New Roman" w:cs="Times New Roman"/>
-          <w:sz w:val="24"/>
-          <w:szCs w:val="24"/>
-          <w:lang w:val="en-IN"/>
+        <w:spacing w:after="0" w:line="240" w:lineRule="auto"/>
+        <w:rPr>
+          <w:rFonts w:ascii="Times New Roman" w:eastAsia="Times New Roman" w:hAnsi="Times New Roman" w:cs="Times New Roman"/>
+          <w:sz w:val="24"/>
+          <w:szCs w:val="24"/>
+        </w:rPr>
+      </w:pPr>
+      <w:r>
+        <w:rPr>
+          <w:rFonts w:ascii="Times New Roman" w:eastAsia="Times New Roman" w:hAnsi="Times New Roman" w:cs="Times New Roman"/>
+          <w:sz w:val="24"/>
+          <w:szCs w:val="24"/>
         </w:rPr>
         <w:t xml:space="preserve">from </w:t>
       </w:r>
@@ -14269,7 +14604,6 @@
           <w:rFonts w:ascii="Times New Roman" w:eastAsia="Times New Roman" w:hAnsi="Times New Roman" w:cs="Times New Roman"/>
           <w:sz w:val="24"/>
           <w:szCs w:val="24"/>
-          <w:lang w:val="en-IN"/>
         </w:rPr>
         <w:t>sklearn.metrics</w:t>
       </w:r>
@@ -14280,7 +14614,6 @@
           <w:rFonts w:ascii="Times New Roman" w:eastAsia="Times New Roman" w:hAnsi="Times New Roman" w:cs="Times New Roman"/>
           <w:sz w:val="24"/>
           <w:szCs w:val="24"/>
-          <w:lang w:val="en-IN"/>
         </w:rPr>
         <w:t xml:space="preserve"> import </w:t>
       </w:r>
@@ -14290,7 +14623,6 @@
           <w:rFonts w:ascii="Times New Roman" w:eastAsia="Times New Roman" w:hAnsi="Times New Roman" w:cs="Times New Roman"/>
           <w:sz w:val="24"/>
           <w:szCs w:val="24"/>
-          <w:lang w:val="en-IN"/>
         </w:rPr>
         <w:t>accuracy_score</w:t>
       </w:r>
@@ -14300,7 +14632,6 @@
           <w:rFonts w:ascii="Times New Roman" w:eastAsia="Times New Roman" w:hAnsi="Times New Roman" w:cs="Times New Roman"/>
           <w:sz w:val="24"/>
           <w:szCs w:val="24"/>
-          <w:lang w:val="en-IN"/>
         </w:rPr>
         <w:t xml:space="preserve">, </w:t>
       </w:r>
@@ -14310,7 +14641,6 @@
           <w:rFonts w:ascii="Times New Roman" w:eastAsia="Times New Roman" w:hAnsi="Times New Roman" w:cs="Times New Roman"/>
           <w:sz w:val="24"/>
           <w:szCs w:val="24"/>
-          <w:lang w:val="en-IN"/>
         </w:rPr>
         <w:t>classification_report</w:t>
       </w:r>
@@ -14318,34 +14648,29 @@
     </w:p>
     <w:p>
       <w:pPr>
-        <w:shd w:val="clear" w:color="auto" w:fill="000000"/>
-        <w:spacing w:after="0" w:line="240" w:lineRule="auto"/>
-        <w:rPr>
-          <w:rFonts w:ascii="Times New Roman" w:eastAsia="Times New Roman" w:hAnsi="Times New Roman" w:cs="Times New Roman"/>
-          <w:sz w:val="24"/>
-          <w:szCs w:val="24"/>
-          <w:lang w:val="en-IN"/>
-        </w:rPr>
-      </w:pPr>
-    </w:p>
-    <w:p>
-      <w:pPr>
-        <w:shd w:val="clear" w:color="auto" w:fill="000000"/>
-        <w:spacing w:after="0" w:line="240" w:lineRule="auto"/>
-        <w:rPr>
-          <w:rFonts w:ascii="Times New Roman" w:eastAsia="Times New Roman" w:hAnsi="Times New Roman" w:cs="Times New Roman"/>
-          <w:sz w:val="24"/>
-          <w:szCs w:val="24"/>
-          <w:lang w:val="en-IN"/>
-        </w:rPr>
-      </w:pPr>
-      <w:proofErr w:type="spellStart"/>
-      <w:r>
-        <w:rPr>
-          <w:rFonts w:ascii="Times New Roman" w:eastAsia="Times New Roman" w:hAnsi="Times New Roman" w:cs="Times New Roman"/>
-          <w:sz w:val="24"/>
-          <w:szCs w:val="24"/>
-          <w:lang w:val="en-IN"/>
+        <w:spacing w:after="0" w:line="240" w:lineRule="auto"/>
+        <w:rPr>
+          <w:rFonts w:ascii="Times New Roman" w:eastAsia="Times New Roman" w:hAnsi="Times New Roman" w:cs="Times New Roman"/>
+          <w:sz w:val="24"/>
+          <w:szCs w:val="24"/>
+        </w:rPr>
+      </w:pPr>
+    </w:p>
+    <w:p>
+      <w:pPr>
+        <w:spacing w:after="0" w:line="240" w:lineRule="auto"/>
+        <w:rPr>
+          <w:rFonts w:ascii="Times New Roman" w:eastAsia="Times New Roman" w:hAnsi="Times New Roman" w:cs="Times New Roman"/>
+          <w:sz w:val="24"/>
+          <w:szCs w:val="24"/>
+        </w:rPr>
+      </w:pPr>
+      <w:proofErr w:type="spellStart"/>
+      <w:r>
+        <w:rPr>
+          <w:rFonts w:ascii="Times New Roman" w:eastAsia="Times New Roman" w:hAnsi="Times New Roman" w:cs="Times New Roman"/>
+          <w:sz w:val="24"/>
+          <w:szCs w:val="24"/>
         </w:rPr>
         <w:t>df</w:t>
       </w:r>
@@ -14355,7 +14680,6 @@
           <w:rFonts w:ascii="Times New Roman" w:eastAsia="Times New Roman" w:hAnsi="Times New Roman" w:cs="Times New Roman"/>
           <w:sz w:val="24"/>
           <w:szCs w:val="24"/>
-          <w:lang w:val="en-IN"/>
         </w:rPr>
         <w:t>=</w:t>
       </w:r>
@@ -14366,7 +14690,6 @@
           <w:rFonts w:ascii="Times New Roman" w:eastAsia="Times New Roman" w:hAnsi="Times New Roman" w:cs="Times New Roman"/>
           <w:sz w:val="24"/>
           <w:szCs w:val="24"/>
-          <w:lang w:val="en-IN"/>
         </w:rPr>
         <w:t>pd.read</w:t>
       </w:r>
@@ -14376,7 +14699,6 @@
           <w:rFonts w:ascii="Times New Roman" w:eastAsia="Times New Roman" w:hAnsi="Times New Roman" w:cs="Times New Roman"/>
           <w:sz w:val="24"/>
           <w:szCs w:val="24"/>
-          <w:lang w:val="en-IN"/>
         </w:rPr>
         <w:t>_csv</w:t>
       </w:r>
@@ -14386,28 +14708,24 @@
           <w:rFonts w:ascii="Times New Roman" w:eastAsia="Times New Roman" w:hAnsi="Times New Roman" w:cs="Times New Roman"/>
           <w:sz w:val="24"/>
           <w:szCs w:val="24"/>
-          <w:lang w:val="en-IN"/>
         </w:rPr>
         <w:t>("Prac_5_data1.csv")</w:t>
       </w:r>
     </w:p>
     <w:p>
       <w:pPr>
-        <w:shd w:val="clear" w:color="auto" w:fill="000000"/>
-        <w:spacing w:after="0" w:line="240" w:lineRule="auto"/>
-        <w:rPr>
-          <w:rFonts w:ascii="Times New Roman" w:eastAsia="Times New Roman" w:hAnsi="Times New Roman" w:cs="Times New Roman"/>
-          <w:sz w:val="24"/>
-          <w:szCs w:val="24"/>
-          <w:lang w:val="en-IN"/>
-        </w:rPr>
-      </w:pPr>
-      <w:r>
-        <w:rPr>
-          <w:rFonts w:ascii="Times New Roman" w:eastAsia="Times New Roman" w:hAnsi="Times New Roman" w:cs="Times New Roman"/>
-          <w:sz w:val="24"/>
-          <w:szCs w:val="24"/>
-          <w:lang w:val="en-IN"/>
+        <w:spacing w:after="0" w:line="240" w:lineRule="auto"/>
+        <w:rPr>
+          <w:rFonts w:ascii="Times New Roman" w:eastAsia="Times New Roman" w:hAnsi="Times New Roman" w:cs="Times New Roman"/>
+          <w:sz w:val="24"/>
+          <w:szCs w:val="24"/>
+        </w:rPr>
+      </w:pPr>
+      <w:r>
+        <w:rPr>
+          <w:rFonts w:ascii="Times New Roman" w:eastAsia="Times New Roman" w:hAnsi="Times New Roman" w:cs="Times New Roman"/>
+          <w:sz w:val="24"/>
+          <w:szCs w:val="24"/>
         </w:rPr>
         <w:t>data=</w:t>
       </w:r>
@@ -14417,7 +14735,6 @@
           <w:rFonts w:ascii="Times New Roman" w:eastAsia="Times New Roman" w:hAnsi="Times New Roman" w:cs="Times New Roman"/>
           <w:sz w:val="24"/>
           <w:szCs w:val="24"/>
-          <w:lang w:val="en-IN"/>
         </w:rPr>
         <w:t>df</w:t>
       </w:r>
@@ -14427,7 +14744,6 @@
           <w:rFonts w:ascii="Times New Roman" w:eastAsia="Times New Roman" w:hAnsi="Times New Roman" w:cs="Times New Roman"/>
           <w:sz w:val="24"/>
           <w:szCs w:val="24"/>
-          <w:lang w:val="en-IN"/>
         </w:rPr>
         <w:t>["covid</w:t>
       </w:r>
@@ -14437,7 +14753,6 @@
           <w:rFonts w:ascii="Times New Roman" w:eastAsia="Times New Roman" w:hAnsi="Times New Roman" w:cs="Times New Roman"/>
           <w:sz w:val="24"/>
           <w:szCs w:val="24"/>
-          <w:lang w:val="en-IN"/>
         </w:rPr>
         <w:t>"]+</w:t>
       </w:r>
@@ -14447,7 +14762,6 @@
           <w:rFonts w:ascii="Times New Roman" w:eastAsia="Times New Roman" w:hAnsi="Times New Roman" w:cs="Times New Roman"/>
           <w:sz w:val="24"/>
           <w:szCs w:val="24"/>
-          <w:lang w:val="en-IN"/>
         </w:rPr>
         <w:t>""+</w:t>
       </w:r>
@@ -14457,7 +14771,6 @@
           <w:rFonts w:ascii="Times New Roman" w:eastAsia="Times New Roman" w:hAnsi="Times New Roman" w:cs="Times New Roman"/>
           <w:sz w:val="24"/>
           <w:szCs w:val="24"/>
-          <w:lang w:val="en-IN"/>
         </w:rPr>
         <w:t>df</w:t>
       </w:r>
@@ -14467,28 +14780,24 @@
           <w:rFonts w:ascii="Times New Roman" w:eastAsia="Times New Roman" w:hAnsi="Times New Roman" w:cs="Times New Roman"/>
           <w:sz w:val="24"/>
           <w:szCs w:val="24"/>
-          <w:lang w:val="en-IN"/>
         </w:rPr>
         <w:t>["fever"]</w:t>
       </w:r>
     </w:p>
     <w:p>
       <w:pPr>
-        <w:shd w:val="clear" w:color="auto" w:fill="000000"/>
-        <w:spacing w:after="0" w:line="240" w:lineRule="auto"/>
-        <w:rPr>
-          <w:rFonts w:ascii="Times New Roman" w:eastAsia="Times New Roman" w:hAnsi="Times New Roman" w:cs="Times New Roman"/>
-          <w:sz w:val="24"/>
-          <w:szCs w:val="24"/>
-          <w:lang w:val="en-IN"/>
-        </w:rPr>
-      </w:pPr>
-      <w:r>
-        <w:rPr>
-          <w:rFonts w:ascii="Times New Roman" w:eastAsia="Times New Roman" w:hAnsi="Times New Roman" w:cs="Times New Roman"/>
-          <w:sz w:val="24"/>
-          <w:szCs w:val="24"/>
-          <w:lang w:val="en-IN"/>
+        <w:spacing w:after="0" w:line="240" w:lineRule="auto"/>
+        <w:rPr>
+          <w:rFonts w:ascii="Times New Roman" w:eastAsia="Times New Roman" w:hAnsi="Times New Roman" w:cs="Times New Roman"/>
+          <w:sz w:val="24"/>
+          <w:szCs w:val="24"/>
+        </w:rPr>
+      </w:pPr>
+      <w:r>
+        <w:rPr>
+          <w:rFonts w:ascii="Times New Roman" w:eastAsia="Times New Roman" w:hAnsi="Times New Roman" w:cs="Times New Roman"/>
+          <w:sz w:val="24"/>
+          <w:szCs w:val="24"/>
         </w:rPr>
         <w:t>X=</w:t>
       </w:r>
@@ -14498,7 +14807,6 @@
           <w:rFonts w:ascii="Times New Roman" w:eastAsia="Times New Roman" w:hAnsi="Times New Roman" w:cs="Times New Roman"/>
           <w:sz w:val="24"/>
           <w:szCs w:val="24"/>
-          <w:lang w:val="en-IN"/>
         </w:rPr>
         <w:t>data.astype</w:t>
       </w:r>
@@ -14508,28 +14816,24 @@
           <w:rFonts w:ascii="Times New Roman" w:eastAsia="Times New Roman" w:hAnsi="Times New Roman" w:cs="Times New Roman"/>
           <w:sz w:val="24"/>
           <w:szCs w:val="24"/>
-          <w:lang w:val="en-IN"/>
         </w:rPr>
         <w:t>(str)</w:t>
       </w:r>
     </w:p>
     <w:p>
       <w:pPr>
-        <w:shd w:val="clear" w:color="auto" w:fill="000000"/>
-        <w:spacing w:after="0" w:line="240" w:lineRule="auto"/>
-        <w:rPr>
-          <w:rFonts w:ascii="Times New Roman" w:eastAsia="Times New Roman" w:hAnsi="Times New Roman" w:cs="Times New Roman"/>
-          <w:sz w:val="24"/>
-          <w:szCs w:val="24"/>
-          <w:lang w:val="en-IN"/>
-        </w:rPr>
-      </w:pPr>
-      <w:r>
-        <w:rPr>
-          <w:rFonts w:ascii="Times New Roman" w:eastAsia="Times New Roman" w:hAnsi="Times New Roman" w:cs="Times New Roman"/>
-          <w:sz w:val="24"/>
-          <w:szCs w:val="24"/>
-          <w:lang w:val="en-IN"/>
+        <w:spacing w:after="0" w:line="240" w:lineRule="auto"/>
+        <w:rPr>
+          <w:rFonts w:ascii="Times New Roman" w:eastAsia="Times New Roman" w:hAnsi="Times New Roman" w:cs="Times New Roman"/>
+          <w:sz w:val="24"/>
+          <w:szCs w:val="24"/>
+        </w:rPr>
+      </w:pPr>
+      <w:r>
+        <w:rPr>
+          <w:rFonts w:ascii="Times New Roman" w:eastAsia="Times New Roman" w:hAnsi="Times New Roman" w:cs="Times New Roman"/>
+          <w:sz w:val="24"/>
+          <w:szCs w:val="24"/>
         </w:rPr>
         <w:t>Y=</w:t>
       </w:r>
@@ -14539,7 +14843,6 @@
           <w:rFonts w:ascii="Times New Roman" w:eastAsia="Times New Roman" w:hAnsi="Times New Roman" w:cs="Times New Roman"/>
           <w:sz w:val="24"/>
           <w:szCs w:val="24"/>
-          <w:lang w:val="en-IN"/>
         </w:rPr>
         <w:t>df</w:t>
       </w:r>
@@ -14549,228 +14852,2228 @@
           <w:rFonts w:ascii="Times New Roman" w:eastAsia="Times New Roman" w:hAnsi="Times New Roman" w:cs="Times New Roman"/>
           <w:sz w:val="24"/>
           <w:szCs w:val="24"/>
-          <w:lang w:val="en-IN"/>
         </w:rPr>
         <w:t>["flu"]</w:t>
       </w:r>
     </w:p>
     <w:p>
       <w:pPr>
-        <w:shd w:val="clear" w:color="auto" w:fill="000000"/>
-        <w:spacing w:after="0" w:line="240" w:lineRule="auto"/>
-        <w:rPr>
-          <w:rFonts w:ascii="Times New Roman" w:eastAsia="Times New Roman" w:hAnsi="Times New Roman" w:cs="Times New Roman"/>
-          <w:sz w:val="24"/>
-          <w:szCs w:val="24"/>
-          <w:lang w:val="en-IN"/>
-        </w:rPr>
-      </w:pPr>
-    </w:p>
-    <w:p>
-      <w:pPr>
-        <w:shd w:val="clear" w:color="auto" w:fill="000000"/>
-        <w:spacing w:after="0" w:line="240" w:lineRule="auto"/>
-        <w:rPr>
-          <w:rFonts w:ascii="Times New Roman" w:eastAsia="Times New Roman" w:hAnsi="Times New Roman" w:cs="Times New Roman"/>
-          <w:sz w:val="24"/>
-          <w:szCs w:val="24"/>
-          <w:lang w:val="en-IN"/>
-        </w:rPr>
-      </w:pPr>
-      <w:proofErr w:type="spellStart"/>
-      <w:r>
-        <w:rPr>
-          <w:rFonts w:ascii="Times New Roman" w:eastAsia="Times New Roman" w:hAnsi="Times New Roman" w:cs="Times New Roman"/>
-          <w:sz w:val="24"/>
-          <w:szCs w:val="24"/>
-          <w:lang w:val="en-IN"/>
+        <w:spacing w:after="0" w:line="240" w:lineRule="auto"/>
+        <w:rPr>
+          <w:rFonts w:ascii="Times New Roman" w:eastAsia="Times New Roman" w:hAnsi="Times New Roman" w:cs="Times New Roman"/>
+          <w:sz w:val="24"/>
+          <w:szCs w:val="24"/>
+        </w:rPr>
+      </w:pPr>
+    </w:p>
+    <w:p>
+      <w:pPr>
+        <w:spacing w:after="0" w:line="240" w:lineRule="auto"/>
+        <w:rPr>
+          <w:rFonts w:ascii="Times New Roman" w:eastAsia="Times New Roman" w:hAnsi="Times New Roman" w:cs="Times New Roman"/>
+          <w:sz w:val="24"/>
+          <w:szCs w:val="24"/>
+        </w:rPr>
+      </w:pPr>
+      <w:proofErr w:type="spellStart"/>
+      <w:r>
+        <w:rPr>
+          <w:rFonts w:ascii="Times New Roman" w:eastAsia="Times New Roman" w:hAnsi="Times New Roman" w:cs="Times New Roman"/>
+          <w:sz w:val="24"/>
+          <w:szCs w:val="24"/>
+        </w:rPr>
+        <w:t>X_train</w:t>
+      </w:r>
+      <w:proofErr w:type="spellEnd"/>
+      <w:r>
+        <w:rPr>
+          <w:rFonts w:ascii="Times New Roman" w:eastAsia="Times New Roman" w:hAnsi="Times New Roman" w:cs="Times New Roman"/>
+          <w:sz w:val="24"/>
+          <w:szCs w:val="24"/>
+        </w:rPr>
+        <w:t xml:space="preserve">, </w:t>
+      </w:r>
+      <w:proofErr w:type="spellStart"/>
+      <w:r>
+        <w:rPr>
+          <w:rFonts w:ascii="Times New Roman" w:eastAsia="Times New Roman" w:hAnsi="Times New Roman" w:cs="Times New Roman"/>
+          <w:sz w:val="24"/>
+          <w:szCs w:val="24"/>
+        </w:rPr>
+        <w:t>X_test</w:t>
+      </w:r>
+      <w:proofErr w:type="spellEnd"/>
+      <w:r>
+        <w:rPr>
+          <w:rFonts w:ascii="Times New Roman" w:eastAsia="Times New Roman" w:hAnsi="Times New Roman" w:cs="Times New Roman"/>
+          <w:sz w:val="24"/>
+          <w:szCs w:val="24"/>
+        </w:rPr>
+        <w:t xml:space="preserve">, </w:t>
+      </w:r>
+      <w:proofErr w:type="spellStart"/>
+      <w:r>
+        <w:rPr>
+          <w:rFonts w:ascii="Times New Roman" w:eastAsia="Times New Roman" w:hAnsi="Times New Roman" w:cs="Times New Roman"/>
+          <w:sz w:val="24"/>
+          <w:szCs w:val="24"/>
+        </w:rPr>
+        <w:t>Y_train</w:t>
+      </w:r>
+      <w:proofErr w:type="spellEnd"/>
+      <w:r>
+        <w:rPr>
+          <w:rFonts w:ascii="Times New Roman" w:eastAsia="Times New Roman" w:hAnsi="Times New Roman" w:cs="Times New Roman"/>
+          <w:sz w:val="24"/>
+          <w:szCs w:val="24"/>
+        </w:rPr>
+        <w:t xml:space="preserve">, </w:t>
+      </w:r>
+      <w:proofErr w:type="spellStart"/>
+      <w:r>
+        <w:rPr>
+          <w:rFonts w:ascii="Times New Roman" w:eastAsia="Times New Roman" w:hAnsi="Times New Roman" w:cs="Times New Roman"/>
+          <w:sz w:val="24"/>
+          <w:szCs w:val="24"/>
+        </w:rPr>
+        <w:t>Y_test</w:t>
+      </w:r>
+      <w:proofErr w:type="spellEnd"/>
+      <w:r>
+        <w:rPr>
+          <w:rFonts w:ascii="Times New Roman" w:eastAsia="Times New Roman" w:hAnsi="Times New Roman" w:cs="Times New Roman"/>
+          <w:sz w:val="24"/>
+          <w:szCs w:val="24"/>
+        </w:rPr>
+        <w:t>=</w:t>
+      </w:r>
+      <w:proofErr w:type="spellStart"/>
+      <w:r>
+        <w:rPr>
+          <w:rFonts w:ascii="Times New Roman" w:eastAsia="Times New Roman" w:hAnsi="Times New Roman" w:cs="Times New Roman"/>
+          <w:sz w:val="24"/>
+          <w:szCs w:val="24"/>
+        </w:rPr>
+        <w:t>train_test_</w:t>
+      </w:r>
+      <w:proofErr w:type="gramStart"/>
+      <w:r>
+        <w:rPr>
+          <w:rFonts w:ascii="Times New Roman" w:eastAsia="Times New Roman" w:hAnsi="Times New Roman" w:cs="Times New Roman"/>
+          <w:sz w:val="24"/>
+          <w:szCs w:val="24"/>
+        </w:rPr>
+        <w:t>split</w:t>
+      </w:r>
+      <w:proofErr w:type="spellEnd"/>
+      <w:r>
+        <w:rPr>
+          <w:rFonts w:ascii="Times New Roman" w:eastAsia="Times New Roman" w:hAnsi="Times New Roman" w:cs="Times New Roman"/>
+          <w:sz w:val="24"/>
+          <w:szCs w:val="24"/>
+        </w:rPr>
+        <w:t>(</w:t>
+      </w:r>
+      <w:proofErr w:type="gramEnd"/>
+      <w:r>
+        <w:rPr>
+          <w:rFonts w:ascii="Times New Roman" w:eastAsia="Times New Roman" w:hAnsi="Times New Roman" w:cs="Times New Roman"/>
+          <w:sz w:val="24"/>
+          <w:szCs w:val="24"/>
+        </w:rPr>
+        <w:t xml:space="preserve">X, Y, </w:t>
+      </w:r>
+      <w:proofErr w:type="spellStart"/>
+      <w:r>
+        <w:rPr>
+          <w:rFonts w:ascii="Times New Roman" w:eastAsia="Times New Roman" w:hAnsi="Times New Roman" w:cs="Times New Roman"/>
+          <w:sz w:val="24"/>
+          <w:szCs w:val="24"/>
+        </w:rPr>
+        <w:t>test_size</w:t>
+      </w:r>
+      <w:proofErr w:type="spellEnd"/>
+      <w:r>
+        <w:rPr>
+          <w:rFonts w:ascii="Times New Roman" w:eastAsia="Times New Roman" w:hAnsi="Times New Roman" w:cs="Times New Roman"/>
+          <w:sz w:val="24"/>
+          <w:szCs w:val="24"/>
+        </w:rPr>
+        <w:t xml:space="preserve">=0.2, </w:t>
+      </w:r>
+      <w:proofErr w:type="spellStart"/>
+      <w:r>
+        <w:rPr>
+          <w:rFonts w:ascii="Times New Roman" w:eastAsia="Times New Roman" w:hAnsi="Times New Roman" w:cs="Times New Roman"/>
+          <w:sz w:val="24"/>
+          <w:szCs w:val="24"/>
+        </w:rPr>
+        <w:t>random_state</w:t>
+      </w:r>
+      <w:proofErr w:type="spellEnd"/>
+      <w:r>
+        <w:rPr>
+          <w:rFonts w:ascii="Times New Roman" w:eastAsia="Times New Roman" w:hAnsi="Times New Roman" w:cs="Times New Roman"/>
+          <w:sz w:val="24"/>
+          <w:szCs w:val="24"/>
+        </w:rPr>
+        <w:t>=42)</w:t>
+      </w:r>
+    </w:p>
+    <w:p>
+      <w:pPr>
+        <w:spacing w:after="0" w:line="240" w:lineRule="auto"/>
+        <w:rPr>
+          <w:rFonts w:ascii="Times New Roman" w:eastAsia="Times New Roman" w:hAnsi="Times New Roman" w:cs="Times New Roman"/>
+          <w:sz w:val="24"/>
+          <w:szCs w:val="24"/>
+        </w:rPr>
+      </w:pPr>
+    </w:p>
+    <w:p>
+      <w:pPr>
+        <w:spacing w:after="0" w:line="240" w:lineRule="auto"/>
+        <w:rPr>
+          <w:rFonts w:ascii="Times New Roman" w:eastAsia="Times New Roman" w:hAnsi="Times New Roman" w:cs="Times New Roman"/>
+          <w:sz w:val="24"/>
+          <w:szCs w:val="24"/>
+        </w:rPr>
+      </w:pPr>
+      <w:r>
+        <w:rPr>
+          <w:rFonts w:ascii="Times New Roman" w:eastAsia="Times New Roman" w:hAnsi="Times New Roman" w:cs="Times New Roman"/>
+          <w:sz w:val="24"/>
+          <w:szCs w:val="24"/>
+        </w:rPr>
+        <w:t>vectorizer=</w:t>
+      </w:r>
+      <w:proofErr w:type="spellStart"/>
+      <w:proofErr w:type="gramStart"/>
+      <w:r>
+        <w:rPr>
+          <w:rFonts w:ascii="Times New Roman" w:eastAsia="Times New Roman" w:hAnsi="Times New Roman" w:cs="Times New Roman"/>
+          <w:sz w:val="24"/>
+          <w:szCs w:val="24"/>
+        </w:rPr>
+        <w:t>CountVectorizer</w:t>
+      </w:r>
+      <w:proofErr w:type="spellEnd"/>
+      <w:r>
+        <w:rPr>
+          <w:rFonts w:ascii="Times New Roman" w:eastAsia="Times New Roman" w:hAnsi="Times New Roman" w:cs="Times New Roman"/>
+          <w:sz w:val="24"/>
+          <w:szCs w:val="24"/>
+        </w:rPr>
+        <w:t>(</w:t>
+      </w:r>
+      <w:proofErr w:type="gramEnd"/>
+      <w:r>
+        <w:rPr>
+          <w:rFonts w:ascii="Times New Roman" w:eastAsia="Times New Roman" w:hAnsi="Times New Roman" w:cs="Times New Roman"/>
+          <w:sz w:val="24"/>
+          <w:szCs w:val="24"/>
+        </w:rPr>
+        <w:t>)</w:t>
+      </w:r>
+    </w:p>
+    <w:p>
+      <w:pPr>
+        <w:spacing w:after="0" w:line="240" w:lineRule="auto"/>
+        <w:rPr>
+          <w:rFonts w:ascii="Times New Roman" w:eastAsia="Times New Roman" w:hAnsi="Times New Roman" w:cs="Times New Roman"/>
+          <w:sz w:val="24"/>
+          <w:szCs w:val="24"/>
+        </w:rPr>
+      </w:pPr>
+      <w:proofErr w:type="spellStart"/>
+      <w:r>
+        <w:rPr>
+          <w:rFonts w:ascii="Times New Roman" w:eastAsia="Times New Roman" w:hAnsi="Times New Roman" w:cs="Times New Roman"/>
+          <w:sz w:val="24"/>
+          <w:szCs w:val="24"/>
+        </w:rPr>
+        <w:t>X_train_counts</w:t>
+      </w:r>
+      <w:proofErr w:type="spellEnd"/>
+      <w:r>
+        <w:rPr>
+          <w:rFonts w:ascii="Times New Roman" w:eastAsia="Times New Roman" w:hAnsi="Times New Roman" w:cs="Times New Roman"/>
+          <w:sz w:val="24"/>
+          <w:szCs w:val="24"/>
+        </w:rPr>
+        <w:t>=</w:t>
+      </w:r>
+      <w:proofErr w:type="spellStart"/>
+      <w:r>
+        <w:rPr>
+          <w:rFonts w:ascii="Times New Roman" w:eastAsia="Times New Roman" w:hAnsi="Times New Roman" w:cs="Times New Roman"/>
+          <w:sz w:val="24"/>
+          <w:szCs w:val="24"/>
+        </w:rPr>
+        <w:t>vectorizer.fit_transform</w:t>
+      </w:r>
+      <w:proofErr w:type="spellEnd"/>
+      <w:r>
+        <w:rPr>
+          <w:rFonts w:ascii="Times New Roman" w:eastAsia="Times New Roman" w:hAnsi="Times New Roman" w:cs="Times New Roman"/>
+          <w:sz w:val="24"/>
+          <w:szCs w:val="24"/>
+        </w:rPr>
+        <w:t>(</w:t>
+      </w:r>
+      <w:proofErr w:type="spellStart"/>
+      <w:r>
+        <w:rPr>
+          <w:rFonts w:ascii="Times New Roman" w:eastAsia="Times New Roman" w:hAnsi="Times New Roman" w:cs="Times New Roman"/>
+          <w:sz w:val="24"/>
+          <w:szCs w:val="24"/>
+        </w:rPr>
+        <w:t>X_train</w:t>
+      </w:r>
+      <w:proofErr w:type="spellEnd"/>
+      <w:r>
+        <w:rPr>
+          <w:rFonts w:ascii="Times New Roman" w:eastAsia="Times New Roman" w:hAnsi="Times New Roman" w:cs="Times New Roman"/>
+          <w:sz w:val="24"/>
+          <w:szCs w:val="24"/>
+        </w:rPr>
+        <w:t>)</w:t>
+      </w:r>
+    </w:p>
+    <w:p>
+      <w:pPr>
+        <w:spacing w:after="0" w:line="240" w:lineRule="auto"/>
+        <w:rPr>
+          <w:rFonts w:ascii="Times New Roman" w:eastAsia="Times New Roman" w:hAnsi="Times New Roman" w:cs="Times New Roman"/>
+          <w:sz w:val="24"/>
+          <w:szCs w:val="24"/>
+        </w:rPr>
+      </w:pPr>
+      <w:proofErr w:type="spellStart"/>
+      <w:r>
+        <w:rPr>
+          <w:rFonts w:ascii="Times New Roman" w:eastAsia="Times New Roman" w:hAnsi="Times New Roman" w:cs="Times New Roman"/>
+          <w:sz w:val="24"/>
+          <w:szCs w:val="24"/>
+        </w:rPr>
+        <w:t>X_test_counts</w:t>
+      </w:r>
+      <w:proofErr w:type="spellEnd"/>
+      <w:r>
+        <w:rPr>
+          <w:rFonts w:ascii="Times New Roman" w:eastAsia="Times New Roman" w:hAnsi="Times New Roman" w:cs="Times New Roman"/>
+          <w:sz w:val="24"/>
+          <w:szCs w:val="24"/>
+        </w:rPr>
+        <w:t>=</w:t>
+      </w:r>
+      <w:proofErr w:type="spellStart"/>
+      <w:proofErr w:type="gramStart"/>
+      <w:r>
+        <w:rPr>
+          <w:rFonts w:ascii="Times New Roman" w:eastAsia="Times New Roman" w:hAnsi="Times New Roman" w:cs="Times New Roman"/>
+          <w:sz w:val="24"/>
+          <w:szCs w:val="24"/>
+        </w:rPr>
+        <w:t>vectorizer.transform</w:t>
+      </w:r>
+      <w:proofErr w:type="spellEnd"/>
+      <w:proofErr w:type="gramEnd"/>
+      <w:r>
+        <w:rPr>
+          <w:rFonts w:ascii="Times New Roman" w:eastAsia="Times New Roman" w:hAnsi="Times New Roman" w:cs="Times New Roman"/>
+          <w:sz w:val="24"/>
+          <w:szCs w:val="24"/>
+        </w:rPr>
+        <w:t>(</w:t>
+      </w:r>
+      <w:proofErr w:type="spellStart"/>
+      <w:r>
+        <w:rPr>
+          <w:rFonts w:ascii="Times New Roman" w:eastAsia="Times New Roman" w:hAnsi="Times New Roman" w:cs="Times New Roman"/>
+          <w:sz w:val="24"/>
+          <w:szCs w:val="24"/>
+        </w:rPr>
+        <w:t>X_test</w:t>
+      </w:r>
+      <w:proofErr w:type="spellEnd"/>
+      <w:r>
+        <w:rPr>
+          <w:rFonts w:ascii="Times New Roman" w:eastAsia="Times New Roman" w:hAnsi="Times New Roman" w:cs="Times New Roman"/>
+          <w:sz w:val="24"/>
+          <w:szCs w:val="24"/>
+        </w:rPr>
+        <w:t>)</w:t>
+      </w:r>
+    </w:p>
+    <w:p>
+      <w:pPr>
+        <w:spacing w:after="0" w:line="240" w:lineRule="auto"/>
+        <w:rPr>
+          <w:rFonts w:ascii="Times New Roman" w:eastAsia="Times New Roman" w:hAnsi="Times New Roman" w:cs="Times New Roman"/>
+          <w:sz w:val="24"/>
+          <w:szCs w:val="24"/>
+        </w:rPr>
+      </w:pPr>
+    </w:p>
+    <w:p>
+      <w:pPr>
+        <w:spacing w:after="0" w:line="240" w:lineRule="auto"/>
+        <w:rPr>
+          <w:rFonts w:ascii="Times New Roman" w:eastAsia="Times New Roman" w:hAnsi="Times New Roman" w:cs="Times New Roman"/>
+          <w:sz w:val="24"/>
+          <w:szCs w:val="24"/>
+        </w:rPr>
+      </w:pPr>
+      <w:r>
+        <w:rPr>
+          <w:rFonts w:ascii="Times New Roman" w:eastAsia="Times New Roman" w:hAnsi="Times New Roman" w:cs="Times New Roman"/>
+          <w:sz w:val="24"/>
+          <w:szCs w:val="24"/>
+        </w:rPr>
+        <w:t>classifier=</w:t>
+      </w:r>
+      <w:proofErr w:type="spellStart"/>
+      <w:proofErr w:type="gramStart"/>
+      <w:r>
+        <w:rPr>
+          <w:rFonts w:ascii="Times New Roman" w:eastAsia="Times New Roman" w:hAnsi="Times New Roman" w:cs="Times New Roman"/>
+          <w:sz w:val="24"/>
+          <w:szCs w:val="24"/>
+        </w:rPr>
+        <w:t>MultinomialNB</w:t>
+      </w:r>
+      <w:proofErr w:type="spellEnd"/>
+      <w:r>
+        <w:rPr>
+          <w:rFonts w:ascii="Times New Roman" w:eastAsia="Times New Roman" w:hAnsi="Times New Roman" w:cs="Times New Roman"/>
+          <w:sz w:val="24"/>
+          <w:szCs w:val="24"/>
+        </w:rPr>
+        <w:t>(</w:t>
+      </w:r>
+      <w:proofErr w:type="gramEnd"/>
+      <w:r>
+        <w:rPr>
+          <w:rFonts w:ascii="Times New Roman" w:eastAsia="Times New Roman" w:hAnsi="Times New Roman" w:cs="Times New Roman"/>
+          <w:sz w:val="24"/>
+          <w:szCs w:val="24"/>
+        </w:rPr>
+        <w:t>)</w:t>
+      </w:r>
+    </w:p>
+    <w:p>
+      <w:pPr>
+        <w:spacing w:after="0" w:line="240" w:lineRule="auto"/>
+        <w:rPr>
+          <w:rFonts w:ascii="Times New Roman" w:eastAsia="Times New Roman" w:hAnsi="Times New Roman" w:cs="Times New Roman"/>
+          <w:sz w:val="24"/>
+          <w:szCs w:val="24"/>
+        </w:rPr>
+      </w:pPr>
+      <w:proofErr w:type="spellStart"/>
+      <w:proofErr w:type="gramStart"/>
+      <w:r>
+        <w:rPr>
+          <w:rFonts w:ascii="Times New Roman" w:eastAsia="Times New Roman" w:hAnsi="Times New Roman" w:cs="Times New Roman"/>
+          <w:sz w:val="24"/>
+          <w:szCs w:val="24"/>
+        </w:rPr>
+        <w:t>classifier.fit</w:t>
+      </w:r>
+      <w:proofErr w:type="spellEnd"/>
+      <w:r>
+        <w:rPr>
+          <w:rFonts w:ascii="Times New Roman" w:eastAsia="Times New Roman" w:hAnsi="Times New Roman" w:cs="Times New Roman"/>
+          <w:sz w:val="24"/>
+          <w:szCs w:val="24"/>
+        </w:rPr>
+        <w:t>(</w:t>
+      </w:r>
+      <w:proofErr w:type="spellStart"/>
+      <w:proofErr w:type="gramEnd"/>
+      <w:r>
+        <w:rPr>
+          <w:rFonts w:ascii="Times New Roman" w:eastAsia="Times New Roman" w:hAnsi="Times New Roman" w:cs="Times New Roman"/>
+          <w:sz w:val="24"/>
+          <w:szCs w:val="24"/>
+        </w:rPr>
+        <w:t>X_train_counts</w:t>
+      </w:r>
+      <w:proofErr w:type="spellEnd"/>
+      <w:r>
+        <w:rPr>
+          <w:rFonts w:ascii="Times New Roman" w:eastAsia="Times New Roman" w:hAnsi="Times New Roman" w:cs="Times New Roman"/>
+          <w:sz w:val="24"/>
+          <w:szCs w:val="24"/>
+        </w:rPr>
+        <w:t xml:space="preserve">, </w:t>
+      </w:r>
+      <w:proofErr w:type="spellStart"/>
+      <w:r>
+        <w:rPr>
+          <w:rFonts w:ascii="Times New Roman" w:eastAsia="Times New Roman" w:hAnsi="Times New Roman" w:cs="Times New Roman"/>
+          <w:sz w:val="24"/>
+          <w:szCs w:val="24"/>
+        </w:rPr>
+        <w:t>Y_train</w:t>
+      </w:r>
+      <w:proofErr w:type="spellEnd"/>
+      <w:r>
+        <w:rPr>
+          <w:rFonts w:ascii="Times New Roman" w:eastAsia="Times New Roman" w:hAnsi="Times New Roman" w:cs="Times New Roman"/>
+          <w:sz w:val="24"/>
+          <w:szCs w:val="24"/>
+        </w:rPr>
+        <w:t>)</w:t>
+      </w:r>
+    </w:p>
+    <w:p>
+      <w:pPr>
+        <w:spacing w:after="0" w:line="240" w:lineRule="auto"/>
+        <w:rPr>
+          <w:rFonts w:ascii="Times New Roman" w:eastAsia="Times New Roman" w:hAnsi="Times New Roman" w:cs="Times New Roman"/>
+          <w:sz w:val="24"/>
+          <w:szCs w:val="24"/>
+        </w:rPr>
+      </w:pPr>
+      <w:r>
+        <w:rPr>
+          <w:rFonts w:ascii="Times New Roman" w:eastAsia="Times New Roman" w:hAnsi="Times New Roman" w:cs="Times New Roman"/>
+          <w:sz w:val="24"/>
+          <w:szCs w:val="24"/>
+        </w:rPr>
+        <w:t>data1=</w:t>
+      </w:r>
+      <w:proofErr w:type="spellStart"/>
+      <w:r>
+        <w:rPr>
+          <w:rFonts w:ascii="Times New Roman" w:eastAsia="Times New Roman" w:hAnsi="Times New Roman" w:cs="Times New Roman"/>
+          <w:sz w:val="24"/>
+          <w:szCs w:val="24"/>
+        </w:rPr>
+        <w:t>pd.read_csv</w:t>
+      </w:r>
+      <w:proofErr w:type="spellEnd"/>
+      <w:r>
+        <w:rPr>
+          <w:rFonts w:ascii="Times New Roman" w:eastAsia="Times New Roman" w:hAnsi="Times New Roman" w:cs="Times New Roman"/>
+          <w:sz w:val="24"/>
+          <w:szCs w:val="24"/>
+        </w:rPr>
+        <w:t>("Prac_5_data2.csv")</w:t>
+      </w:r>
+    </w:p>
+    <w:p>
+      <w:pPr>
+        <w:spacing w:after="0" w:line="240" w:lineRule="auto"/>
+        <w:rPr>
+          <w:rFonts w:ascii="Times New Roman" w:eastAsia="Times New Roman" w:hAnsi="Times New Roman" w:cs="Times New Roman"/>
+          <w:sz w:val="24"/>
+          <w:szCs w:val="24"/>
+        </w:rPr>
+      </w:pPr>
+      <w:proofErr w:type="spellStart"/>
+      <w:r>
+        <w:rPr>
+          <w:rFonts w:ascii="Times New Roman" w:eastAsia="Times New Roman" w:hAnsi="Times New Roman" w:cs="Times New Roman"/>
+          <w:sz w:val="24"/>
+          <w:szCs w:val="24"/>
+        </w:rPr>
+        <w:t>new_data</w:t>
+      </w:r>
+      <w:proofErr w:type="spellEnd"/>
+      <w:r>
+        <w:rPr>
+          <w:rFonts w:ascii="Times New Roman" w:eastAsia="Times New Roman" w:hAnsi="Times New Roman" w:cs="Times New Roman"/>
+          <w:sz w:val="24"/>
+          <w:szCs w:val="24"/>
+        </w:rPr>
+        <w:t>=data1["covid</w:t>
+      </w:r>
+      <w:proofErr w:type="gramStart"/>
+      <w:r>
+        <w:rPr>
+          <w:rFonts w:ascii="Times New Roman" w:eastAsia="Times New Roman" w:hAnsi="Times New Roman" w:cs="Times New Roman"/>
+          <w:sz w:val="24"/>
+          <w:szCs w:val="24"/>
+        </w:rPr>
+        <w:t>"]+</w:t>
+      </w:r>
+      <w:proofErr w:type="gramEnd"/>
+      <w:r>
+        <w:rPr>
+          <w:rFonts w:ascii="Times New Roman" w:eastAsia="Times New Roman" w:hAnsi="Times New Roman" w:cs="Times New Roman"/>
+          <w:sz w:val="24"/>
+          <w:szCs w:val="24"/>
+        </w:rPr>
+        <w:t>""+data1["fever"]</w:t>
+      </w:r>
+    </w:p>
+    <w:p>
+      <w:pPr>
+        <w:spacing w:after="0" w:line="240" w:lineRule="auto"/>
+        <w:rPr>
+          <w:rFonts w:ascii="Times New Roman" w:eastAsia="Times New Roman" w:hAnsi="Times New Roman" w:cs="Times New Roman"/>
+          <w:sz w:val="24"/>
+          <w:szCs w:val="24"/>
+        </w:rPr>
+      </w:pPr>
+      <w:proofErr w:type="spellStart"/>
+      <w:r>
+        <w:rPr>
+          <w:rFonts w:ascii="Times New Roman" w:eastAsia="Times New Roman" w:hAnsi="Times New Roman" w:cs="Times New Roman"/>
+          <w:sz w:val="24"/>
+          <w:szCs w:val="24"/>
+        </w:rPr>
+        <w:t>new_data_counts</w:t>
+      </w:r>
+      <w:proofErr w:type="spellEnd"/>
+      <w:r>
+        <w:rPr>
+          <w:rFonts w:ascii="Times New Roman" w:eastAsia="Times New Roman" w:hAnsi="Times New Roman" w:cs="Times New Roman"/>
+          <w:sz w:val="24"/>
+          <w:szCs w:val="24"/>
+        </w:rPr>
+        <w:t>=</w:t>
+      </w:r>
+      <w:proofErr w:type="spellStart"/>
+      <w:proofErr w:type="gramStart"/>
+      <w:r>
+        <w:rPr>
+          <w:rFonts w:ascii="Times New Roman" w:eastAsia="Times New Roman" w:hAnsi="Times New Roman" w:cs="Times New Roman"/>
+          <w:sz w:val="24"/>
+          <w:szCs w:val="24"/>
+        </w:rPr>
+        <w:t>vectorizer.transform</w:t>
+      </w:r>
+      <w:proofErr w:type="spellEnd"/>
+      <w:proofErr w:type="gramEnd"/>
+      <w:r>
+        <w:rPr>
+          <w:rFonts w:ascii="Times New Roman" w:eastAsia="Times New Roman" w:hAnsi="Times New Roman" w:cs="Times New Roman"/>
+          <w:sz w:val="24"/>
+          <w:szCs w:val="24"/>
+        </w:rPr>
+        <w:t>(</w:t>
+      </w:r>
+      <w:proofErr w:type="spellStart"/>
+      <w:r>
+        <w:rPr>
+          <w:rFonts w:ascii="Times New Roman" w:eastAsia="Times New Roman" w:hAnsi="Times New Roman" w:cs="Times New Roman"/>
+          <w:sz w:val="24"/>
+          <w:szCs w:val="24"/>
+        </w:rPr>
+        <w:t>new_</w:t>
+      </w:r>
+      <w:proofErr w:type="gramStart"/>
+      <w:r>
+        <w:rPr>
+          <w:rFonts w:ascii="Times New Roman" w:eastAsia="Times New Roman" w:hAnsi="Times New Roman" w:cs="Times New Roman"/>
+          <w:sz w:val="24"/>
+          <w:szCs w:val="24"/>
+        </w:rPr>
+        <w:t>data.astype</w:t>
+      </w:r>
+      <w:proofErr w:type="spellEnd"/>
+      <w:proofErr w:type="gramEnd"/>
+      <w:r>
+        <w:rPr>
+          <w:rFonts w:ascii="Times New Roman" w:eastAsia="Times New Roman" w:hAnsi="Times New Roman" w:cs="Times New Roman"/>
+          <w:sz w:val="24"/>
+          <w:szCs w:val="24"/>
+        </w:rPr>
+        <w:t>(str))</w:t>
+      </w:r>
+    </w:p>
+    <w:p>
+      <w:pPr>
+        <w:spacing w:after="0" w:line="240" w:lineRule="auto"/>
+        <w:rPr>
+          <w:rFonts w:ascii="Times New Roman" w:eastAsia="Times New Roman" w:hAnsi="Times New Roman" w:cs="Times New Roman"/>
+          <w:sz w:val="24"/>
+          <w:szCs w:val="24"/>
+        </w:rPr>
+      </w:pPr>
+      <w:r>
+        <w:rPr>
+          <w:rFonts w:ascii="Times New Roman" w:eastAsia="Times New Roman" w:hAnsi="Times New Roman" w:cs="Times New Roman"/>
+          <w:sz w:val="24"/>
+          <w:szCs w:val="24"/>
+        </w:rPr>
+        <w:t>predictions=</w:t>
+      </w:r>
+      <w:proofErr w:type="spellStart"/>
+      <w:proofErr w:type="gramStart"/>
+      <w:r>
+        <w:rPr>
+          <w:rFonts w:ascii="Times New Roman" w:eastAsia="Times New Roman" w:hAnsi="Times New Roman" w:cs="Times New Roman"/>
+          <w:sz w:val="24"/>
+          <w:szCs w:val="24"/>
+        </w:rPr>
+        <w:t>classifier.predict</w:t>
+      </w:r>
+      <w:proofErr w:type="spellEnd"/>
+      <w:proofErr w:type="gramEnd"/>
+      <w:r>
+        <w:rPr>
+          <w:rFonts w:ascii="Times New Roman" w:eastAsia="Times New Roman" w:hAnsi="Times New Roman" w:cs="Times New Roman"/>
+          <w:sz w:val="24"/>
+          <w:szCs w:val="24"/>
+        </w:rPr>
+        <w:t>(</w:t>
+      </w:r>
+      <w:proofErr w:type="spellStart"/>
+      <w:r>
+        <w:rPr>
+          <w:rFonts w:ascii="Times New Roman" w:eastAsia="Times New Roman" w:hAnsi="Times New Roman" w:cs="Times New Roman"/>
+          <w:sz w:val="24"/>
+          <w:szCs w:val="24"/>
+        </w:rPr>
+        <w:t>new_data_counts</w:t>
+      </w:r>
+      <w:proofErr w:type="spellEnd"/>
+      <w:r>
+        <w:rPr>
+          <w:rFonts w:ascii="Times New Roman" w:eastAsia="Times New Roman" w:hAnsi="Times New Roman" w:cs="Times New Roman"/>
+          <w:sz w:val="24"/>
+          <w:szCs w:val="24"/>
+        </w:rPr>
+        <w:t>)</w:t>
+      </w:r>
+    </w:p>
+    <w:p>
+      <w:pPr>
+        <w:spacing w:after="0" w:line="240" w:lineRule="auto"/>
+        <w:rPr>
+          <w:rFonts w:ascii="Times New Roman" w:eastAsia="Times New Roman" w:hAnsi="Times New Roman" w:cs="Times New Roman"/>
+          <w:sz w:val="24"/>
+          <w:szCs w:val="24"/>
+        </w:rPr>
+      </w:pPr>
+    </w:p>
+    <w:p>
+      <w:pPr>
+        <w:spacing w:after="0" w:line="240" w:lineRule="auto"/>
+        <w:rPr>
+          <w:rFonts w:ascii="Times New Roman" w:eastAsia="Times New Roman" w:hAnsi="Times New Roman" w:cs="Times New Roman"/>
+          <w:sz w:val="24"/>
+          <w:szCs w:val="24"/>
+        </w:rPr>
+      </w:pPr>
+      <w:proofErr w:type="spellStart"/>
+      <w:r>
+        <w:rPr>
+          <w:rFonts w:ascii="Times New Roman" w:eastAsia="Times New Roman" w:hAnsi="Times New Roman" w:cs="Times New Roman"/>
+          <w:sz w:val="24"/>
+          <w:szCs w:val="24"/>
+        </w:rPr>
+        <w:t>new_data</w:t>
+      </w:r>
+      <w:proofErr w:type="spellEnd"/>
+      <w:r>
+        <w:rPr>
+          <w:rFonts w:ascii="Times New Roman" w:eastAsia="Times New Roman" w:hAnsi="Times New Roman" w:cs="Times New Roman"/>
+          <w:sz w:val="24"/>
+          <w:szCs w:val="24"/>
+        </w:rPr>
+        <w:t>=predictions</w:t>
+      </w:r>
+    </w:p>
+    <w:p>
+      <w:pPr>
+        <w:spacing w:after="0" w:line="240" w:lineRule="auto"/>
+        <w:rPr>
+          <w:rFonts w:ascii="Times New Roman" w:eastAsia="Times New Roman" w:hAnsi="Times New Roman" w:cs="Times New Roman"/>
+          <w:sz w:val="24"/>
+          <w:szCs w:val="24"/>
+        </w:rPr>
+      </w:pPr>
+      <w:r>
+        <w:rPr>
+          <w:rFonts w:ascii="Times New Roman" w:eastAsia="Times New Roman" w:hAnsi="Times New Roman" w:cs="Times New Roman"/>
+          <w:sz w:val="24"/>
+          <w:szCs w:val="24"/>
+        </w:rPr>
+        <w:t>accuracy=</w:t>
+      </w:r>
+      <w:proofErr w:type="spellStart"/>
+      <w:r>
+        <w:rPr>
+          <w:rFonts w:ascii="Times New Roman" w:eastAsia="Times New Roman" w:hAnsi="Times New Roman" w:cs="Times New Roman"/>
+          <w:sz w:val="24"/>
+          <w:szCs w:val="24"/>
+        </w:rPr>
+        <w:t>accuracy_</w:t>
+      </w:r>
+      <w:proofErr w:type="gramStart"/>
+      <w:r>
+        <w:rPr>
+          <w:rFonts w:ascii="Times New Roman" w:eastAsia="Times New Roman" w:hAnsi="Times New Roman" w:cs="Times New Roman"/>
+          <w:sz w:val="24"/>
+          <w:szCs w:val="24"/>
+        </w:rPr>
+        <w:t>score</w:t>
+      </w:r>
+      <w:proofErr w:type="spellEnd"/>
+      <w:r>
+        <w:rPr>
+          <w:rFonts w:ascii="Times New Roman" w:eastAsia="Times New Roman" w:hAnsi="Times New Roman" w:cs="Times New Roman"/>
+          <w:sz w:val="24"/>
+          <w:szCs w:val="24"/>
+        </w:rPr>
+        <w:t>(</w:t>
+      </w:r>
+      <w:proofErr w:type="spellStart"/>
+      <w:proofErr w:type="gramEnd"/>
+      <w:r>
+        <w:rPr>
+          <w:rFonts w:ascii="Times New Roman" w:eastAsia="Times New Roman" w:hAnsi="Times New Roman" w:cs="Times New Roman"/>
+          <w:sz w:val="24"/>
+          <w:szCs w:val="24"/>
+        </w:rPr>
+        <w:t>Y_test</w:t>
+      </w:r>
+      <w:proofErr w:type="spellEnd"/>
+      <w:r>
+        <w:rPr>
+          <w:rFonts w:ascii="Times New Roman" w:eastAsia="Times New Roman" w:hAnsi="Times New Roman" w:cs="Times New Roman"/>
+          <w:sz w:val="24"/>
+          <w:szCs w:val="24"/>
+        </w:rPr>
+        <w:t xml:space="preserve">, </w:t>
+      </w:r>
+      <w:proofErr w:type="spellStart"/>
+      <w:proofErr w:type="gramStart"/>
+      <w:r>
+        <w:rPr>
+          <w:rFonts w:ascii="Times New Roman" w:eastAsia="Times New Roman" w:hAnsi="Times New Roman" w:cs="Times New Roman"/>
+          <w:sz w:val="24"/>
+          <w:szCs w:val="24"/>
+        </w:rPr>
+        <w:t>classifier.predict</w:t>
+      </w:r>
+      <w:proofErr w:type="spellEnd"/>
+      <w:proofErr w:type="gramEnd"/>
+      <w:r>
+        <w:rPr>
+          <w:rFonts w:ascii="Times New Roman" w:eastAsia="Times New Roman" w:hAnsi="Times New Roman" w:cs="Times New Roman"/>
+          <w:sz w:val="24"/>
+          <w:szCs w:val="24"/>
+        </w:rPr>
+        <w:t>(</w:t>
+      </w:r>
+      <w:proofErr w:type="spellStart"/>
+      <w:r>
+        <w:rPr>
+          <w:rFonts w:ascii="Times New Roman" w:eastAsia="Times New Roman" w:hAnsi="Times New Roman" w:cs="Times New Roman"/>
+          <w:sz w:val="24"/>
+          <w:szCs w:val="24"/>
+        </w:rPr>
+        <w:t>X_test_counts</w:t>
+      </w:r>
+      <w:proofErr w:type="spellEnd"/>
+      <w:r>
+        <w:rPr>
+          <w:rFonts w:ascii="Times New Roman" w:eastAsia="Times New Roman" w:hAnsi="Times New Roman" w:cs="Times New Roman"/>
+          <w:sz w:val="24"/>
+          <w:szCs w:val="24"/>
+        </w:rPr>
+        <w:t>))</w:t>
+      </w:r>
+    </w:p>
+    <w:p>
+      <w:pPr>
+        <w:spacing w:after="0" w:line="240" w:lineRule="auto"/>
+        <w:rPr>
+          <w:rFonts w:ascii="Times New Roman" w:eastAsia="Times New Roman" w:hAnsi="Times New Roman" w:cs="Times New Roman"/>
+          <w:sz w:val="24"/>
+          <w:szCs w:val="24"/>
+        </w:rPr>
+      </w:pPr>
+      <w:r>
+        <w:rPr>
+          <w:rFonts w:ascii="Times New Roman" w:eastAsia="Times New Roman" w:hAnsi="Times New Roman" w:cs="Times New Roman"/>
+          <w:sz w:val="24"/>
+          <w:szCs w:val="24"/>
+        </w:rPr>
+        <w:t>print(f"\</w:t>
+      </w:r>
+      <w:proofErr w:type="spellStart"/>
+      <w:proofErr w:type="gramStart"/>
+      <w:r>
+        <w:rPr>
+          <w:rFonts w:ascii="Times New Roman" w:eastAsia="Times New Roman" w:hAnsi="Times New Roman" w:cs="Times New Roman"/>
+          <w:sz w:val="24"/>
+          <w:szCs w:val="24"/>
+        </w:rPr>
+        <w:t>nAccuracy</w:t>
+      </w:r>
+      <w:proofErr w:type="spellEnd"/>
+      <w:r>
+        <w:rPr>
+          <w:rFonts w:ascii="Times New Roman" w:eastAsia="Times New Roman" w:hAnsi="Times New Roman" w:cs="Times New Roman"/>
+          <w:sz w:val="24"/>
+          <w:szCs w:val="24"/>
+        </w:rPr>
+        <w:t>:{</w:t>
+      </w:r>
+      <w:proofErr w:type="gramEnd"/>
+      <w:r>
+        <w:rPr>
+          <w:rFonts w:ascii="Times New Roman" w:eastAsia="Times New Roman" w:hAnsi="Times New Roman" w:cs="Times New Roman"/>
+          <w:sz w:val="24"/>
+          <w:szCs w:val="24"/>
+        </w:rPr>
+        <w:t>accuracy:.2f}")</w:t>
+      </w:r>
+    </w:p>
+    <w:p>
+      <w:pPr>
+        <w:spacing w:after="0" w:line="240" w:lineRule="auto"/>
+        <w:rPr>
+          <w:rFonts w:ascii="Times New Roman" w:eastAsia="Times New Roman" w:hAnsi="Times New Roman" w:cs="Times New Roman"/>
+          <w:sz w:val="24"/>
+          <w:szCs w:val="24"/>
+        </w:rPr>
+      </w:pPr>
+      <w:proofErr w:type="gramStart"/>
+      <w:r>
+        <w:rPr>
+          <w:rFonts w:ascii="Times New Roman" w:eastAsia="Times New Roman" w:hAnsi="Times New Roman" w:cs="Times New Roman"/>
+          <w:sz w:val="24"/>
+          <w:szCs w:val="24"/>
+        </w:rPr>
+        <w:t>print(</w:t>
+      </w:r>
+      <w:proofErr w:type="spellStart"/>
+      <w:proofErr w:type="gramEnd"/>
+      <w:r>
+        <w:rPr>
+          <w:rFonts w:ascii="Times New Roman" w:eastAsia="Times New Roman" w:hAnsi="Times New Roman" w:cs="Times New Roman"/>
+          <w:sz w:val="24"/>
+          <w:szCs w:val="24"/>
+        </w:rPr>
+        <w:t>classification_</w:t>
+      </w:r>
+      <w:proofErr w:type="gramStart"/>
+      <w:r>
+        <w:rPr>
+          <w:rFonts w:ascii="Times New Roman" w:eastAsia="Times New Roman" w:hAnsi="Times New Roman" w:cs="Times New Roman"/>
+          <w:sz w:val="24"/>
+          <w:szCs w:val="24"/>
+        </w:rPr>
+        <w:t>report</w:t>
+      </w:r>
+      <w:proofErr w:type="spellEnd"/>
+      <w:r>
+        <w:rPr>
+          <w:rFonts w:ascii="Times New Roman" w:eastAsia="Times New Roman" w:hAnsi="Times New Roman" w:cs="Times New Roman"/>
+          <w:sz w:val="24"/>
+          <w:szCs w:val="24"/>
+        </w:rPr>
+        <w:t>(</w:t>
+      </w:r>
+      <w:proofErr w:type="spellStart"/>
+      <w:proofErr w:type="gramEnd"/>
+      <w:r>
+        <w:rPr>
+          <w:rFonts w:ascii="Times New Roman" w:eastAsia="Times New Roman" w:hAnsi="Times New Roman" w:cs="Times New Roman"/>
+          <w:sz w:val="24"/>
+          <w:szCs w:val="24"/>
+        </w:rPr>
+        <w:t>Y_test</w:t>
+      </w:r>
+      <w:proofErr w:type="spellEnd"/>
+      <w:r>
+        <w:rPr>
+          <w:rFonts w:ascii="Times New Roman" w:eastAsia="Times New Roman" w:hAnsi="Times New Roman" w:cs="Times New Roman"/>
+          <w:sz w:val="24"/>
+          <w:szCs w:val="24"/>
+        </w:rPr>
+        <w:t xml:space="preserve">, </w:t>
+      </w:r>
+      <w:proofErr w:type="spellStart"/>
+      <w:proofErr w:type="gramStart"/>
+      <w:r>
+        <w:rPr>
+          <w:rFonts w:ascii="Times New Roman" w:eastAsia="Times New Roman" w:hAnsi="Times New Roman" w:cs="Times New Roman"/>
+          <w:sz w:val="24"/>
+          <w:szCs w:val="24"/>
+        </w:rPr>
+        <w:t>classifier.predict</w:t>
+      </w:r>
+      <w:proofErr w:type="spellEnd"/>
+      <w:proofErr w:type="gramEnd"/>
+      <w:r>
+        <w:rPr>
+          <w:rFonts w:ascii="Times New Roman" w:eastAsia="Times New Roman" w:hAnsi="Times New Roman" w:cs="Times New Roman"/>
+          <w:sz w:val="24"/>
+          <w:szCs w:val="24"/>
+        </w:rPr>
+        <w:t>(</w:t>
+      </w:r>
+      <w:proofErr w:type="spellStart"/>
+      <w:r>
+        <w:rPr>
+          <w:rFonts w:ascii="Times New Roman" w:eastAsia="Times New Roman" w:hAnsi="Times New Roman" w:cs="Times New Roman"/>
+          <w:sz w:val="24"/>
+          <w:szCs w:val="24"/>
+        </w:rPr>
+        <w:t>X_test_counts</w:t>
+      </w:r>
+      <w:proofErr w:type="spellEnd"/>
+      <w:r>
+        <w:rPr>
+          <w:rFonts w:ascii="Times New Roman" w:eastAsia="Times New Roman" w:hAnsi="Times New Roman" w:cs="Times New Roman"/>
+          <w:sz w:val="24"/>
+          <w:szCs w:val="24"/>
+        </w:rPr>
+        <w:t>)))</w:t>
+      </w:r>
+    </w:p>
+    <w:p>
+      <w:pPr>
+        <w:spacing w:after="0" w:line="240" w:lineRule="auto"/>
+        <w:rPr>
+          <w:rFonts w:ascii="Times New Roman" w:eastAsia="Times New Roman" w:hAnsi="Times New Roman" w:cs="Times New Roman"/>
+          <w:sz w:val="24"/>
+          <w:szCs w:val="24"/>
+        </w:rPr>
+      </w:pPr>
+    </w:p>
+    <w:p>
+      <w:pPr>
+        <w:spacing w:after="0" w:line="240" w:lineRule="auto"/>
+        <w:rPr>
+          <w:rFonts w:ascii="Times New Roman" w:eastAsia="Times New Roman" w:hAnsi="Times New Roman" w:cs="Times New Roman"/>
+          <w:sz w:val="24"/>
+          <w:szCs w:val="24"/>
+        </w:rPr>
+      </w:pPr>
+      <w:proofErr w:type="spellStart"/>
+      <w:r>
+        <w:rPr>
+          <w:rFonts w:ascii="Times New Roman" w:eastAsia="Times New Roman" w:hAnsi="Times New Roman" w:cs="Times New Roman"/>
+          <w:sz w:val="24"/>
+          <w:szCs w:val="24"/>
+        </w:rPr>
+        <w:t>predictions_df</w:t>
+      </w:r>
+      <w:proofErr w:type="spellEnd"/>
+      <w:r>
+        <w:rPr>
+          <w:rFonts w:ascii="Times New Roman" w:eastAsia="Times New Roman" w:hAnsi="Times New Roman" w:cs="Times New Roman"/>
+          <w:sz w:val="24"/>
+          <w:szCs w:val="24"/>
+        </w:rPr>
+        <w:t>=</w:t>
+      </w:r>
+      <w:proofErr w:type="spellStart"/>
+      <w:proofErr w:type="gramStart"/>
+      <w:r>
+        <w:rPr>
+          <w:rFonts w:ascii="Times New Roman" w:eastAsia="Times New Roman" w:hAnsi="Times New Roman" w:cs="Times New Roman"/>
+          <w:sz w:val="24"/>
+          <w:szCs w:val="24"/>
+        </w:rPr>
+        <w:t>pd.DataFrame</w:t>
+      </w:r>
+      <w:proofErr w:type="spellEnd"/>
+      <w:proofErr w:type="gramEnd"/>
+      <w:r>
+        <w:rPr>
+          <w:rFonts w:ascii="Times New Roman" w:eastAsia="Times New Roman" w:hAnsi="Times New Roman" w:cs="Times New Roman"/>
+          <w:sz w:val="24"/>
+          <w:szCs w:val="24"/>
+        </w:rPr>
+        <w:t>(predictions, columns=['</w:t>
+      </w:r>
+      <w:proofErr w:type="spellStart"/>
+      <w:r>
+        <w:rPr>
+          <w:rFonts w:ascii="Times New Roman" w:eastAsia="Times New Roman" w:hAnsi="Times New Roman" w:cs="Times New Roman"/>
+          <w:sz w:val="24"/>
+          <w:szCs w:val="24"/>
+        </w:rPr>
+        <w:t>flu_prediction</w:t>
+      </w:r>
+      <w:proofErr w:type="spellEnd"/>
+      <w:r>
+        <w:rPr>
+          <w:rFonts w:ascii="Times New Roman" w:eastAsia="Times New Roman" w:hAnsi="Times New Roman" w:cs="Times New Roman"/>
+          <w:sz w:val="24"/>
+          <w:szCs w:val="24"/>
+        </w:rPr>
+        <w:t>'])</w:t>
+      </w:r>
+    </w:p>
+    <w:p>
+      <w:pPr>
+        <w:spacing w:after="0" w:line="240" w:lineRule="auto"/>
+        <w:rPr>
+          <w:rFonts w:ascii="Times New Roman" w:eastAsia="Times New Roman" w:hAnsi="Times New Roman" w:cs="Times New Roman"/>
+          <w:sz w:val="24"/>
+          <w:szCs w:val="24"/>
+        </w:rPr>
+      </w:pPr>
+      <w:r>
+        <w:rPr>
+          <w:rFonts w:ascii="Times New Roman" w:eastAsia="Times New Roman" w:hAnsi="Times New Roman" w:cs="Times New Roman"/>
+          <w:sz w:val="24"/>
+          <w:szCs w:val="24"/>
+        </w:rPr>
+        <w:t>data1=</w:t>
+      </w:r>
+      <w:proofErr w:type="spellStart"/>
+      <w:r>
+        <w:rPr>
+          <w:rFonts w:ascii="Times New Roman" w:eastAsia="Times New Roman" w:hAnsi="Times New Roman" w:cs="Times New Roman"/>
+          <w:sz w:val="24"/>
+          <w:szCs w:val="24"/>
+        </w:rPr>
+        <w:t>pd.concat</w:t>
+      </w:r>
+      <w:proofErr w:type="spellEnd"/>
+      <w:r>
+        <w:rPr>
+          <w:rFonts w:ascii="Times New Roman" w:eastAsia="Times New Roman" w:hAnsi="Times New Roman" w:cs="Times New Roman"/>
+          <w:sz w:val="24"/>
+          <w:szCs w:val="24"/>
+        </w:rPr>
+        <w:t xml:space="preserve">([data1, </w:t>
+      </w:r>
+      <w:proofErr w:type="spellStart"/>
+      <w:r>
+        <w:rPr>
+          <w:rFonts w:ascii="Times New Roman" w:eastAsia="Times New Roman" w:hAnsi="Times New Roman" w:cs="Times New Roman"/>
+          <w:sz w:val="24"/>
+          <w:szCs w:val="24"/>
+        </w:rPr>
+        <w:t>predictions_df</w:t>
+      </w:r>
+      <w:proofErr w:type="spellEnd"/>
+      <w:r>
+        <w:rPr>
+          <w:rFonts w:ascii="Times New Roman" w:eastAsia="Times New Roman" w:hAnsi="Times New Roman" w:cs="Times New Roman"/>
+          <w:sz w:val="24"/>
+          <w:szCs w:val="24"/>
+        </w:rPr>
+        <w:t>], axis=1)</w:t>
+      </w:r>
+    </w:p>
+    <w:p>
+      <w:pPr>
+        <w:spacing w:after="0" w:line="240" w:lineRule="auto"/>
+        <w:rPr>
+          <w:rFonts w:ascii="Times New Roman" w:eastAsia="Times New Roman" w:hAnsi="Times New Roman" w:cs="Times New Roman"/>
+          <w:sz w:val="24"/>
+          <w:szCs w:val="24"/>
+        </w:rPr>
+      </w:pPr>
+      <w:r>
+        <w:rPr>
+          <w:rFonts w:ascii="Times New Roman" w:eastAsia="Times New Roman" w:hAnsi="Times New Roman" w:cs="Times New Roman"/>
+          <w:sz w:val="24"/>
+          <w:szCs w:val="24"/>
+        </w:rPr>
+        <w:t>data1.to_</w:t>
+      </w:r>
+      <w:proofErr w:type="gramStart"/>
+      <w:r>
+        <w:rPr>
+          <w:rFonts w:ascii="Times New Roman" w:eastAsia="Times New Roman" w:hAnsi="Times New Roman" w:cs="Times New Roman"/>
+          <w:sz w:val="24"/>
+          <w:szCs w:val="24"/>
+        </w:rPr>
+        <w:t>csv(</w:t>
+      </w:r>
+      <w:proofErr w:type="gramEnd"/>
+      <w:r>
+        <w:rPr>
+          <w:rFonts w:ascii="Times New Roman" w:eastAsia="Times New Roman" w:hAnsi="Times New Roman" w:cs="Times New Roman"/>
+          <w:sz w:val="24"/>
+          <w:szCs w:val="24"/>
+        </w:rPr>
+        <w:t>"test_result.csv", index=False)</w:t>
+      </w:r>
+    </w:p>
+    <w:p>
+      <w:pPr>
+        <w:spacing w:after="0" w:line="240" w:lineRule="auto"/>
+        <w:rPr>
+          <w:rFonts w:ascii="Times New Roman" w:eastAsia="Times New Roman" w:hAnsi="Times New Roman" w:cs="Times New Roman"/>
+          <w:sz w:val="24"/>
+          <w:szCs w:val="24"/>
+        </w:rPr>
+      </w:pPr>
+      <w:proofErr w:type="gramStart"/>
+      <w:r>
+        <w:rPr>
+          <w:rFonts w:ascii="Times New Roman" w:eastAsia="Times New Roman" w:hAnsi="Times New Roman" w:cs="Times New Roman"/>
+          <w:sz w:val="24"/>
+          <w:szCs w:val="24"/>
+        </w:rPr>
+        <w:t>print(</w:t>
+      </w:r>
+      <w:proofErr w:type="gramEnd"/>
+      <w:r>
+        <w:rPr>
+          <w:rFonts w:ascii="Times New Roman" w:eastAsia="Times New Roman" w:hAnsi="Times New Roman" w:cs="Times New Roman"/>
+          <w:sz w:val="24"/>
+          <w:szCs w:val="24"/>
+        </w:rPr>
+        <w:t>"Predictions Saved to test_result.csv")</w:t>
+      </w:r>
+    </w:p>
+    <w:p>
+      <w:pPr>
+        <w:spacing w:after="0" w:line="240" w:lineRule="auto"/>
+        <w:rPr>
+          <w:rFonts w:ascii="Times New Roman" w:eastAsia="Times New Roman" w:hAnsi="Times New Roman" w:cs="Times New Roman"/>
+          <w:sz w:val="24"/>
+          <w:szCs w:val="24"/>
+        </w:rPr>
+      </w:pPr>
+    </w:p>
+    <w:p>
+      <w:pPr>
+        <w:spacing w:after="0" w:line="240" w:lineRule="auto"/>
+        <w:rPr>
+          <w:rFonts w:ascii="Times New Roman" w:eastAsia="Times New Roman" w:hAnsi="Times New Roman" w:cs="Times New Roman"/>
+          <w:sz w:val="24"/>
+          <w:szCs w:val="24"/>
+        </w:rPr>
+      </w:pPr>
+    </w:p>
+    <w:p>
+      <w:pPr>
+        <w:spacing w:after="0" w:line="240" w:lineRule="auto"/>
+        <w:rPr>
+          <w:rFonts w:ascii="Times New Roman" w:eastAsia="Times New Roman" w:hAnsi="Times New Roman" w:cs="Times New Roman"/>
+          <w:sz w:val="24"/>
+          <w:szCs w:val="24"/>
+        </w:rPr>
+      </w:pPr>
+      <w:r>
+        <w:rPr>
+          <w:rFonts w:ascii="Times New Roman" w:eastAsia="Times New Roman" w:hAnsi="Times New Roman" w:cs="Times New Roman"/>
+          <w:sz w:val="24"/>
+          <w:szCs w:val="24"/>
+        </w:rPr>
+        <w:t>Prac_5_data1.csv</w:t>
+      </w:r>
+    </w:p>
+    <w:p>
+      <w:pPr>
+        <w:spacing w:after="0" w:line="240" w:lineRule="auto"/>
+        <w:rPr>
+          <w:rFonts w:ascii="Times New Roman" w:eastAsia="Times New Roman" w:hAnsi="Times New Roman" w:cs="Times New Roman"/>
+          <w:sz w:val="24"/>
+          <w:szCs w:val="24"/>
+        </w:rPr>
+      </w:pPr>
+    </w:p>
+    <w:p>
+      <w:pPr>
+        <w:spacing w:after="0" w:line="240" w:lineRule="auto"/>
+        <w:rPr>
+          <w:rFonts w:ascii="Times New Roman" w:eastAsia="Times New Roman" w:hAnsi="Times New Roman" w:cs="Times New Roman"/>
+          <w:sz w:val="24"/>
+          <w:szCs w:val="24"/>
+        </w:rPr>
+      </w:pPr>
+      <w:proofErr w:type="spellStart"/>
+      <w:proofErr w:type="gramStart"/>
+      <w:r>
+        <w:rPr>
+          <w:rFonts w:ascii="Times New Roman" w:eastAsia="Times New Roman" w:hAnsi="Times New Roman" w:cs="Times New Roman"/>
+          <w:sz w:val="24"/>
+          <w:szCs w:val="24"/>
+        </w:rPr>
+        <w:t>covid,fever</w:t>
+      </w:r>
+      <w:proofErr w:type="gramEnd"/>
+      <w:r>
+        <w:rPr>
+          <w:rFonts w:ascii="Times New Roman" w:eastAsia="Times New Roman" w:hAnsi="Times New Roman" w:cs="Times New Roman"/>
+          <w:sz w:val="24"/>
+          <w:szCs w:val="24"/>
+        </w:rPr>
+        <w:t>,flu</w:t>
+      </w:r>
+      <w:proofErr w:type="spellEnd"/>
+    </w:p>
+    <w:p>
+      <w:pPr>
+        <w:spacing w:after="0" w:line="240" w:lineRule="auto"/>
+        <w:rPr>
+          <w:rFonts w:ascii="Times New Roman" w:eastAsia="Times New Roman" w:hAnsi="Times New Roman" w:cs="Times New Roman"/>
+          <w:sz w:val="24"/>
+          <w:szCs w:val="24"/>
+        </w:rPr>
+      </w:pPr>
+      <w:proofErr w:type="spellStart"/>
+      <w:proofErr w:type="gramStart"/>
+      <w:r>
+        <w:rPr>
+          <w:rFonts w:ascii="Times New Roman" w:eastAsia="Times New Roman" w:hAnsi="Times New Roman" w:cs="Times New Roman"/>
+          <w:sz w:val="24"/>
+          <w:szCs w:val="24"/>
+        </w:rPr>
+        <w:t>yes,high</w:t>
+      </w:r>
+      <w:proofErr w:type="gramEnd"/>
+      <w:r>
+        <w:rPr>
+          <w:rFonts w:ascii="Times New Roman" w:eastAsia="Times New Roman" w:hAnsi="Times New Roman" w:cs="Times New Roman"/>
+          <w:sz w:val="24"/>
+          <w:szCs w:val="24"/>
+        </w:rPr>
+        <w:t>,yes</w:t>
+      </w:r>
+      <w:proofErr w:type="spellEnd"/>
+    </w:p>
+    <w:p>
+      <w:pPr>
+        <w:spacing w:after="0" w:line="240" w:lineRule="auto"/>
+        <w:rPr>
+          <w:rFonts w:ascii="Times New Roman" w:eastAsia="Times New Roman" w:hAnsi="Times New Roman" w:cs="Times New Roman"/>
+          <w:sz w:val="24"/>
+          <w:szCs w:val="24"/>
+        </w:rPr>
+      </w:pPr>
+      <w:proofErr w:type="spellStart"/>
+      <w:proofErr w:type="gramStart"/>
+      <w:r>
+        <w:rPr>
+          <w:rFonts w:ascii="Times New Roman" w:eastAsia="Times New Roman" w:hAnsi="Times New Roman" w:cs="Times New Roman"/>
+          <w:sz w:val="24"/>
+          <w:szCs w:val="24"/>
+        </w:rPr>
+        <w:t>no,low</w:t>
+      </w:r>
+      <w:proofErr w:type="gramEnd"/>
+      <w:r>
+        <w:rPr>
+          <w:rFonts w:ascii="Times New Roman" w:eastAsia="Times New Roman" w:hAnsi="Times New Roman" w:cs="Times New Roman"/>
+          <w:sz w:val="24"/>
+          <w:szCs w:val="24"/>
+        </w:rPr>
+        <w:t>,no</w:t>
+      </w:r>
+      <w:proofErr w:type="spellEnd"/>
+    </w:p>
+    <w:p>
+      <w:pPr>
+        <w:spacing w:after="0" w:line="240" w:lineRule="auto"/>
+        <w:rPr>
+          <w:rFonts w:ascii="Times New Roman" w:eastAsia="Times New Roman" w:hAnsi="Times New Roman" w:cs="Times New Roman"/>
+          <w:sz w:val="24"/>
+          <w:szCs w:val="24"/>
+        </w:rPr>
+      </w:pPr>
+      <w:proofErr w:type="spellStart"/>
+      <w:proofErr w:type="gramStart"/>
+      <w:r>
+        <w:rPr>
+          <w:rFonts w:ascii="Times New Roman" w:eastAsia="Times New Roman" w:hAnsi="Times New Roman" w:cs="Times New Roman"/>
+          <w:sz w:val="24"/>
+          <w:szCs w:val="24"/>
+        </w:rPr>
+        <w:t>yes,medium</w:t>
+      </w:r>
+      <w:proofErr w:type="gramEnd"/>
+      <w:r>
+        <w:rPr>
+          <w:rFonts w:ascii="Times New Roman" w:eastAsia="Times New Roman" w:hAnsi="Times New Roman" w:cs="Times New Roman"/>
+          <w:sz w:val="24"/>
+          <w:szCs w:val="24"/>
+        </w:rPr>
+        <w:t>,yes</w:t>
+      </w:r>
+      <w:proofErr w:type="spellEnd"/>
+    </w:p>
+    <w:p>
+      <w:pPr>
+        <w:spacing w:after="0" w:line="240" w:lineRule="auto"/>
+        <w:rPr>
+          <w:rFonts w:ascii="Times New Roman" w:eastAsia="Times New Roman" w:hAnsi="Times New Roman" w:cs="Times New Roman"/>
+          <w:sz w:val="24"/>
+          <w:szCs w:val="24"/>
+        </w:rPr>
+      </w:pPr>
+      <w:proofErr w:type="spellStart"/>
+      <w:proofErr w:type="gramStart"/>
+      <w:r>
+        <w:rPr>
+          <w:rFonts w:ascii="Times New Roman" w:eastAsia="Times New Roman" w:hAnsi="Times New Roman" w:cs="Times New Roman"/>
+          <w:sz w:val="24"/>
+          <w:szCs w:val="24"/>
+        </w:rPr>
+        <w:t>no,none</w:t>
+      </w:r>
+      <w:proofErr w:type="gramEnd"/>
+      <w:r>
+        <w:rPr>
+          <w:rFonts w:ascii="Times New Roman" w:eastAsia="Times New Roman" w:hAnsi="Times New Roman" w:cs="Times New Roman"/>
+          <w:sz w:val="24"/>
+          <w:szCs w:val="24"/>
+        </w:rPr>
+        <w:t>,no</w:t>
+      </w:r>
+      <w:proofErr w:type="spellEnd"/>
+    </w:p>
+    <w:p>
+      <w:pPr>
+        <w:spacing w:after="0" w:line="240" w:lineRule="auto"/>
+        <w:rPr>
+          <w:rFonts w:ascii="Times New Roman" w:eastAsia="Times New Roman" w:hAnsi="Times New Roman" w:cs="Times New Roman"/>
+          <w:sz w:val="24"/>
+          <w:szCs w:val="24"/>
+        </w:rPr>
+      </w:pPr>
+      <w:proofErr w:type="spellStart"/>
+      <w:proofErr w:type="gramStart"/>
+      <w:r>
+        <w:rPr>
+          <w:rFonts w:ascii="Times New Roman" w:eastAsia="Times New Roman" w:hAnsi="Times New Roman" w:cs="Times New Roman"/>
+          <w:sz w:val="24"/>
+          <w:szCs w:val="24"/>
+        </w:rPr>
+        <w:t>yes,high</w:t>
+      </w:r>
+      <w:proofErr w:type="gramEnd"/>
+      <w:r>
+        <w:rPr>
+          <w:rFonts w:ascii="Times New Roman" w:eastAsia="Times New Roman" w:hAnsi="Times New Roman" w:cs="Times New Roman"/>
+          <w:sz w:val="24"/>
+          <w:szCs w:val="24"/>
+        </w:rPr>
+        <w:t>,yes</w:t>
+      </w:r>
+      <w:proofErr w:type="spellEnd"/>
+    </w:p>
+    <w:p>
+      <w:pPr>
+        <w:spacing w:after="0" w:line="240" w:lineRule="auto"/>
+        <w:rPr>
+          <w:rFonts w:ascii="Times New Roman" w:eastAsia="Times New Roman" w:hAnsi="Times New Roman" w:cs="Times New Roman"/>
+          <w:sz w:val="24"/>
+          <w:szCs w:val="24"/>
+        </w:rPr>
+      </w:pPr>
+      <w:proofErr w:type="spellStart"/>
+      <w:proofErr w:type="gramStart"/>
+      <w:r>
+        <w:rPr>
+          <w:rFonts w:ascii="Times New Roman" w:eastAsia="Times New Roman" w:hAnsi="Times New Roman" w:cs="Times New Roman"/>
+          <w:sz w:val="24"/>
+          <w:szCs w:val="24"/>
+        </w:rPr>
+        <w:t>no,low</w:t>
+      </w:r>
+      <w:proofErr w:type="gramEnd"/>
+      <w:r>
+        <w:rPr>
+          <w:rFonts w:ascii="Times New Roman" w:eastAsia="Times New Roman" w:hAnsi="Times New Roman" w:cs="Times New Roman"/>
+          <w:sz w:val="24"/>
+          <w:szCs w:val="24"/>
+        </w:rPr>
+        <w:t>,no</w:t>
+      </w:r>
+      <w:proofErr w:type="spellEnd"/>
+    </w:p>
+    <w:p>
+      <w:pPr>
+        <w:spacing w:after="0" w:line="240" w:lineRule="auto"/>
+        <w:rPr>
+          <w:rFonts w:ascii="Times New Roman" w:eastAsia="Times New Roman" w:hAnsi="Times New Roman" w:cs="Times New Roman"/>
+          <w:sz w:val="24"/>
+          <w:szCs w:val="24"/>
+        </w:rPr>
+      </w:pPr>
+      <w:proofErr w:type="spellStart"/>
+      <w:proofErr w:type="gramStart"/>
+      <w:r>
+        <w:rPr>
+          <w:rFonts w:ascii="Times New Roman" w:eastAsia="Times New Roman" w:hAnsi="Times New Roman" w:cs="Times New Roman"/>
+          <w:sz w:val="24"/>
+          <w:szCs w:val="24"/>
+        </w:rPr>
+        <w:t>yes,none</w:t>
+      </w:r>
+      <w:proofErr w:type="gramEnd"/>
+      <w:r>
+        <w:rPr>
+          <w:rFonts w:ascii="Times New Roman" w:eastAsia="Times New Roman" w:hAnsi="Times New Roman" w:cs="Times New Roman"/>
+          <w:sz w:val="24"/>
+          <w:szCs w:val="24"/>
+        </w:rPr>
+        <w:t>,no</w:t>
+      </w:r>
+      <w:proofErr w:type="spellEnd"/>
+    </w:p>
+    <w:p>
+      <w:pPr>
+        <w:spacing w:after="0" w:line="240" w:lineRule="auto"/>
+        <w:rPr>
+          <w:rFonts w:ascii="Times New Roman" w:eastAsia="Times New Roman" w:hAnsi="Times New Roman" w:cs="Times New Roman"/>
+          <w:sz w:val="24"/>
+          <w:szCs w:val="24"/>
+        </w:rPr>
+      </w:pPr>
+      <w:proofErr w:type="spellStart"/>
+      <w:proofErr w:type="gramStart"/>
+      <w:r>
+        <w:rPr>
+          <w:rFonts w:ascii="Times New Roman" w:eastAsia="Times New Roman" w:hAnsi="Times New Roman" w:cs="Times New Roman"/>
+          <w:sz w:val="24"/>
+          <w:szCs w:val="24"/>
+        </w:rPr>
+        <w:t>no,medium</w:t>
+      </w:r>
+      <w:proofErr w:type="gramEnd"/>
+      <w:r>
+        <w:rPr>
+          <w:rFonts w:ascii="Times New Roman" w:eastAsia="Times New Roman" w:hAnsi="Times New Roman" w:cs="Times New Roman"/>
+          <w:sz w:val="24"/>
+          <w:szCs w:val="24"/>
+        </w:rPr>
+        <w:t>,no</w:t>
+      </w:r>
+      <w:proofErr w:type="spellEnd"/>
+    </w:p>
+    <w:p>
+      <w:pPr>
+        <w:spacing w:after="0" w:line="240" w:lineRule="auto"/>
+        <w:rPr>
+          <w:rFonts w:ascii="Times New Roman" w:eastAsia="Times New Roman" w:hAnsi="Times New Roman" w:cs="Times New Roman"/>
+          <w:sz w:val="24"/>
+          <w:szCs w:val="24"/>
+        </w:rPr>
+      </w:pPr>
+      <w:proofErr w:type="spellStart"/>
+      <w:proofErr w:type="gramStart"/>
+      <w:r>
+        <w:rPr>
+          <w:rFonts w:ascii="Times New Roman" w:eastAsia="Times New Roman" w:hAnsi="Times New Roman" w:cs="Times New Roman"/>
+          <w:sz w:val="24"/>
+          <w:szCs w:val="24"/>
+        </w:rPr>
+        <w:t>yes,high</w:t>
+      </w:r>
+      <w:proofErr w:type="gramEnd"/>
+      <w:r>
+        <w:rPr>
+          <w:rFonts w:ascii="Times New Roman" w:eastAsia="Times New Roman" w:hAnsi="Times New Roman" w:cs="Times New Roman"/>
+          <w:sz w:val="24"/>
+          <w:szCs w:val="24"/>
+        </w:rPr>
+        <w:t>,yes</w:t>
+      </w:r>
+      <w:proofErr w:type="spellEnd"/>
+    </w:p>
+    <w:p>
+      <w:pPr>
+        <w:spacing w:after="0" w:line="240" w:lineRule="auto"/>
+        <w:rPr>
+          <w:rFonts w:ascii="Times New Roman" w:eastAsia="Times New Roman" w:hAnsi="Times New Roman" w:cs="Times New Roman"/>
+          <w:sz w:val="24"/>
+          <w:szCs w:val="24"/>
+        </w:rPr>
+      </w:pPr>
+      <w:proofErr w:type="spellStart"/>
+      <w:proofErr w:type="gramStart"/>
+      <w:r>
+        <w:rPr>
+          <w:rFonts w:ascii="Times New Roman" w:eastAsia="Times New Roman" w:hAnsi="Times New Roman" w:cs="Times New Roman"/>
+          <w:sz w:val="24"/>
+          <w:szCs w:val="24"/>
+        </w:rPr>
+        <w:t>no,none</w:t>
+      </w:r>
+      <w:proofErr w:type="gramEnd"/>
+      <w:r>
+        <w:rPr>
+          <w:rFonts w:ascii="Times New Roman" w:eastAsia="Times New Roman" w:hAnsi="Times New Roman" w:cs="Times New Roman"/>
+          <w:sz w:val="24"/>
+          <w:szCs w:val="24"/>
+        </w:rPr>
+        <w:t>,no</w:t>
+      </w:r>
+      <w:proofErr w:type="spellEnd"/>
+    </w:p>
+    <w:p>
+      <w:pPr>
+        <w:spacing w:after="0" w:line="240" w:lineRule="auto"/>
+        <w:rPr>
+          <w:rFonts w:ascii="Times New Roman" w:eastAsia="Times New Roman" w:hAnsi="Times New Roman" w:cs="Times New Roman"/>
+          <w:sz w:val="24"/>
+          <w:szCs w:val="24"/>
+        </w:rPr>
+      </w:pPr>
+      <w:proofErr w:type="spellStart"/>
+      <w:proofErr w:type="gramStart"/>
+      <w:r>
+        <w:rPr>
+          <w:rFonts w:ascii="Times New Roman" w:eastAsia="Times New Roman" w:hAnsi="Times New Roman" w:cs="Times New Roman"/>
+          <w:sz w:val="24"/>
+          <w:szCs w:val="24"/>
+        </w:rPr>
+        <w:t>yes,low</w:t>
+      </w:r>
+      <w:proofErr w:type="gramEnd"/>
+      <w:r>
+        <w:rPr>
+          <w:rFonts w:ascii="Times New Roman" w:eastAsia="Times New Roman" w:hAnsi="Times New Roman" w:cs="Times New Roman"/>
+          <w:sz w:val="24"/>
+          <w:szCs w:val="24"/>
+        </w:rPr>
+        <w:t>,no</w:t>
+      </w:r>
+      <w:proofErr w:type="spellEnd"/>
+    </w:p>
+    <w:p>
+      <w:pPr>
+        <w:spacing w:after="0" w:line="240" w:lineRule="auto"/>
+        <w:rPr>
+          <w:rFonts w:ascii="Times New Roman" w:eastAsia="Times New Roman" w:hAnsi="Times New Roman" w:cs="Times New Roman"/>
+          <w:sz w:val="24"/>
+          <w:szCs w:val="24"/>
+        </w:rPr>
+      </w:pPr>
+      <w:proofErr w:type="spellStart"/>
+      <w:proofErr w:type="gramStart"/>
+      <w:r>
+        <w:rPr>
+          <w:rFonts w:ascii="Times New Roman" w:eastAsia="Times New Roman" w:hAnsi="Times New Roman" w:cs="Times New Roman"/>
+          <w:sz w:val="24"/>
+          <w:szCs w:val="24"/>
+        </w:rPr>
+        <w:t>no,high</w:t>
+      </w:r>
+      <w:proofErr w:type="gramEnd"/>
+      <w:r>
+        <w:rPr>
+          <w:rFonts w:ascii="Times New Roman" w:eastAsia="Times New Roman" w:hAnsi="Times New Roman" w:cs="Times New Roman"/>
+          <w:sz w:val="24"/>
+          <w:szCs w:val="24"/>
+        </w:rPr>
+        <w:t>,no</w:t>
+      </w:r>
+      <w:proofErr w:type="spellEnd"/>
+    </w:p>
+    <w:p>
+      <w:pPr>
+        <w:spacing w:after="0" w:line="240" w:lineRule="auto"/>
+        <w:rPr>
+          <w:rFonts w:ascii="Times New Roman" w:eastAsia="Times New Roman" w:hAnsi="Times New Roman" w:cs="Times New Roman"/>
+          <w:sz w:val="24"/>
+          <w:szCs w:val="24"/>
+        </w:rPr>
+      </w:pPr>
+      <w:proofErr w:type="spellStart"/>
+      <w:proofErr w:type="gramStart"/>
+      <w:r>
+        <w:rPr>
+          <w:rFonts w:ascii="Times New Roman" w:eastAsia="Times New Roman" w:hAnsi="Times New Roman" w:cs="Times New Roman"/>
+          <w:sz w:val="24"/>
+          <w:szCs w:val="24"/>
+        </w:rPr>
+        <w:t>yes,medium</w:t>
+      </w:r>
+      <w:proofErr w:type="gramEnd"/>
+      <w:r>
+        <w:rPr>
+          <w:rFonts w:ascii="Times New Roman" w:eastAsia="Times New Roman" w:hAnsi="Times New Roman" w:cs="Times New Roman"/>
+          <w:sz w:val="24"/>
+          <w:szCs w:val="24"/>
+        </w:rPr>
+        <w:t>,yes</w:t>
+      </w:r>
+      <w:proofErr w:type="spellEnd"/>
+    </w:p>
+    <w:p>
+      <w:pPr>
+        <w:spacing w:after="0" w:line="240" w:lineRule="auto"/>
+        <w:rPr>
+          <w:rFonts w:ascii="Times New Roman" w:eastAsia="Times New Roman" w:hAnsi="Times New Roman" w:cs="Times New Roman"/>
+          <w:sz w:val="24"/>
+          <w:szCs w:val="24"/>
+        </w:rPr>
+      </w:pPr>
+      <w:proofErr w:type="spellStart"/>
+      <w:proofErr w:type="gramStart"/>
+      <w:r>
+        <w:rPr>
+          <w:rFonts w:ascii="Times New Roman" w:eastAsia="Times New Roman" w:hAnsi="Times New Roman" w:cs="Times New Roman"/>
+          <w:sz w:val="24"/>
+          <w:szCs w:val="24"/>
+        </w:rPr>
+        <w:t>no,low</w:t>
+      </w:r>
+      <w:proofErr w:type="gramEnd"/>
+      <w:r>
+        <w:rPr>
+          <w:rFonts w:ascii="Times New Roman" w:eastAsia="Times New Roman" w:hAnsi="Times New Roman" w:cs="Times New Roman"/>
+          <w:sz w:val="24"/>
+          <w:szCs w:val="24"/>
+        </w:rPr>
+        <w:t>,no</w:t>
+      </w:r>
+      <w:proofErr w:type="spellEnd"/>
+    </w:p>
+    <w:p>
+      <w:pPr>
+        <w:spacing w:after="0" w:line="240" w:lineRule="auto"/>
+        <w:rPr>
+          <w:rFonts w:ascii="Times New Roman" w:eastAsia="Times New Roman" w:hAnsi="Times New Roman" w:cs="Times New Roman"/>
+          <w:sz w:val="24"/>
+          <w:szCs w:val="24"/>
+        </w:rPr>
+      </w:pPr>
+      <w:proofErr w:type="spellStart"/>
+      <w:proofErr w:type="gramStart"/>
+      <w:r>
+        <w:rPr>
+          <w:rFonts w:ascii="Times New Roman" w:eastAsia="Times New Roman" w:hAnsi="Times New Roman" w:cs="Times New Roman"/>
+          <w:sz w:val="24"/>
+          <w:szCs w:val="24"/>
+        </w:rPr>
+        <w:t>yes,none</w:t>
+      </w:r>
+      <w:proofErr w:type="gramEnd"/>
+      <w:r>
+        <w:rPr>
+          <w:rFonts w:ascii="Times New Roman" w:eastAsia="Times New Roman" w:hAnsi="Times New Roman" w:cs="Times New Roman"/>
+          <w:sz w:val="24"/>
+          <w:szCs w:val="24"/>
+        </w:rPr>
+        <w:t>,no</w:t>
+      </w:r>
+      <w:proofErr w:type="spellEnd"/>
+    </w:p>
+    <w:p>
+      <w:pPr>
+        <w:spacing w:after="0" w:line="240" w:lineRule="auto"/>
+        <w:rPr>
+          <w:rFonts w:ascii="Times New Roman" w:eastAsia="Times New Roman" w:hAnsi="Times New Roman" w:cs="Times New Roman"/>
+          <w:sz w:val="24"/>
+          <w:szCs w:val="24"/>
+        </w:rPr>
+      </w:pPr>
+      <w:proofErr w:type="spellStart"/>
+      <w:proofErr w:type="gramStart"/>
+      <w:r>
+        <w:rPr>
+          <w:rFonts w:ascii="Times New Roman" w:eastAsia="Times New Roman" w:hAnsi="Times New Roman" w:cs="Times New Roman"/>
+          <w:sz w:val="24"/>
+          <w:szCs w:val="24"/>
+        </w:rPr>
+        <w:t>no,medium</w:t>
+      </w:r>
+      <w:proofErr w:type="gramEnd"/>
+      <w:r>
+        <w:rPr>
+          <w:rFonts w:ascii="Times New Roman" w:eastAsia="Times New Roman" w:hAnsi="Times New Roman" w:cs="Times New Roman"/>
+          <w:sz w:val="24"/>
+          <w:szCs w:val="24"/>
+        </w:rPr>
+        <w:t>,no</w:t>
+      </w:r>
+      <w:proofErr w:type="spellEnd"/>
+    </w:p>
+    <w:p>
+      <w:pPr>
+        <w:spacing w:after="0" w:line="240" w:lineRule="auto"/>
+        <w:rPr>
+          <w:rFonts w:ascii="Times New Roman" w:eastAsia="Times New Roman" w:hAnsi="Times New Roman" w:cs="Times New Roman"/>
+          <w:sz w:val="24"/>
+          <w:szCs w:val="24"/>
+        </w:rPr>
+      </w:pPr>
+      <w:proofErr w:type="spellStart"/>
+      <w:proofErr w:type="gramStart"/>
+      <w:r>
+        <w:rPr>
+          <w:rFonts w:ascii="Times New Roman" w:eastAsia="Times New Roman" w:hAnsi="Times New Roman" w:cs="Times New Roman"/>
+          <w:sz w:val="24"/>
+          <w:szCs w:val="24"/>
+        </w:rPr>
+        <w:t>yes,high</w:t>
+      </w:r>
+      <w:proofErr w:type="gramEnd"/>
+      <w:r>
+        <w:rPr>
+          <w:rFonts w:ascii="Times New Roman" w:eastAsia="Times New Roman" w:hAnsi="Times New Roman" w:cs="Times New Roman"/>
+          <w:sz w:val="24"/>
+          <w:szCs w:val="24"/>
+        </w:rPr>
+        <w:t>,yes</w:t>
+      </w:r>
+      <w:proofErr w:type="spellEnd"/>
+    </w:p>
+    <w:p>
+      <w:pPr>
+        <w:spacing w:after="0" w:line="240" w:lineRule="auto"/>
+        <w:rPr>
+          <w:rFonts w:ascii="Times New Roman" w:eastAsia="Times New Roman" w:hAnsi="Times New Roman" w:cs="Times New Roman"/>
+          <w:sz w:val="24"/>
+          <w:szCs w:val="24"/>
+        </w:rPr>
+      </w:pPr>
+      <w:proofErr w:type="spellStart"/>
+      <w:proofErr w:type="gramStart"/>
+      <w:r>
+        <w:rPr>
+          <w:rFonts w:ascii="Times New Roman" w:eastAsia="Times New Roman" w:hAnsi="Times New Roman" w:cs="Times New Roman"/>
+          <w:sz w:val="24"/>
+          <w:szCs w:val="24"/>
+        </w:rPr>
+        <w:t>no,none</w:t>
+      </w:r>
+      <w:proofErr w:type="gramEnd"/>
+      <w:r>
+        <w:rPr>
+          <w:rFonts w:ascii="Times New Roman" w:eastAsia="Times New Roman" w:hAnsi="Times New Roman" w:cs="Times New Roman"/>
+          <w:sz w:val="24"/>
+          <w:szCs w:val="24"/>
+        </w:rPr>
+        <w:t>,no</w:t>
+      </w:r>
+      <w:proofErr w:type="spellEnd"/>
+    </w:p>
+    <w:p>
+      <w:pPr>
+        <w:spacing w:after="0" w:line="240" w:lineRule="auto"/>
+        <w:rPr>
+          <w:rFonts w:ascii="Times New Roman" w:eastAsia="Times New Roman" w:hAnsi="Times New Roman" w:cs="Times New Roman"/>
+          <w:sz w:val="24"/>
+          <w:szCs w:val="24"/>
+        </w:rPr>
+      </w:pPr>
+      <w:proofErr w:type="spellStart"/>
+      <w:proofErr w:type="gramStart"/>
+      <w:r>
+        <w:rPr>
+          <w:rFonts w:ascii="Times New Roman" w:eastAsia="Times New Roman" w:hAnsi="Times New Roman" w:cs="Times New Roman"/>
+          <w:sz w:val="24"/>
+          <w:szCs w:val="24"/>
+        </w:rPr>
+        <w:t>yes,medium</w:t>
+      </w:r>
+      <w:proofErr w:type="gramEnd"/>
+      <w:r>
+        <w:rPr>
+          <w:rFonts w:ascii="Times New Roman" w:eastAsia="Times New Roman" w:hAnsi="Times New Roman" w:cs="Times New Roman"/>
+          <w:sz w:val="24"/>
+          <w:szCs w:val="24"/>
+        </w:rPr>
+        <w:t>,yes</w:t>
+      </w:r>
+      <w:proofErr w:type="spellEnd"/>
+    </w:p>
+    <w:p>
+      <w:pPr>
+        <w:spacing w:after="0" w:line="240" w:lineRule="auto"/>
+        <w:rPr>
+          <w:rFonts w:ascii="Times New Roman" w:eastAsia="Times New Roman" w:hAnsi="Times New Roman" w:cs="Times New Roman"/>
+          <w:sz w:val="24"/>
+          <w:szCs w:val="24"/>
+        </w:rPr>
+      </w:pPr>
+      <w:proofErr w:type="spellStart"/>
+      <w:proofErr w:type="gramStart"/>
+      <w:r>
+        <w:rPr>
+          <w:rFonts w:ascii="Times New Roman" w:eastAsia="Times New Roman" w:hAnsi="Times New Roman" w:cs="Times New Roman"/>
+          <w:sz w:val="24"/>
+          <w:szCs w:val="24"/>
+        </w:rPr>
+        <w:t>no,low</w:t>
+      </w:r>
+      <w:proofErr w:type="gramEnd"/>
+      <w:r>
+        <w:rPr>
+          <w:rFonts w:ascii="Times New Roman" w:eastAsia="Times New Roman" w:hAnsi="Times New Roman" w:cs="Times New Roman"/>
+          <w:sz w:val="24"/>
+          <w:szCs w:val="24"/>
+        </w:rPr>
+        <w:t>,no</w:t>
+      </w:r>
+      <w:proofErr w:type="spellEnd"/>
+    </w:p>
+    <w:p>
+      <w:pPr>
+        <w:spacing w:after="0" w:line="240" w:lineRule="auto"/>
+        <w:rPr>
+          <w:rFonts w:ascii="Times New Roman" w:eastAsia="Times New Roman" w:hAnsi="Times New Roman" w:cs="Times New Roman"/>
+          <w:sz w:val="24"/>
+          <w:szCs w:val="24"/>
+        </w:rPr>
+      </w:pPr>
+      <w:proofErr w:type="spellStart"/>
+      <w:proofErr w:type="gramStart"/>
+      <w:r>
+        <w:rPr>
+          <w:rFonts w:ascii="Times New Roman" w:eastAsia="Times New Roman" w:hAnsi="Times New Roman" w:cs="Times New Roman"/>
+          <w:sz w:val="24"/>
+          <w:szCs w:val="24"/>
+        </w:rPr>
+        <w:t>yes,high</w:t>
+      </w:r>
+      <w:proofErr w:type="gramEnd"/>
+      <w:r>
+        <w:rPr>
+          <w:rFonts w:ascii="Times New Roman" w:eastAsia="Times New Roman" w:hAnsi="Times New Roman" w:cs="Times New Roman"/>
+          <w:sz w:val="24"/>
+          <w:szCs w:val="24"/>
+        </w:rPr>
+        <w:t>,yes</w:t>
+      </w:r>
+      <w:proofErr w:type="spellEnd"/>
+    </w:p>
+    <w:p>
+      <w:pPr>
+        <w:spacing w:after="0" w:line="240" w:lineRule="auto"/>
+        <w:rPr>
+          <w:rFonts w:ascii="Times New Roman" w:eastAsia="Times New Roman" w:hAnsi="Times New Roman" w:cs="Times New Roman"/>
+          <w:sz w:val="24"/>
+          <w:szCs w:val="24"/>
+        </w:rPr>
+      </w:pPr>
+      <w:proofErr w:type="spellStart"/>
+      <w:proofErr w:type="gramStart"/>
+      <w:r>
+        <w:rPr>
+          <w:rFonts w:ascii="Times New Roman" w:eastAsia="Times New Roman" w:hAnsi="Times New Roman" w:cs="Times New Roman"/>
+          <w:sz w:val="24"/>
+          <w:szCs w:val="24"/>
+        </w:rPr>
+        <w:t>no,medium</w:t>
+      </w:r>
+      <w:proofErr w:type="gramEnd"/>
+      <w:r>
+        <w:rPr>
+          <w:rFonts w:ascii="Times New Roman" w:eastAsia="Times New Roman" w:hAnsi="Times New Roman" w:cs="Times New Roman"/>
+          <w:sz w:val="24"/>
+          <w:szCs w:val="24"/>
+        </w:rPr>
+        <w:t>,no</w:t>
+      </w:r>
+      <w:proofErr w:type="spellEnd"/>
+    </w:p>
+    <w:p>
+      <w:pPr>
+        <w:spacing w:after="0" w:line="240" w:lineRule="auto"/>
+        <w:rPr>
+          <w:rFonts w:ascii="Times New Roman" w:eastAsia="Times New Roman" w:hAnsi="Times New Roman" w:cs="Times New Roman"/>
+          <w:sz w:val="24"/>
+          <w:szCs w:val="24"/>
+        </w:rPr>
+      </w:pPr>
+      <w:proofErr w:type="spellStart"/>
+      <w:proofErr w:type="gramStart"/>
+      <w:r>
+        <w:rPr>
+          <w:rFonts w:ascii="Times New Roman" w:eastAsia="Times New Roman" w:hAnsi="Times New Roman" w:cs="Times New Roman"/>
+          <w:sz w:val="24"/>
+          <w:szCs w:val="24"/>
+        </w:rPr>
+        <w:t>yes,none</w:t>
+      </w:r>
+      <w:proofErr w:type="gramEnd"/>
+      <w:r>
+        <w:rPr>
+          <w:rFonts w:ascii="Times New Roman" w:eastAsia="Times New Roman" w:hAnsi="Times New Roman" w:cs="Times New Roman"/>
+          <w:sz w:val="24"/>
+          <w:szCs w:val="24"/>
+        </w:rPr>
+        <w:t>,no</w:t>
+      </w:r>
+      <w:proofErr w:type="spellEnd"/>
+    </w:p>
+    <w:p>
+      <w:pPr>
+        <w:spacing w:after="0" w:line="240" w:lineRule="auto"/>
+        <w:rPr>
+          <w:rFonts w:ascii="Times New Roman" w:eastAsia="Times New Roman" w:hAnsi="Times New Roman" w:cs="Times New Roman"/>
+          <w:sz w:val="24"/>
+          <w:szCs w:val="24"/>
+        </w:rPr>
+      </w:pPr>
+      <w:proofErr w:type="spellStart"/>
+      <w:proofErr w:type="gramStart"/>
+      <w:r>
+        <w:rPr>
+          <w:rFonts w:ascii="Times New Roman" w:eastAsia="Times New Roman" w:hAnsi="Times New Roman" w:cs="Times New Roman"/>
+          <w:sz w:val="24"/>
+          <w:szCs w:val="24"/>
+        </w:rPr>
+        <w:t>no,high</w:t>
+      </w:r>
+      <w:proofErr w:type="gramEnd"/>
+      <w:r>
+        <w:rPr>
+          <w:rFonts w:ascii="Times New Roman" w:eastAsia="Times New Roman" w:hAnsi="Times New Roman" w:cs="Times New Roman"/>
+          <w:sz w:val="24"/>
+          <w:szCs w:val="24"/>
+        </w:rPr>
+        <w:t>,no</w:t>
+      </w:r>
+      <w:proofErr w:type="spellEnd"/>
+    </w:p>
+    <w:p>
+      <w:pPr>
+        <w:spacing w:after="0" w:line="240" w:lineRule="auto"/>
+        <w:rPr>
+          <w:rFonts w:ascii="Times New Roman" w:eastAsia="Times New Roman" w:hAnsi="Times New Roman" w:cs="Times New Roman"/>
+          <w:sz w:val="24"/>
+          <w:szCs w:val="24"/>
+        </w:rPr>
+      </w:pPr>
+      <w:proofErr w:type="spellStart"/>
+      <w:proofErr w:type="gramStart"/>
+      <w:r>
+        <w:rPr>
+          <w:rFonts w:ascii="Times New Roman" w:eastAsia="Times New Roman" w:hAnsi="Times New Roman" w:cs="Times New Roman"/>
+          <w:sz w:val="24"/>
+          <w:szCs w:val="24"/>
+        </w:rPr>
+        <w:t>yes,low</w:t>
+      </w:r>
+      <w:proofErr w:type="gramEnd"/>
+      <w:r>
+        <w:rPr>
+          <w:rFonts w:ascii="Times New Roman" w:eastAsia="Times New Roman" w:hAnsi="Times New Roman" w:cs="Times New Roman"/>
+          <w:sz w:val="24"/>
+          <w:szCs w:val="24"/>
+        </w:rPr>
+        <w:t>,no</w:t>
+      </w:r>
+      <w:proofErr w:type="spellEnd"/>
+    </w:p>
+    <w:p>
+      <w:pPr>
+        <w:spacing w:after="0" w:line="240" w:lineRule="auto"/>
+        <w:rPr>
+          <w:rFonts w:ascii="Times New Roman" w:eastAsia="Times New Roman" w:hAnsi="Times New Roman" w:cs="Times New Roman"/>
+          <w:sz w:val="24"/>
+          <w:szCs w:val="24"/>
+        </w:rPr>
+      </w:pPr>
+      <w:proofErr w:type="spellStart"/>
+      <w:proofErr w:type="gramStart"/>
+      <w:r>
+        <w:rPr>
+          <w:rFonts w:ascii="Times New Roman" w:eastAsia="Times New Roman" w:hAnsi="Times New Roman" w:cs="Times New Roman"/>
+          <w:sz w:val="24"/>
+          <w:szCs w:val="24"/>
+        </w:rPr>
+        <w:t>no,none</w:t>
+      </w:r>
+      <w:proofErr w:type="gramEnd"/>
+      <w:r>
+        <w:rPr>
+          <w:rFonts w:ascii="Times New Roman" w:eastAsia="Times New Roman" w:hAnsi="Times New Roman" w:cs="Times New Roman"/>
+          <w:sz w:val="24"/>
+          <w:szCs w:val="24"/>
+        </w:rPr>
+        <w:t>,no</w:t>
+      </w:r>
+      <w:proofErr w:type="spellEnd"/>
+    </w:p>
+    <w:p>
+      <w:pPr>
+        <w:spacing w:after="0" w:line="240" w:lineRule="auto"/>
+        <w:rPr>
+          <w:rFonts w:ascii="Times New Roman" w:eastAsia="Times New Roman" w:hAnsi="Times New Roman" w:cs="Times New Roman"/>
+          <w:sz w:val="24"/>
+          <w:szCs w:val="24"/>
+        </w:rPr>
+      </w:pPr>
+      <w:proofErr w:type="spellStart"/>
+      <w:proofErr w:type="gramStart"/>
+      <w:r>
+        <w:rPr>
+          <w:rFonts w:ascii="Times New Roman" w:eastAsia="Times New Roman" w:hAnsi="Times New Roman" w:cs="Times New Roman"/>
+          <w:sz w:val="24"/>
+          <w:szCs w:val="24"/>
+        </w:rPr>
+        <w:t>yes,medium</w:t>
+      </w:r>
+      <w:proofErr w:type="gramEnd"/>
+      <w:r>
+        <w:rPr>
+          <w:rFonts w:ascii="Times New Roman" w:eastAsia="Times New Roman" w:hAnsi="Times New Roman" w:cs="Times New Roman"/>
+          <w:sz w:val="24"/>
+          <w:szCs w:val="24"/>
+        </w:rPr>
+        <w:t>,yes</w:t>
+      </w:r>
+      <w:proofErr w:type="spellEnd"/>
+    </w:p>
+    <w:p>
+      <w:pPr>
+        <w:spacing w:after="0" w:line="240" w:lineRule="auto"/>
+        <w:rPr>
+          <w:rFonts w:ascii="Times New Roman" w:eastAsia="Times New Roman" w:hAnsi="Times New Roman" w:cs="Times New Roman"/>
+          <w:sz w:val="24"/>
+          <w:szCs w:val="24"/>
+        </w:rPr>
+      </w:pPr>
+      <w:proofErr w:type="spellStart"/>
+      <w:proofErr w:type="gramStart"/>
+      <w:r>
+        <w:rPr>
+          <w:rFonts w:ascii="Times New Roman" w:eastAsia="Times New Roman" w:hAnsi="Times New Roman" w:cs="Times New Roman"/>
+          <w:sz w:val="24"/>
+          <w:szCs w:val="24"/>
+        </w:rPr>
+        <w:t>no,low</w:t>
+      </w:r>
+      <w:proofErr w:type="gramEnd"/>
+      <w:r>
+        <w:rPr>
+          <w:rFonts w:ascii="Times New Roman" w:eastAsia="Times New Roman" w:hAnsi="Times New Roman" w:cs="Times New Roman"/>
+          <w:sz w:val="24"/>
+          <w:szCs w:val="24"/>
+        </w:rPr>
+        <w:t>,no</w:t>
+      </w:r>
+      <w:proofErr w:type="spellEnd"/>
+    </w:p>
+    <w:p>
+      <w:pPr>
+        <w:spacing w:after="0" w:line="240" w:lineRule="auto"/>
+        <w:rPr>
+          <w:rFonts w:ascii="Times New Roman" w:eastAsia="Times New Roman" w:hAnsi="Times New Roman" w:cs="Times New Roman"/>
+          <w:sz w:val="24"/>
+          <w:szCs w:val="24"/>
+        </w:rPr>
+      </w:pPr>
+      <w:proofErr w:type="spellStart"/>
+      <w:proofErr w:type="gramStart"/>
+      <w:r>
+        <w:rPr>
+          <w:rFonts w:ascii="Times New Roman" w:eastAsia="Times New Roman" w:hAnsi="Times New Roman" w:cs="Times New Roman"/>
+          <w:sz w:val="24"/>
+          <w:szCs w:val="24"/>
+        </w:rPr>
+        <w:t>yes,high</w:t>
+      </w:r>
+      <w:proofErr w:type="gramEnd"/>
+      <w:r>
+        <w:rPr>
+          <w:rFonts w:ascii="Times New Roman" w:eastAsia="Times New Roman" w:hAnsi="Times New Roman" w:cs="Times New Roman"/>
+          <w:sz w:val="24"/>
+          <w:szCs w:val="24"/>
+        </w:rPr>
+        <w:t>,yes</w:t>
+      </w:r>
+      <w:proofErr w:type="spellEnd"/>
+    </w:p>
+    <w:p>
+      <w:pPr>
+        <w:spacing w:after="0" w:line="240" w:lineRule="auto"/>
+        <w:rPr>
+          <w:rFonts w:ascii="Times New Roman" w:eastAsia="Times New Roman" w:hAnsi="Times New Roman" w:cs="Times New Roman"/>
+          <w:sz w:val="24"/>
+          <w:szCs w:val="24"/>
+        </w:rPr>
+      </w:pPr>
+      <w:proofErr w:type="spellStart"/>
+      <w:proofErr w:type="gramStart"/>
+      <w:r>
+        <w:rPr>
+          <w:rFonts w:ascii="Times New Roman" w:eastAsia="Times New Roman" w:hAnsi="Times New Roman" w:cs="Times New Roman"/>
+          <w:sz w:val="24"/>
+          <w:szCs w:val="24"/>
+        </w:rPr>
+        <w:t>no,medium</w:t>
+      </w:r>
+      <w:proofErr w:type="gramEnd"/>
+      <w:r>
+        <w:rPr>
+          <w:rFonts w:ascii="Times New Roman" w:eastAsia="Times New Roman" w:hAnsi="Times New Roman" w:cs="Times New Roman"/>
+          <w:sz w:val="24"/>
+          <w:szCs w:val="24"/>
+        </w:rPr>
+        <w:t>,no</w:t>
+      </w:r>
+      <w:proofErr w:type="spellEnd"/>
+    </w:p>
+    <w:p>
+      <w:pPr>
+        <w:spacing w:after="0" w:line="240" w:lineRule="auto"/>
+        <w:rPr>
+          <w:rFonts w:ascii="Times New Roman" w:eastAsia="Times New Roman" w:hAnsi="Times New Roman" w:cs="Times New Roman"/>
+          <w:sz w:val="24"/>
+          <w:szCs w:val="24"/>
+        </w:rPr>
+      </w:pPr>
+    </w:p>
+    <w:p>
+      <w:pPr>
+        <w:spacing w:after="0" w:line="240" w:lineRule="auto"/>
+        <w:rPr>
+          <w:rFonts w:ascii="Times New Roman" w:eastAsia="Times New Roman" w:hAnsi="Times New Roman" w:cs="Times New Roman"/>
+          <w:sz w:val="24"/>
+          <w:szCs w:val="24"/>
+        </w:rPr>
+      </w:pPr>
+      <w:r>
+        <w:rPr>
+          <w:rFonts w:ascii="Times New Roman" w:eastAsia="Times New Roman" w:hAnsi="Times New Roman" w:cs="Times New Roman"/>
+          <w:sz w:val="24"/>
+          <w:szCs w:val="24"/>
         </w:rPr>
         <w:lastRenderedPageBreak/>
-        <w:t>X_train</w:t>
-      </w:r>
-      <w:proofErr w:type="spellEnd"/>
-      <w:r>
-        <w:rPr>
-          <w:rFonts w:ascii="Times New Roman" w:eastAsia="Times New Roman" w:hAnsi="Times New Roman" w:cs="Times New Roman"/>
-          <w:sz w:val="24"/>
-          <w:szCs w:val="24"/>
-          <w:lang w:val="en-IN"/>
-        </w:rPr>
-        <w:t xml:space="preserve">, </w:t>
-      </w:r>
-      <w:proofErr w:type="spellStart"/>
-      <w:r>
-        <w:rPr>
-          <w:rFonts w:ascii="Times New Roman" w:eastAsia="Times New Roman" w:hAnsi="Times New Roman" w:cs="Times New Roman"/>
-          <w:sz w:val="24"/>
-          <w:szCs w:val="24"/>
-          <w:lang w:val="en-IN"/>
-        </w:rPr>
-        <w:t>X_test</w:t>
-      </w:r>
-      <w:proofErr w:type="spellEnd"/>
-      <w:r>
-        <w:rPr>
-          <w:rFonts w:ascii="Times New Roman" w:eastAsia="Times New Roman" w:hAnsi="Times New Roman" w:cs="Times New Roman"/>
-          <w:sz w:val="24"/>
-          <w:szCs w:val="24"/>
-          <w:lang w:val="en-IN"/>
-        </w:rPr>
-        <w:t xml:space="preserve">, </w:t>
-      </w:r>
-      <w:proofErr w:type="spellStart"/>
-      <w:r>
-        <w:rPr>
-          <w:rFonts w:ascii="Times New Roman" w:eastAsia="Times New Roman" w:hAnsi="Times New Roman" w:cs="Times New Roman"/>
-          <w:sz w:val="24"/>
-          <w:szCs w:val="24"/>
-          <w:lang w:val="en-IN"/>
-        </w:rPr>
-        <w:t>Y_train</w:t>
-      </w:r>
-      <w:proofErr w:type="spellEnd"/>
-      <w:r>
-        <w:rPr>
-          <w:rFonts w:ascii="Times New Roman" w:eastAsia="Times New Roman" w:hAnsi="Times New Roman" w:cs="Times New Roman"/>
-          <w:sz w:val="24"/>
-          <w:szCs w:val="24"/>
-          <w:lang w:val="en-IN"/>
-        </w:rPr>
-        <w:t xml:space="preserve">, </w:t>
-      </w:r>
-      <w:proofErr w:type="spellStart"/>
-      <w:r>
-        <w:rPr>
-          <w:rFonts w:ascii="Times New Roman" w:eastAsia="Times New Roman" w:hAnsi="Times New Roman" w:cs="Times New Roman"/>
-          <w:sz w:val="24"/>
-          <w:szCs w:val="24"/>
-          <w:lang w:val="en-IN"/>
-        </w:rPr>
-        <w:t>Y_test</w:t>
-      </w:r>
-      <w:proofErr w:type="spellEnd"/>
-      <w:r>
-        <w:rPr>
-          <w:rFonts w:ascii="Times New Roman" w:eastAsia="Times New Roman" w:hAnsi="Times New Roman" w:cs="Times New Roman"/>
-          <w:sz w:val="24"/>
-          <w:szCs w:val="24"/>
-          <w:lang w:val="en-IN"/>
-        </w:rPr>
-        <w:t>=</w:t>
-      </w:r>
-      <w:proofErr w:type="spellStart"/>
-      <w:r>
-        <w:rPr>
-          <w:rFonts w:ascii="Times New Roman" w:eastAsia="Times New Roman" w:hAnsi="Times New Roman" w:cs="Times New Roman"/>
-          <w:sz w:val="24"/>
-          <w:szCs w:val="24"/>
-          <w:lang w:val="en-IN"/>
-        </w:rPr>
-        <w:t>train_test_</w:t>
-      </w:r>
+        <w:t>Prac_5_data2.csv</w:t>
+      </w:r>
+    </w:p>
+    <w:p>
+      <w:pPr>
+        <w:spacing w:after="0" w:line="240" w:lineRule="auto"/>
+        <w:rPr>
+          <w:rFonts w:ascii="Times New Roman" w:eastAsia="Times New Roman" w:hAnsi="Times New Roman" w:cs="Times New Roman"/>
+          <w:sz w:val="24"/>
+          <w:szCs w:val="24"/>
+        </w:rPr>
+      </w:pPr>
+    </w:p>
+    <w:p>
+      <w:pPr>
+        <w:spacing w:after="0" w:line="240" w:lineRule="auto"/>
+        <w:rPr>
+          <w:rFonts w:ascii="Times New Roman" w:eastAsia="Times New Roman" w:hAnsi="Times New Roman" w:cs="Times New Roman"/>
+          <w:sz w:val="24"/>
+          <w:szCs w:val="24"/>
+        </w:rPr>
+      </w:pPr>
+      <w:proofErr w:type="spellStart"/>
       <w:proofErr w:type="gramStart"/>
       <w:r>
         <w:rPr>
           <w:rFonts w:ascii="Times New Roman" w:eastAsia="Times New Roman" w:hAnsi="Times New Roman" w:cs="Times New Roman"/>
           <w:sz w:val="24"/>
           <w:szCs w:val="24"/>
-          <w:lang w:val="en-IN"/>
-        </w:rPr>
-        <w:t>split</w:t>
-      </w:r>
-      <w:proofErr w:type="spellEnd"/>
-      <w:r>
-        <w:rPr>
-          <w:rFonts w:ascii="Times New Roman" w:eastAsia="Times New Roman" w:hAnsi="Times New Roman" w:cs="Times New Roman"/>
-          <w:sz w:val="24"/>
-          <w:szCs w:val="24"/>
-          <w:lang w:val="en-IN"/>
-        </w:rPr>
-        <w:t>(</w:t>
-      </w:r>
+        </w:rPr>
+        <w:t>covid,fever</w:t>
+      </w:r>
+      <w:proofErr w:type="spellEnd"/>
       <w:proofErr w:type="gramEnd"/>
-      <w:r>
-        <w:rPr>
-          <w:rFonts w:ascii="Times New Roman" w:eastAsia="Times New Roman" w:hAnsi="Times New Roman" w:cs="Times New Roman"/>
-          <w:sz w:val="24"/>
-          <w:szCs w:val="24"/>
-          <w:lang w:val="en-IN"/>
-        </w:rPr>
-        <w:t xml:space="preserve">X, Y, </w:t>
-      </w:r>
-      <w:proofErr w:type="spellStart"/>
-      <w:r>
-        <w:rPr>
-          <w:rFonts w:ascii="Times New Roman" w:eastAsia="Times New Roman" w:hAnsi="Times New Roman" w:cs="Times New Roman"/>
-          <w:sz w:val="24"/>
-          <w:szCs w:val="24"/>
-          <w:lang w:val="en-IN"/>
-        </w:rPr>
-        <w:t>test_size</w:t>
-      </w:r>
-      <w:proofErr w:type="spellEnd"/>
-      <w:r>
-        <w:rPr>
-          <w:rFonts w:ascii="Times New Roman" w:eastAsia="Times New Roman" w:hAnsi="Times New Roman" w:cs="Times New Roman"/>
-          <w:sz w:val="24"/>
-          <w:szCs w:val="24"/>
-          <w:lang w:val="en-IN"/>
-        </w:rPr>
-        <w:t xml:space="preserve">=0.2, </w:t>
-      </w:r>
-      <w:proofErr w:type="spellStart"/>
-      <w:r>
-        <w:rPr>
-          <w:rFonts w:ascii="Times New Roman" w:eastAsia="Times New Roman" w:hAnsi="Times New Roman" w:cs="Times New Roman"/>
-          <w:sz w:val="24"/>
-          <w:szCs w:val="24"/>
-          <w:lang w:val="en-IN"/>
-        </w:rPr>
-        <w:t>random_state</w:t>
-      </w:r>
-      <w:proofErr w:type="spellEnd"/>
-      <w:r>
-        <w:rPr>
-          <w:rFonts w:ascii="Times New Roman" w:eastAsia="Times New Roman" w:hAnsi="Times New Roman" w:cs="Times New Roman"/>
-          <w:sz w:val="24"/>
-          <w:szCs w:val="24"/>
-          <w:lang w:val="en-IN"/>
-        </w:rPr>
-        <w:t>=42)</w:t>
-      </w:r>
-    </w:p>
-    <w:p>
-      <w:pPr>
-        <w:shd w:val="clear" w:color="auto" w:fill="000000"/>
-        <w:spacing w:after="0" w:line="240" w:lineRule="auto"/>
-        <w:rPr>
-          <w:rFonts w:ascii="Times New Roman" w:eastAsia="Times New Roman" w:hAnsi="Times New Roman" w:cs="Times New Roman"/>
-          <w:sz w:val="24"/>
-          <w:szCs w:val="24"/>
-          <w:lang w:val="en-IN"/>
-        </w:rPr>
-      </w:pPr>
-    </w:p>
-    <w:p>
-      <w:pPr>
-        <w:shd w:val="clear" w:color="auto" w:fill="000000"/>
-        <w:spacing w:after="0" w:line="240" w:lineRule="auto"/>
-        <w:rPr>
-          <w:rFonts w:ascii="Times New Roman" w:eastAsia="Times New Roman" w:hAnsi="Times New Roman" w:cs="Times New Roman"/>
-          <w:sz w:val="24"/>
-          <w:szCs w:val="24"/>
-          <w:lang w:val="en-IN"/>
-        </w:rPr>
-      </w:pPr>
-      <w:r>
-        <w:rPr>
-          <w:rFonts w:ascii="Times New Roman" w:eastAsia="Times New Roman" w:hAnsi="Times New Roman" w:cs="Times New Roman"/>
-          <w:sz w:val="24"/>
-          <w:szCs w:val="24"/>
-          <w:lang w:val="en-IN"/>
-        </w:rPr>
-        <w:t>vectorizer=</w:t>
-      </w:r>
+    </w:p>
+    <w:p>
+      <w:pPr>
+        <w:spacing w:after="0" w:line="240" w:lineRule="auto"/>
+        <w:rPr>
+          <w:rFonts w:ascii="Times New Roman" w:eastAsia="Times New Roman" w:hAnsi="Times New Roman" w:cs="Times New Roman"/>
+          <w:sz w:val="24"/>
+          <w:szCs w:val="24"/>
+        </w:rPr>
+      </w:pPr>
       <w:proofErr w:type="spellStart"/>
       <w:proofErr w:type="gramStart"/>
       <w:r>
@@ -14778,134 +17081,21 @@
           <w:rFonts w:ascii="Times New Roman" w:eastAsia="Times New Roman" w:hAnsi="Times New Roman" w:cs="Times New Roman"/>
           <w:sz w:val="24"/>
           <w:szCs w:val="24"/>
-          <w:lang w:val="en-IN"/>
-        </w:rPr>
-        <w:t>CountVectorizer</w:t>
-      </w:r>
-      <w:proofErr w:type="spellEnd"/>
-      <w:r>
-        <w:rPr>
-          <w:rFonts w:ascii="Times New Roman" w:eastAsia="Times New Roman" w:hAnsi="Times New Roman" w:cs="Times New Roman"/>
-          <w:sz w:val="24"/>
-          <w:szCs w:val="24"/>
-          <w:lang w:val="en-IN"/>
-        </w:rPr>
-        <w:t>(</w:t>
-      </w:r>
+        </w:rPr>
+        <w:t>yes,low</w:t>
+      </w:r>
+      <w:proofErr w:type="spellEnd"/>
       <w:proofErr w:type="gramEnd"/>
-      <w:r>
-        <w:rPr>
-          <w:rFonts w:ascii="Times New Roman" w:eastAsia="Times New Roman" w:hAnsi="Times New Roman" w:cs="Times New Roman"/>
-          <w:sz w:val="24"/>
-          <w:szCs w:val="24"/>
-          <w:lang w:val="en-IN"/>
-        </w:rPr>
-        <w:t>)</w:t>
-      </w:r>
-    </w:p>
-    <w:p>
-      <w:pPr>
-        <w:shd w:val="clear" w:color="auto" w:fill="000000"/>
-        <w:spacing w:after="0" w:line="240" w:lineRule="auto"/>
-        <w:rPr>
-          <w:rFonts w:ascii="Times New Roman" w:eastAsia="Times New Roman" w:hAnsi="Times New Roman" w:cs="Times New Roman"/>
-          <w:sz w:val="24"/>
-          <w:szCs w:val="24"/>
-          <w:lang w:val="en-IN"/>
-        </w:rPr>
-      </w:pPr>
-      <w:proofErr w:type="spellStart"/>
-      <w:r>
-        <w:rPr>
-          <w:rFonts w:ascii="Times New Roman" w:eastAsia="Times New Roman" w:hAnsi="Times New Roman" w:cs="Times New Roman"/>
-          <w:sz w:val="24"/>
-          <w:szCs w:val="24"/>
-          <w:lang w:val="en-IN"/>
-        </w:rPr>
-        <w:t>X_train_counts</w:t>
-      </w:r>
-      <w:proofErr w:type="spellEnd"/>
-      <w:r>
-        <w:rPr>
-          <w:rFonts w:ascii="Times New Roman" w:eastAsia="Times New Roman" w:hAnsi="Times New Roman" w:cs="Times New Roman"/>
-          <w:sz w:val="24"/>
-          <w:szCs w:val="24"/>
-          <w:lang w:val="en-IN"/>
-        </w:rPr>
-        <w:t>=</w:t>
-      </w:r>
-      <w:proofErr w:type="spellStart"/>
-      <w:r>
-        <w:rPr>
-          <w:rFonts w:ascii="Times New Roman" w:eastAsia="Times New Roman" w:hAnsi="Times New Roman" w:cs="Times New Roman"/>
-          <w:sz w:val="24"/>
-          <w:szCs w:val="24"/>
-          <w:lang w:val="en-IN"/>
-        </w:rPr>
-        <w:t>vectorizer.fit_transform</w:t>
-      </w:r>
-      <w:proofErr w:type="spellEnd"/>
-      <w:r>
-        <w:rPr>
-          <w:rFonts w:ascii="Times New Roman" w:eastAsia="Times New Roman" w:hAnsi="Times New Roman" w:cs="Times New Roman"/>
-          <w:sz w:val="24"/>
-          <w:szCs w:val="24"/>
-          <w:lang w:val="en-IN"/>
-        </w:rPr>
-        <w:t>(</w:t>
-      </w:r>
-      <w:proofErr w:type="spellStart"/>
-      <w:r>
-        <w:rPr>
-          <w:rFonts w:ascii="Times New Roman" w:eastAsia="Times New Roman" w:hAnsi="Times New Roman" w:cs="Times New Roman"/>
-          <w:sz w:val="24"/>
-          <w:szCs w:val="24"/>
-          <w:lang w:val="en-IN"/>
-        </w:rPr>
-        <w:t>X_train</w:t>
-      </w:r>
-      <w:proofErr w:type="spellEnd"/>
-      <w:r>
-        <w:rPr>
-          <w:rFonts w:ascii="Times New Roman" w:eastAsia="Times New Roman" w:hAnsi="Times New Roman" w:cs="Times New Roman"/>
-          <w:sz w:val="24"/>
-          <w:szCs w:val="24"/>
-          <w:lang w:val="en-IN"/>
-        </w:rPr>
-        <w:t>)</w:t>
-      </w:r>
-    </w:p>
-    <w:p>
-      <w:pPr>
-        <w:shd w:val="clear" w:color="auto" w:fill="000000"/>
-        <w:spacing w:after="0" w:line="240" w:lineRule="auto"/>
-        <w:rPr>
-          <w:rFonts w:ascii="Times New Roman" w:eastAsia="Times New Roman" w:hAnsi="Times New Roman" w:cs="Times New Roman"/>
-          <w:sz w:val="24"/>
-          <w:szCs w:val="24"/>
-          <w:lang w:val="en-IN"/>
-        </w:rPr>
-      </w:pPr>
-      <w:proofErr w:type="spellStart"/>
-      <w:r>
-        <w:rPr>
-          <w:rFonts w:ascii="Times New Roman" w:eastAsia="Times New Roman" w:hAnsi="Times New Roman" w:cs="Times New Roman"/>
-          <w:sz w:val="24"/>
-          <w:szCs w:val="24"/>
-          <w:lang w:val="en-IN"/>
-        </w:rPr>
-        <w:t>X_test_counts</w:t>
-      </w:r>
-      <w:proofErr w:type="spellEnd"/>
-      <w:r>
-        <w:rPr>
-          <w:rFonts w:ascii="Times New Roman" w:eastAsia="Times New Roman" w:hAnsi="Times New Roman" w:cs="Times New Roman"/>
-          <w:sz w:val="24"/>
-          <w:szCs w:val="24"/>
-          <w:lang w:val="en-IN"/>
-        </w:rPr>
-        <w:t>=</w:t>
-      </w:r>
+    </w:p>
+    <w:p>
+      <w:pPr>
+        <w:spacing w:after="0" w:line="240" w:lineRule="auto"/>
+        <w:rPr>
+          <w:rFonts w:ascii="Times New Roman" w:eastAsia="Times New Roman" w:hAnsi="Times New Roman" w:cs="Times New Roman"/>
+          <w:sz w:val="24"/>
+          <w:szCs w:val="24"/>
+        </w:rPr>
+      </w:pPr>
       <w:proofErr w:type="spellStart"/>
       <w:proofErr w:type="gramStart"/>
       <w:r>
@@ -14913,74 +17103,21 @@
           <w:rFonts w:ascii="Times New Roman" w:eastAsia="Times New Roman" w:hAnsi="Times New Roman" w:cs="Times New Roman"/>
           <w:sz w:val="24"/>
           <w:szCs w:val="24"/>
-          <w:lang w:val="en-IN"/>
-        </w:rPr>
-        <w:t>vectorizer.transform</w:t>
+        </w:rPr>
+        <w:t>no,high</w:t>
       </w:r>
       <w:proofErr w:type="spellEnd"/>
       <w:proofErr w:type="gramEnd"/>
-      <w:r>
-        <w:rPr>
-          <w:rFonts w:ascii="Times New Roman" w:eastAsia="Times New Roman" w:hAnsi="Times New Roman" w:cs="Times New Roman"/>
-          <w:sz w:val="24"/>
-          <w:szCs w:val="24"/>
-          <w:lang w:val="en-IN"/>
-        </w:rPr>
-        <w:t>(</w:t>
-      </w:r>
-      <w:proofErr w:type="spellStart"/>
-      <w:r>
-        <w:rPr>
-          <w:rFonts w:ascii="Times New Roman" w:eastAsia="Times New Roman" w:hAnsi="Times New Roman" w:cs="Times New Roman"/>
-          <w:sz w:val="24"/>
-          <w:szCs w:val="24"/>
-          <w:lang w:val="en-IN"/>
-        </w:rPr>
-        <w:t>X_test</w:t>
-      </w:r>
-      <w:proofErr w:type="spellEnd"/>
-      <w:r>
-        <w:rPr>
-          <w:rFonts w:ascii="Times New Roman" w:eastAsia="Times New Roman" w:hAnsi="Times New Roman" w:cs="Times New Roman"/>
-          <w:sz w:val="24"/>
-          <w:szCs w:val="24"/>
-          <w:lang w:val="en-IN"/>
-        </w:rPr>
-        <w:t>)</w:t>
-      </w:r>
-    </w:p>
-    <w:p>
-      <w:pPr>
-        <w:shd w:val="clear" w:color="auto" w:fill="000000"/>
-        <w:spacing w:after="0" w:line="240" w:lineRule="auto"/>
-        <w:rPr>
-          <w:rFonts w:ascii="Times New Roman" w:eastAsia="Times New Roman" w:hAnsi="Times New Roman" w:cs="Times New Roman"/>
-          <w:sz w:val="24"/>
-          <w:szCs w:val="24"/>
-          <w:lang w:val="en-IN"/>
-        </w:rPr>
-      </w:pPr>
-    </w:p>
-    <w:p>
-      <w:pPr>
-        <w:shd w:val="clear" w:color="auto" w:fill="000000"/>
-        <w:spacing w:after="0" w:line="240" w:lineRule="auto"/>
-        <w:rPr>
-          <w:rFonts w:ascii="Times New Roman" w:eastAsia="Times New Roman" w:hAnsi="Times New Roman" w:cs="Times New Roman"/>
-          <w:sz w:val="24"/>
-          <w:szCs w:val="24"/>
-          <w:lang w:val="en-IN"/>
-        </w:rPr>
-      </w:pPr>
-      <w:r>
-        <w:rPr>
-          <w:rFonts w:ascii="Times New Roman" w:eastAsia="Times New Roman" w:hAnsi="Times New Roman" w:cs="Times New Roman"/>
-          <w:sz w:val="24"/>
-          <w:szCs w:val="24"/>
-          <w:lang w:val="en-IN"/>
-        </w:rPr>
-        <w:t>classifier=</w:t>
-      </w:r>
+    </w:p>
+    <w:p>
+      <w:pPr>
+        <w:spacing w:after="0" w:line="240" w:lineRule="auto"/>
+        <w:rPr>
+          <w:rFonts w:ascii="Times New Roman" w:eastAsia="Times New Roman" w:hAnsi="Times New Roman" w:cs="Times New Roman"/>
+          <w:sz w:val="24"/>
+          <w:szCs w:val="24"/>
+        </w:rPr>
+      </w:pPr>
       <w:proofErr w:type="spellStart"/>
       <w:proofErr w:type="gramStart"/>
       <w:r>
@@ -14988,40 +17125,19 @@
           <w:rFonts w:ascii="Times New Roman" w:eastAsia="Times New Roman" w:hAnsi="Times New Roman" w:cs="Times New Roman"/>
           <w:sz w:val="24"/>
           <w:szCs w:val="24"/>
-          <w:lang w:val="en-IN"/>
-        </w:rPr>
-        <w:t>MultinomialNB</w:t>
-      </w:r>
-      <w:proofErr w:type="spellEnd"/>
-      <w:r>
-        <w:rPr>
-          <w:rFonts w:ascii="Times New Roman" w:eastAsia="Times New Roman" w:hAnsi="Times New Roman" w:cs="Times New Roman"/>
-          <w:sz w:val="24"/>
-          <w:szCs w:val="24"/>
-          <w:lang w:val="en-IN"/>
-        </w:rPr>
-        <w:t>(</w:t>
-      </w:r>
+        </w:rPr>
+        <w:t>yes,none</w:t>
+      </w:r>
+      <w:proofErr w:type="spellEnd"/>
       <w:proofErr w:type="gramEnd"/>
-      <w:r>
-        <w:rPr>
-          <w:rFonts w:ascii="Times New Roman" w:eastAsia="Times New Roman" w:hAnsi="Times New Roman" w:cs="Times New Roman"/>
-          <w:sz w:val="24"/>
-          <w:szCs w:val="24"/>
-          <w:lang w:val="en-IN"/>
-        </w:rPr>
-        <w:t>)</w:t>
-      </w:r>
-    </w:p>
-    <w:p>
-      <w:pPr>
-        <w:shd w:val="clear" w:color="auto" w:fill="000000"/>
-        <w:spacing w:after="0" w:line="240" w:lineRule="auto"/>
-        <w:rPr>
-          <w:rFonts w:ascii="Times New Roman" w:eastAsia="Times New Roman" w:hAnsi="Times New Roman" w:cs="Times New Roman"/>
-          <w:sz w:val="24"/>
-          <w:szCs w:val="24"/>
-          <w:lang w:val="en-IN"/>
+    </w:p>
+    <w:p>
+      <w:pPr>
+        <w:spacing w:after="0" w:line="240" w:lineRule="auto"/>
+        <w:rPr>
+          <w:rFonts w:ascii="Times New Roman" w:eastAsia="Times New Roman" w:hAnsi="Times New Roman" w:cs="Times New Roman"/>
+          <w:sz w:val="24"/>
+          <w:szCs w:val="24"/>
         </w:rPr>
       </w:pPr>
       <w:proofErr w:type="spellStart"/>
@@ -15031,186 +17147,43 @@
           <w:rFonts w:ascii="Times New Roman" w:eastAsia="Times New Roman" w:hAnsi="Times New Roman" w:cs="Times New Roman"/>
           <w:sz w:val="24"/>
           <w:szCs w:val="24"/>
-          <w:lang w:val="en-IN"/>
-        </w:rPr>
-        <w:t>classifier.fit</w:t>
-      </w:r>
-      <w:proofErr w:type="spellEnd"/>
-      <w:r>
-        <w:rPr>
-          <w:rFonts w:ascii="Times New Roman" w:eastAsia="Times New Roman" w:hAnsi="Times New Roman" w:cs="Times New Roman"/>
-          <w:sz w:val="24"/>
-          <w:szCs w:val="24"/>
-          <w:lang w:val="en-IN"/>
-        </w:rPr>
-        <w:t>(</w:t>
-      </w:r>
-      <w:proofErr w:type="spellStart"/>
+        </w:rPr>
+        <w:t>no,medium</w:t>
+      </w:r>
+      <w:proofErr w:type="spellEnd"/>
       <w:proofErr w:type="gramEnd"/>
-      <w:r>
-        <w:rPr>
-          <w:rFonts w:ascii="Times New Roman" w:eastAsia="Times New Roman" w:hAnsi="Times New Roman" w:cs="Times New Roman"/>
-          <w:sz w:val="24"/>
-          <w:szCs w:val="24"/>
-          <w:lang w:val="en-IN"/>
-        </w:rPr>
-        <w:t>X_train_counts</w:t>
-      </w:r>
-      <w:proofErr w:type="spellEnd"/>
-      <w:r>
-        <w:rPr>
-          <w:rFonts w:ascii="Times New Roman" w:eastAsia="Times New Roman" w:hAnsi="Times New Roman" w:cs="Times New Roman"/>
-          <w:sz w:val="24"/>
-          <w:szCs w:val="24"/>
-          <w:lang w:val="en-IN"/>
-        </w:rPr>
-        <w:t xml:space="preserve">, </w:t>
-      </w:r>
-      <w:proofErr w:type="spellStart"/>
-      <w:r>
-        <w:rPr>
-          <w:rFonts w:ascii="Times New Roman" w:eastAsia="Times New Roman" w:hAnsi="Times New Roman" w:cs="Times New Roman"/>
-          <w:sz w:val="24"/>
-          <w:szCs w:val="24"/>
-          <w:lang w:val="en-IN"/>
-        </w:rPr>
-        <w:t>Y_train</w:t>
-      </w:r>
-      <w:proofErr w:type="spellEnd"/>
-      <w:r>
-        <w:rPr>
-          <w:rFonts w:ascii="Times New Roman" w:eastAsia="Times New Roman" w:hAnsi="Times New Roman" w:cs="Times New Roman"/>
-          <w:sz w:val="24"/>
-          <w:szCs w:val="24"/>
-          <w:lang w:val="en-IN"/>
-        </w:rPr>
-        <w:t>)</w:t>
-      </w:r>
-    </w:p>
-    <w:p>
-      <w:pPr>
-        <w:shd w:val="clear" w:color="auto" w:fill="000000"/>
-        <w:spacing w:after="0" w:line="240" w:lineRule="auto"/>
-        <w:rPr>
-          <w:rFonts w:ascii="Times New Roman" w:eastAsia="Times New Roman" w:hAnsi="Times New Roman" w:cs="Times New Roman"/>
-          <w:sz w:val="24"/>
-          <w:szCs w:val="24"/>
-          <w:lang w:val="en-IN"/>
-        </w:rPr>
-      </w:pPr>
-      <w:r>
-        <w:rPr>
-          <w:rFonts w:ascii="Times New Roman" w:eastAsia="Times New Roman" w:hAnsi="Times New Roman" w:cs="Times New Roman"/>
-          <w:sz w:val="24"/>
-          <w:szCs w:val="24"/>
-          <w:lang w:val="en-IN"/>
-        </w:rPr>
-        <w:t>data1=</w:t>
-      </w:r>
-      <w:proofErr w:type="spellStart"/>
-      <w:r>
-        <w:rPr>
-          <w:rFonts w:ascii="Times New Roman" w:eastAsia="Times New Roman" w:hAnsi="Times New Roman" w:cs="Times New Roman"/>
-          <w:sz w:val="24"/>
-          <w:szCs w:val="24"/>
-          <w:lang w:val="en-IN"/>
-        </w:rPr>
-        <w:t>pd.read_csv</w:t>
-      </w:r>
-      <w:proofErr w:type="spellEnd"/>
-      <w:r>
-        <w:rPr>
-          <w:rFonts w:ascii="Times New Roman" w:eastAsia="Times New Roman" w:hAnsi="Times New Roman" w:cs="Times New Roman"/>
-          <w:sz w:val="24"/>
-          <w:szCs w:val="24"/>
-          <w:lang w:val="en-IN"/>
-        </w:rPr>
-        <w:t>("Prac_5_data2.csv")</w:t>
-      </w:r>
-    </w:p>
-    <w:p>
-      <w:pPr>
-        <w:shd w:val="clear" w:color="auto" w:fill="000000"/>
-        <w:spacing w:after="0" w:line="240" w:lineRule="auto"/>
-        <w:rPr>
-          <w:rFonts w:ascii="Times New Roman" w:eastAsia="Times New Roman" w:hAnsi="Times New Roman" w:cs="Times New Roman"/>
-          <w:sz w:val="24"/>
-          <w:szCs w:val="24"/>
-          <w:lang w:val="en-IN"/>
-        </w:rPr>
-      </w:pPr>
-      <w:proofErr w:type="spellStart"/>
-      <w:r>
-        <w:rPr>
-          <w:rFonts w:ascii="Times New Roman" w:eastAsia="Times New Roman" w:hAnsi="Times New Roman" w:cs="Times New Roman"/>
-          <w:sz w:val="24"/>
-          <w:szCs w:val="24"/>
-          <w:lang w:val="en-IN"/>
-        </w:rPr>
-        <w:t>new_data</w:t>
-      </w:r>
-      <w:proofErr w:type="spellEnd"/>
-      <w:r>
-        <w:rPr>
-          <w:rFonts w:ascii="Times New Roman" w:eastAsia="Times New Roman" w:hAnsi="Times New Roman" w:cs="Times New Roman"/>
-          <w:sz w:val="24"/>
-          <w:szCs w:val="24"/>
-          <w:lang w:val="en-IN"/>
-        </w:rPr>
-        <w:t>=data1["covid</w:t>
-      </w:r>
+    </w:p>
+    <w:p>
+      <w:pPr>
+        <w:spacing w:after="0" w:line="240" w:lineRule="auto"/>
+        <w:rPr>
+          <w:rFonts w:ascii="Times New Roman" w:eastAsia="Times New Roman" w:hAnsi="Times New Roman" w:cs="Times New Roman"/>
+          <w:sz w:val="24"/>
+          <w:szCs w:val="24"/>
+        </w:rPr>
+      </w:pPr>
+      <w:proofErr w:type="spellStart"/>
       <w:proofErr w:type="gramStart"/>
       <w:r>
         <w:rPr>
           <w:rFonts w:ascii="Times New Roman" w:eastAsia="Times New Roman" w:hAnsi="Times New Roman" w:cs="Times New Roman"/>
           <w:sz w:val="24"/>
           <w:szCs w:val="24"/>
-          <w:lang w:val="en-IN"/>
-        </w:rPr>
-        <w:t>"]+</w:t>
-      </w:r>
+        </w:rPr>
+        <w:t>yes,high</w:t>
+      </w:r>
+      <w:proofErr w:type="spellEnd"/>
       <w:proofErr w:type="gramEnd"/>
-      <w:r>
-        <w:rPr>
-          <w:rFonts w:ascii="Times New Roman" w:eastAsia="Times New Roman" w:hAnsi="Times New Roman" w:cs="Times New Roman"/>
-          <w:sz w:val="24"/>
-          <w:szCs w:val="24"/>
-          <w:lang w:val="en-IN"/>
-        </w:rPr>
-        <w:t>""+data1["fever"]</w:t>
-      </w:r>
-    </w:p>
-    <w:p>
-      <w:pPr>
-        <w:shd w:val="clear" w:color="auto" w:fill="000000"/>
-        <w:spacing w:after="0" w:line="240" w:lineRule="auto"/>
-        <w:rPr>
-          <w:rFonts w:ascii="Times New Roman" w:eastAsia="Times New Roman" w:hAnsi="Times New Roman" w:cs="Times New Roman"/>
-          <w:sz w:val="24"/>
-          <w:szCs w:val="24"/>
-          <w:lang w:val="en-IN"/>
-        </w:rPr>
-      </w:pPr>
-      <w:proofErr w:type="spellStart"/>
-      <w:r>
-        <w:rPr>
-          <w:rFonts w:ascii="Times New Roman" w:eastAsia="Times New Roman" w:hAnsi="Times New Roman" w:cs="Times New Roman"/>
-          <w:sz w:val="24"/>
-          <w:szCs w:val="24"/>
-          <w:lang w:val="en-IN"/>
-        </w:rPr>
-        <w:t>new_data_counts</w:t>
-      </w:r>
-      <w:proofErr w:type="spellEnd"/>
-      <w:r>
-        <w:rPr>
-          <w:rFonts w:ascii="Times New Roman" w:eastAsia="Times New Roman" w:hAnsi="Times New Roman" w:cs="Times New Roman"/>
-          <w:sz w:val="24"/>
-          <w:szCs w:val="24"/>
-          <w:lang w:val="en-IN"/>
-        </w:rPr>
-        <w:t>=</w:t>
-      </w:r>
+    </w:p>
+    <w:p>
+      <w:pPr>
+        <w:spacing w:after="0" w:line="240" w:lineRule="auto"/>
+        <w:rPr>
+          <w:rFonts w:ascii="Times New Roman" w:eastAsia="Times New Roman" w:hAnsi="Times New Roman" w:cs="Times New Roman"/>
+          <w:sz w:val="24"/>
+          <w:szCs w:val="24"/>
+        </w:rPr>
+      </w:pPr>
       <w:proofErr w:type="spellStart"/>
       <w:proofErr w:type="gramStart"/>
       <w:r>
@@ -15218,73 +17191,43 @@
           <w:rFonts w:ascii="Times New Roman" w:eastAsia="Times New Roman" w:hAnsi="Times New Roman" w:cs="Times New Roman"/>
           <w:sz w:val="24"/>
           <w:szCs w:val="24"/>
-          <w:lang w:val="en-IN"/>
-        </w:rPr>
-        <w:t>vectorizer.transform</w:t>
+        </w:rPr>
+        <w:t>no,low</w:t>
       </w:r>
       <w:proofErr w:type="spellEnd"/>
       <w:proofErr w:type="gramEnd"/>
-      <w:r>
-        <w:rPr>
-          <w:rFonts w:ascii="Times New Roman" w:eastAsia="Times New Roman" w:hAnsi="Times New Roman" w:cs="Times New Roman"/>
-          <w:sz w:val="24"/>
-          <w:szCs w:val="24"/>
-          <w:lang w:val="en-IN"/>
-        </w:rPr>
-        <w:t>(</w:t>
-      </w:r>
-      <w:proofErr w:type="spellStart"/>
-      <w:r>
-        <w:rPr>
-          <w:rFonts w:ascii="Times New Roman" w:eastAsia="Times New Roman" w:hAnsi="Times New Roman" w:cs="Times New Roman"/>
-          <w:sz w:val="24"/>
-          <w:szCs w:val="24"/>
-          <w:lang w:val="en-IN"/>
-        </w:rPr>
-        <w:t>new_</w:t>
-      </w:r>
+    </w:p>
+    <w:p>
+      <w:pPr>
+        <w:spacing w:after="0" w:line="240" w:lineRule="auto"/>
+        <w:rPr>
+          <w:rFonts w:ascii="Times New Roman" w:eastAsia="Times New Roman" w:hAnsi="Times New Roman" w:cs="Times New Roman"/>
+          <w:sz w:val="24"/>
+          <w:szCs w:val="24"/>
+        </w:rPr>
+      </w:pPr>
+      <w:proofErr w:type="spellStart"/>
       <w:proofErr w:type="gramStart"/>
       <w:r>
         <w:rPr>
           <w:rFonts w:ascii="Times New Roman" w:eastAsia="Times New Roman" w:hAnsi="Times New Roman" w:cs="Times New Roman"/>
           <w:sz w:val="24"/>
           <w:szCs w:val="24"/>
-          <w:lang w:val="en-IN"/>
-        </w:rPr>
-        <w:t>data.astype</w:t>
+        </w:rPr>
+        <w:t>yes,medium</w:t>
       </w:r>
       <w:proofErr w:type="spellEnd"/>
       <w:proofErr w:type="gramEnd"/>
-      <w:r>
-        <w:rPr>
-          <w:rFonts w:ascii="Times New Roman" w:eastAsia="Times New Roman" w:hAnsi="Times New Roman" w:cs="Times New Roman"/>
-          <w:sz w:val="24"/>
-          <w:szCs w:val="24"/>
-          <w:lang w:val="en-IN"/>
-        </w:rPr>
-        <w:t>(str))</w:t>
-      </w:r>
-    </w:p>
-    <w:p>
-      <w:pPr>
-        <w:shd w:val="clear" w:color="auto" w:fill="000000"/>
-        <w:spacing w:after="0" w:line="240" w:lineRule="auto"/>
-        <w:rPr>
-          <w:rFonts w:ascii="Times New Roman" w:eastAsia="Times New Roman" w:hAnsi="Times New Roman" w:cs="Times New Roman"/>
-          <w:sz w:val="24"/>
-          <w:szCs w:val="24"/>
-          <w:lang w:val="en-IN"/>
-        </w:rPr>
-      </w:pPr>
-      <w:r>
-        <w:rPr>
-          <w:rFonts w:ascii="Times New Roman" w:eastAsia="Times New Roman" w:hAnsi="Times New Roman" w:cs="Times New Roman"/>
-          <w:sz w:val="24"/>
-          <w:szCs w:val="24"/>
-          <w:lang w:val="en-IN"/>
-        </w:rPr>
-        <w:t>predictions=</w:t>
-      </w:r>
+    </w:p>
+    <w:p>
+      <w:pPr>
+        <w:spacing w:after="0" w:line="240" w:lineRule="auto"/>
+        <w:rPr>
+          <w:rFonts w:ascii="Times New Roman" w:eastAsia="Times New Roman" w:hAnsi="Times New Roman" w:cs="Times New Roman"/>
+          <w:sz w:val="24"/>
+          <w:szCs w:val="24"/>
+        </w:rPr>
+      </w:pPr>
       <w:proofErr w:type="spellStart"/>
       <w:proofErr w:type="gramStart"/>
       <w:r>
@@ -15292,157 +17235,43 @@
           <w:rFonts w:ascii="Times New Roman" w:eastAsia="Times New Roman" w:hAnsi="Times New Roman" w:cs="Times New Roman"/>
           <w:sz w:val="24"/>
           <w:szCs w:val="24"/>
-          <w:lang w:val="en-IN"/>
-        </w:rPr>
-        <w:t>classifier.predict</w:t>
+        </w:rPr>
+        <w:t>no,none</w:t>
       </w:r>
       <w:proofErr w:type="spellEnd"/>
       <w:proofErr w:type="gramEnd"/>
-      <w:r>
-        <w:rPr>
-          <w:rFonts w:ascii="Times New Roman" w:eastAsia="Times New Roman" w:hAnsi="Times New Roman" w:cs="Times New Roman"/>
-          <w:sz w:val="24"/>
-          <w:szCs w:val="24"/>
-          <w:lang w:val="en-IN"/>
-        </w:rPr>
-        <w:t>(</w:t>
-      </w:r>
-      <w:proofErr w:type="spellStart"/>
-      <w:r>
-        <w:rPr>
-          <w:rFonts w:ascii="Times New Roman" w:eastAsia="Times New Roman" w:hAnsi="Times New Roman" w:cs="Times New Roman"/>
-          <w:sz w:val="24"/>
-          <w:szCs w:val="24"/>
-          <w:lang w:val="en-IN"/>
-        </w:rPr>
-        <w:t>new_data_counts</w:t>
-      </w:r>
-      <w:proofErr w:type="spellEnd"/>
-      <w:r>
-        <w:rPr>
-          <w:rFonts w:ascii="Times New Roman" w:eastAsia="Times New Roman" w:hAnsi="Times New Roman" w:cs="Times New Roman"/>
-          <w:sz w:val="24"/>
-          <w:szCs w:val="24"/>
-          <w:lang w:val="en-IN"/>
-        </w:rPr>
-        <w:t>)</w:t>
-      </w:r>
-    </w:p>
-    <w:p>
-      <w:pPr>
-        <w:shd w:val="clear" w:color="auto" w:fill="000000"/>
-        <w:spacing w:after="0" w:line="240" w:lineRule="auto"/>
-        <w:rPr>
-          <w:rFonts w:ascii="Times New Roman" w:eastAsia="Times New Roman" w:hAnsi="Times New Roman" w:cs="Times New Roman"/>
-          <w:sz w:val="24"/>
-          <w:szCs w:val="24"/>
-          <w:lang w:val="en-IN"/>
-        </w:rPr>
-      </w:pPr>
-    </w:p>
-    <w:p>
-      <w:pPr>
-        <w:shd w:val="clear" w:color="auto" w:fill="000000"/>
-        <w:spacing w:after="0" w:line="240" w:lineRule="auto"/>
-        <w:rPr>
-          <w:rFonts w:ascii="Times New Roman" w:eastAsia="Times New Roman" w:hAnsi="Times New Roman" w:cs="Times New Roman"/>
-          <w:sz w:val="24"/>
-          <w:szCs w:val="24"/>
-          <w:lang w:val="en-IN"/>
-        </w:rPr>
-      </w:pPr>
-      <w:proofErr w:type="spellStart"/>
-      <w:r>
-        <w:rPr>
-          <w:rFonts w:ascii="Times New Roman" w:eastAsia="Times New Roman" w:hAnsi="Times New Roman" w:cs="Times New Roman"/>
-          <w:sz w:val="24"/>
-          <w:szCs w:val="24"/>
-          <w:lang w:val="en-IN"/>
-        </w:rPr>
-        <w:t>new_data</w:t>
-      </w:r>
-      <w:proofErr w:type="spellEnd"/>
-      <w:r>
-        <w:rPr>
-          <w:rFonts w:ascii="Times New Roman" w:eastAsia="Times New Roman" w:hAnsi="Times New Roman" w:cs="Times New Roman"/>
-          <w:sz w:val="24"/>
-          <w:szCs w:val="24"/>
-          <w:lang w:val="en-IN"/>
-        </w:rPr>
-        <w:t>=predictions</w:t>
-      </w:r>
-    </w:p>
-    <w:p>
-      <w:pPr>
-        <w:shd w:val="clear" w:color="auto" w:fill="000000"/>
-        <w:spacing w:after="0" w:line="240" w:lineRule="auto"/>
-        <w:rPr>
-          <w:rFonts w:ascii="Times New Roman" w:eastAsia="Times New Roman" w:hAnsi="Times New Roman" w:cs="Times New Roman"/>
-          <w:sz w:val="24"/>
-          <w:szCs w:val="24"/>
-          <w:lang w:val="en-IN"/>
-        </w:rPr>
-      </w:pPr>
-      <w:r>
-        <w:rPr>
-          <w:rFonts w:ascii="Times New Roman" w:eastAsia="Times New Roman" w:hAnsi="Times New Roman" w:cs="Times New Roman"/>
-          <w:sz w:val="24"/>
-          <w:szCs w:val="24"/>
-          <w:lang w:val="en-IN"/>
-        </w:rPr>
-        <w:t>accuracy=</w:t>
-      </w:r>
-      <w:proofErr w:type="spellStart"/>
-      <w:r>
-        <w:rPr>
-          <w:rFonts w:ascii="Times New Roman" w:eastAsia="Times New Roman" w:hAnsi="Times New Roman" w:cs="Times New Roman"/>
-          <w:sz w:val="24"/>
-          <w:szCs w:val="24"/>
-          <w:lang w:val="en-IN"/>
-        </w:rPr>
-        <w:t>accuracy_</w:t>
-      </w:r>
+    </w:p>
+    <w:p>
+      <w:pPr>
+        <w:spacing w:after="0" w:line="240" w:lineRule="auto"/>
+        <w:rPr>
+          <w:rFonts w:ascii="Times New Roman" w:eastAsia="Times New Roman" w:hAnsi="Times New Roman" w:cs="Times New Roman"/>
+          <w:sz w:val="24"/>
+          <w:szCs w:val="24"/>
+        </w:rPr>
+      </w:pPr>
+      <w:proofErr w:type="spellStart"/>
       <w:proofErr w:type="gramStart"/>
       <w:r>
         <w:rPr>
           <w:rFonts w:ascii="Times New Roman" w:eastAsia="Times New Roman" w:hAnsi="Times New Roman" w:cs="Times New Roman"/>
           <w:sz w:val="24"/>
           <w:szCs w:val="24"/>
-          <w:lang w:val="en-IN"/>
-        </w:rPr>
-        <w:t>score</w:t>
-      </w:r>
-      <w:proofErr w:type="spellEnd"/>
-      <w:r>
-        <w:rPr>
-          <w:rFonts w:ascii="Times New Roman" w:eastAsia="Times New Roman" w:hAnsi="Times New Roman" w:cs="Times New Roman"/>
-          <w:sz w:val="24"/>
-          <w:szCs w:val="24"/>
-          <w:lang w:val="en-IN"/>
-        </w:rPr>
-        <w:t>(</w:t>
-      </w:r>
-      <w:proofErr w:type="spellStart"/>
+        </w:rPr>
+        <w:t>yes,high</w:t>
+      </w:r>
+      <w:proofErr w:type="spellEnd"/>
       <w:proofErr w:type="gramEnd"/>
-      <w:r>
-        <w:rPr>
-          <w:rFonts w:ascii="Times New Roman" w:eastAsia="Times New Roman" w:hAnsi="Times New Roman" w:cs="Times New Roman"/>
-          <w:sz w:val="24"/>
-          <w:szCs w:val="24"/>
-          <w:lang w:val="en-IN"/>
-        </w:rPr>
-        <w:t>Y_test</w:t>
-      </w:r>
-      <w:proofErr w:type="spellEnd"/>
-      <w:r>
-        <w:rPr>
-          <w:rFonts w:ascii="Times New Roman" w:eastAsia="Times New Roman" w:hAnsi="Times New Roman" w:cs="Times New Roman"/>
-          <w:sz w:val="24"/>
-          <w:szCs w:val="24"/>
-          <w:lang w:val="en-IN"/>
-        </w:rPr>
-        <w:t xml:space="preserve">, </w:t>
-      </w:r>
+    </w:p>
+    <w:p>
+      <w:pPr>
+        <w:spacing w:after="0" w:line="240" w:lineRule="auto"/>
+        <w:rPr>
+          <w:rFonts w:ascii="Times New Roman" w:eastAsia="Times New Roman" w:hAnsi="Times New Roman" w:cs="Times New Roman"/>
+          <w:sz w:val="24"/>
+          <w:szCs w:val="24"/>
+        </w:rPr>
+      </w:pPr>
       <w:proofErr w:type="spellStart"/>
       <w:proofErr w:type="gramStart"/>
       <w:r>
@@ -15450,62 +17279,21 @@
           <w:rFonts w:ascii="Times New Roman" w:eastAsia="Times New Roman" w:hAnsi="Times New Roman" w:cs="Times New Roman"/>
           <w:sz w:val="24"/>
           <w:szCs w:val="24"/>
-          <w:lang w:val="en-IN"/>
-        </w:rPr>
-        <w:t>classifier.predict</w:t>
+        </w:rPr>
+        <w:t>no,medium</w:t>
       </w:r>
       <w:proofErr w:type="spellEnd"/>
       <w:proofErr w:type="gramEnd"/>
-      <w:r>
-        <w:rPr>
-          <w:rFonts w:ascii="Times New Roman" w:eastAsia="Times New Roman" w:hAnsi="Times New Roman" w:cs="Times New Roman"/>
-          <w:sz w:val="24"/>
-          <w:szCs w:val="24"/>
-          <w:lang w:val="en-IN"/>
-        </w:rPr>
-        <w:t>(</w:t>
-      </w:r>
-      <w:proofErr w:type="spellStart"/>
-      <w:r>
-        <w:rPr>
-          <w:rFonts w:ascii="Times New Roman" w:eastAsia="Times New Roman" w:hAnsi="Times New Roman" w:cs="Times New Roman"/>
-          <w:sz w:val="24"/>
-          <w:szCs w:val="24"/>
-          <w:lang w:val="en-IN"/>
-        </w:rPr>
-        <w:t>X_test_counts</w:t>
-      </w:r>
-      <w:proofErr w:type="spellEnd"/>
-      <w:r>
-        <w:rPr>
-          <w:rFonts w:ascii="Times New Roman" w:eastAsia="Times New Roman" w:hAnsi="Times New Roman" w:cs="Times New Roman"/>
-          <w:sz w:val="24"/>
-          <w:szCs w:val="24"/>
-          <w:lang w:val="en-IN"/>
-        </w:rPr>
-        <w:t>))</w:t>
-      </w:r>
-    </w:p>
-    <w:p>
-      <w:pPr>
-        <w:shd w:val="clear" w:color="auto" w:fill="000000"/>
-        <w:spacing w:after="0" w:line="240" w:lineRule="auto"/>
-        <w:rPr>
-          <w:rFonts w:ascii="Times New Roman" w:eastAsia="Times New Roman" w:hAnsi="Times New Roman" w:cs="Times New Roman"/>
-          <w:sz w:val="24"/>
-          <w:szCs w:val="24"/>
-          <w:lang w:val="en-IN"/>
-        </w:rPr>
-      </w:pPr>
-      <w:r>
-        <w:rPr>
-          <w:rFonts w:ascii="Times New Roman" w:eastAsia="Times New Roman" w:hAnsi="Times New Roman" w:cs="Times New Roman"/>
-          <w:sz w:val="24"/>
-          <w:szCs w:val="24"/>
-          <w:lang w:val="en-IN"/>
-        </w:rPr>
-        <w:t>print(f"\</w:t>
-      </w:r>
+    </w:p>
+    <w:p>
+      <w:pPr>
+        <w:spacing w:after="0" w:line="240" w:lineRule="auto"/>
+        <w:rPr>
+          <w:rFonts w:ascii="Times New Roman" w:eastAsia="Times New Roman" w:hAnsi="Times New Roman" w:cs="Times New Roman"/>
+          <w:sz w:val="24"/>
+          <w:szCs w:val="24"/>
+        </w:rPr>
+      </w:pPr>
       <w:proofErr w:type="spellStart"/>
       <w:proofErr w:type="gramStart"/>
       <w:r>
@@ -15513,104 +17301,65 @@
           <w:rFonts w:ascii="Times New Roman" w:eastAsia="Times New Roman" w:hAnsi="Times New Roman" w:cs="Times New Roman"/>
           <w:sz w:val="24"/>
           <w:szCs w:val="24"/>
-          <w:lang w:val="en-IN"/>
-        </w:rPr>
-        <w:t>nAccuracy</w:t>
-      </w:r>
-      <w:proofErr w:type="spellEnd"/>
-      <w:r>
-        <w:rPr>
-          <w:rFonts w:ascii="Times New Roman" w:eastAsia="Times New Roman" w:hAnsi="Times New Roman" w:cs="Times New Roman"/>
-          <w:sz w:val="24"/>
-          <w:szCs w:val="24"/>
-          <w:lang w:val="en-IN"/>
-        </w:rPr>
-        <w:t>:{</w:t>
-      </w:r>
+        </w:rPr>
+        <w:t>yes,none</w:t>
+      </w:r>
+      <w:proofErr w:type="spellEnd"/>
       <w:proofErr w:type="gramEnd"/>
-      <w:r>
-        <w:rPr>
-          <w:rFonts w:ascii="Times New Roman" w:eastAsia="Times New Roman" w:hAnsi="Times New Roman" w:cs="Times New Roman"/>
-          <w:sz w:val="24"/>
-          <w:szCs w:val="24"/>
-          <w:lang w:val="en-IN"/>
-        </w:rPr>
-        <w:t>accuracy:.2f}")</w:t>
-      </w:r>
-    </w:p>
-    <w:p>
-      <w:pPr>
-        <w:shd w:val="clear" w:color="auto" w:fill="000000"/>
-        <w:spacing w:after="0" w:line="240" w:lineRule="auto"/>
-        <w:rPr>
-          <w:rFonts w:ascii="Times New Roman" w:eastAsia="Times New Roman" w:hAnsi="Times New Roman" w:cs="Times New Roman"/>
-          <w:sz w:val="24"/>
-          <w:szCs w:val="24"/>
-          <w:lang w:val="en-IN"/>
-        </w:rPr>
-      </w:pPr>
+    </w:p>
+    <w:p>
+      <w:pPr>
+        <w:spacing w:after="0" w:line="240" w:lineRule="auto"/>
+        <w:rPr>
+          <w:rFonts w:ascii="Times New Roman" w:eastAsia="Times New Roman" w:hAnsi="Times New Roman" w:cs="Times New Roman"/>
+          <w:sz w:val="24"/>
+          <w:szCs w:val="24"/>
+        </w:rPr>
+      </w:pPr>
+      <w:proofErr w:type="spellStart"/>
       <w:proofErr w:type="gramStart"/>
       <w:r>
         <w:rPr>
           <w:rFonts w:ascii="Times New Roman" w:eastAsia="Times New Roman" w:hAnsi="Times New Roman" w:cs="Times New Roman"/>
           <w:sz w:val="24"/>
           <w:szCs w:val="24"/>
-          <w:lang w:val="en-IN"/>
-        </w:rPr>
-        <w:t>print(</w:t>
-      </w:r>
-      <w:proofErr w:type="spellStart"/>
+        </w:rPr>
+        <w:t>no,low</w:t>
+      </w:r>
+      <w:proofErr w:type="spellEnd"/>
       <w:proofErr w:type="gramEnd"/>
-      <w:r>
-        <w:rPr>
-          <w:rFonts w:ascii="Times New Roman" w:eastAsia="Times New Roman" w:hAnsi="Times New Roman" w:cs="Times New Roman"/>
-          <w:sz w:val="24"/>
-          <w:szCs w:val="24"/>
-          <w:lang w:val="en-IN"/>
-        </w:rPr>
-        <w:t>classification_</w:t>
-      </w:r>
+    </w:p>
+    <w:p>
+      <w:pPr>
+        <w:spacing w:after="0" w:line="240" w:lineRule="auto"/>
+        <w:rPr>
+          <w:rFonts w:ascii="Times New Roman" w:eastAsia="Times New Roman" w:hAnsi="Times New Roman" w:cs="Times New Roman"/>
+          <w:sz w:val="24"/>
+          <w:szCs w:val="24"/>
+        </w:rPr>
+      </w:pPr>
+      <w:proofErr w:type="spellStart"/>
       <w:proofErr w:type="gramStart"/>
       <w:r>
         <w:rPr>
           <w:rFonts w:ascii="Times New Roman" w:eastAsia="Times New Roman" w:hAnsi="Times New Roman" w:cs="Times New Roman"/>
           <w:sz w:val="24"/>
           <w:szCs w:val="24"/>
-          <w:lang w:val="en-IN"/>
-        </w:rPr>
-        <w:t>report</w:t>
-      </w:r>
-      <w:proofErr w:type="spellEnd"/>
-      <w:r>
-        <w:rPr>
-          <w:rFonts w:ascii="Times New Roman" w:eastAsia="Times New Roman" w:hAnsi="Times New Roman" w:cs="Times New Roman"/>
-          <w:sz w:val="24"/>
-          <w:szCs w:val="24"/>
-          <w:lang w:val="en-IN"/>
-        </w:rPr>
-        <w:t>(</w:t>
-      </w:r>
-      <w:proofErr w:type="spellStart"/>
+        </w:rPr>
+        <w:t>yes,high</w:t>
+      </w:r>
+      <w:proofErr w:type="spellEnd"/>
       <w:proofErr w:type="gramEnd"/>
-      <w:r>
-        <w:rPr>
-          <w:rFonts w:ascii="Times New Roman" w:eastAsia="Times New Roman" w:hAnsi="Times New Roman" w:cs="Times New Roman"/>
-          <w:sz w:val="24"/>
-          <w:szCs w:val="24"/>
-          <w:lang w:val="en-IN"/>
-        </w:rPr>
-        <w:t>Y_test</w:t>
-      </w:r>
-      <w:proofErr w:type="spellEnd"/>
-      <w:r>
-        <w:rPr>
-          <w:rFonts w:ascii="Times New Roman" w:eastAsia="Times New Roman" w:hAnsi="Times New Roman" w:cs="Times New Roman"/>
-          <w:sz w:val="24"/>
-          <w:szCs w:val="24"/>
-          <w:lang w:val="en-IN"/>
-        </w:rPr>
-        <w:t xml:space="preserve">, </w:t>
-      </w:r>
+    </w:p>
+    <w:p>
+      <w:pPr>
+        <w:spacing w:after="0" w:line="240" w:lineRule="auto"/>
+        <w:rPr>
+          <w:rFonts w:ascii="Times New Roman" w:eastAsia="Times New Roman" w:hAnsi="Times New Roman" w:cs="Times New Roman"/>
+          <w:sz w:val="24"/>
+          <w:szCs w:val="24"/>
+        </w:rPr>
+      </w:pPr>
       <w:proofErr w:type="spellStart"/>
       <w:proofErr w:type="gramStart"/>
       <w:r>
@@ -15618,85 +17367,21 @@
           <w:rFonts w:ascii="Times New Roman" w:eastAsia="Times New Roman" w:hAnsi="Times New Roman" w:cs="Times New Roman"/>
           <w:sz w:val="24"/>
           <w:szCs w:val="24"/>
-          <w:lang w:val="en-IN"/>
-        </w:rPr>
-        <w:t>classifier.predict</w:t>
+        </w:rPr>
+        <w:t>no,none</w:t>
       </w:r>
       <w:proofErr w:type="spellEnd"/>
       <w:proofErr w:type="gramEnd"/>
-      <w:r>
-        <w:rPr>
-          <w:rFonts w:ascii="Times New Roman" w:eastAsia="Times New Roman" w:hAnsi="Times New Roman" w:cs="Times New Roman"/>
-          <w:sz w:val="24"/>
-          <w:szCs w:val="24"/>
-          <w:lang w:val="en-IN"/>
-        </w:rPr>
-        <w:t>(</w:t>
-      </w:r>
-      <w:proofErr w:type="spellStart"/>
-      <w:r>
-        <w:rPr>
-          <w:rFonts w:ascii="Times New Roman" w:eastAsia="Times New Roman" w:hAnsi="Times New Roman" w:cs="Times New Roman"/>
-          <w:sz w:val="24"/>
-          <w:szCs w:val="24"/>
-          <w:lang w:val="en-IN"/>
-        </w:rPr>
-        <w:t>X_test_counts</w:t>
-      </w:r>
-      <w:proofErr w:type="spellEnd"/>
-      <w:r>
-        <w:rPr>
-          <w:rFonts w:ascii="Times New Roman" w:eastAsia="Times New Roman" w:hAnsi="Times New Roman" w:cs="Times New Roman"/>
-          <w:sz w:val="24"/>
-          <w:szCs w:val="24"/>
-          <w:lang w:val="en-IN"/>
-        </w:rPr>
-        <w:t>)))</w:t>
-      </w:r>
-    </w:p>
-    <w:p>
-      <w:pPr>
-        <w:shd w:val="clear" w:color="auto" w:fill="000000"/>
-        <w:spacing w:after="0" w:line="240" w:lineRule="auto"/>
-        <w:rPr>
-          <w:rFonts w:ascii="Times New Roman" w:eastAsia="Times New Roman" w:hAnsi="Times New Roman" w:cs="Times New Roman"/>
-          <w:sz w:val="24"/>
-          <w:szCs w:val="24"/>
-          <w:lang w:val="en-IN"/>
-        </w:rPr>
-      </w:pPr>
-    </w:p>
-    <w:p>
-      <w:pPr>
-        <w:shd w:val="clear" w:color="auto" w:fill="000000"/>
-        <w:spacing w:after="0" w:line="240" w:lineRule="auto"/>
-        <w:rPr>
-          <w:rFonts w:ascii="Times New Roman" w:eastAsia="Times New Roman" w:hAnsi="Times New Roman" w:cs="Times New Roman"/>
-          <w:sz w:val="24"/>
-          <w:szCs w:val="24"/>
-          <w:lang w:val="en-IN"/>
-        </w:rPr>
-      </w:pPr>
-      <w:proofErr w:type="spellStart"/>
-      <w:r>
-        <w:rPr>
-          <w:rFonts w:ascii="Times New Roman" w:eastAsia="Times New Roman" w:hAnsi="Times New Roman" w:cs="Times New Roman"/>
-          <w:sz w:val="24"/>
-          <w:szCs w:val="24"/>
-          <w:lang w:val="en-IN"/>
-        </w:rPr>
-        <w:t>predictions_df</w:t>
-      </w:r>
-      <w:proofErr w:type="spellEnd"/>
-      <w:r>
-        <w:rPr>
-          <w:rFonts w:ascii="Times New Roman" w:eastAsia="Times New Roman" w:hAnsi="Times New Roman" w:cs="Times New Roman"/>
-          <w:sz w:val="24"/>
-          <w:szCs w:val="24"/>
-          <w:lang w:val="en-IN"/>
-        </w:rPr>
-        <w:t>=</w:t>
-      </w:r>
+    </w:p>
+    <w:p>
+      <w:pPr>
+        <w:spacing w:after="0" w:line="240" w:lineRule="auto"/>
+        <w:rPr>
+          <w:rFonts w:ascii="Times New Roman" w:eastAsia="Times New Roman" w:hAnsi="Times New Roman" w:cs="Times New Roman"/>
+          <w:sz w:val="24"/>
+          <w:szCs w:val="24"/>
+        </w:rPr>
+      </w:pPr>
       <w:proofErr w:type="spellStart"/>
       <w:proofErr w:type="gramStart"/>
       <w:r>
@@ -15704,242 +17389,63 @@
           <w:rFonts w:ascii="Times New Roman" w:eastAsia="Times New Roman" w:hAnsi="Times New Roman" w:cs="Times New Roman"/>
           <w:sz w:val="24"/>
           <w:szCs w:val="24"/>
-          <w:lang w:val="en-IN"/>
-        </w:rPr>
-        <w:t>pd.DataFrame</w:t>
+        </w:rPr>
+        <w:t>yes,medium</w:t>
       </w:r>
       <w:proofErr w:type="spellEnd"/>
       <w:proofErr w:type="gramEnd"/>
-      <w:r>
-        <w:rPr>
-          <w:rFonts w:ascii="Times New Roman" w:eastAsia="Times New Roman" w:hAnsi="Times New Roman" w:cs="Times New Roman"/>
-          <w:sz w:val="24"/>
-          <w:szCs w:val="24"/>
-          <w:lang w:val="en-IN"/>
-        </w:rPr>
-        <w:t>(predictions, columns=['</w:t>
-      </w:r>
-      <w:proofErr w:type="spellStart"/>
-      <w:r>
-        <w:rPr>
-          <w:rFonts w:ascii="Times New Roman" w:eastAsia="Times New Roman" w:hAnsi="Times New Roman" w:cs="Times New Roman"/>
-          <w:sz w:val="24"/>
-          <w:szCs w:val="24"/>
-          <w:lang w:val="en-IN"/>
-        </w:rPr>
-        <w:t>flu_prediction</w:t>
-      </w:r>
-      <w:proofErr w:type="spellEnd"/>
-      <w:r>
-        <w:rPr>
-          <w:rFonts w:ascii="Times New Roman" w:eastAsia="Times New Roman" w:hAnsi="Times New Roman" w:cs="Times New Roman"/>
-          <w:sz w:val="24"/>
-          <w:szCs w:val="24"/>
-          <w:lang w:val="en-IN"/>
-        </w:rPr>
-        <w:t>'])</w:t>
-      </w:r>
-    </w:p>
-    <w:p>
-      <w:pPr>
-        <w:shd w:val="clear" w:color="auto" w:fill="000000"/>
-        <w:spacing w:after="0" w:line="240" w:lineRule="auto"/>
-        <w:rPr>
-          <w:rFonts w:ascii="Times New Roman" w:eastAsia="Times New Roman" w:hAnsi="Times New Roman" w:cs="Times New Roman"/>
-          <w:sz w:val="24"/>
-          <w:szCs w:val="24"/>
-          <w:lang w:val="en-IN"/>
-        </w:rPr>
-      </w:pPr>
-      <w:r>
-        <w:rPr>
-          <w:rFonts w:ascii="Times New Roman" w:eastAsia="Times New Roman" w:hAnsi="Times New Roman" w:cs="Times New Roman"/>
-          <w:sz w:val="24"/>
-          <w:szCs w:val="24"/>
-          <w:lang w:val="en-IN"/>
-        </w:rPr>
-        <w:t>data1=</w:t>
-      </w:r>
-      <w:proofErr w:type="spellStart"/>
-      <w:r>
-        <w:rPr>
-          <w:rFonts w:ascii="Times New Roman" w:eastAsia="Times New Roman" w:hAnsi="Times New Roman" w:cs="Times New Roman"/>
-          <w:sz w:val="24"/>
-          <w:szCs w:val="24"/>
-          <w:lang w:val="en-IN"/>
-        </w:rPr>
-        <w:t>pd.concat</w:t>
-      </w:r>
-      <w:proofErr w:type="spellEnd"/>
-      <w:r>
-        <w:rPr>
-          <w:rFonts w:ascii="Times New Roman" w:eastAsia="Times New Roman" w:hAnsi="Times New Roman" w:cs="Times New Roman"/>
-          <w:sz w:val="24"/>
-          <w:szCs w:val="24"/>
-          <w:lang w:val="en-IN"/>
-        </w:rPr>
-        <w:t xml:space="preserve">([data1, </w:t>
-      </w:r>
-      <w:proofErr w:type="spellStart"/>
-      <w:r>
-        <w:rPr>
-          <w:rFonts w:ascii="Times New Roman" w:eastAsia="Times New Roman" w:hAnsi="Times New Roman" w:cs="Times New Roman"/>
-          <w:sz w:val="24"/>
-          <w:szCs w:val="24"/>
-          <w:lang w:val="en-IN"/>
-        </w:rPr>
-        <w:t>predictions_df</w:t>
-      </w:r>
-      <w:proofErr w:type="spellEnd"/>
-      <w:r>
-        <w:rPr>
-          <w:rFonts w:ascii="Times New Roman" w:eastAsia="Times New Roman" w:hAnsi="Times New Roman" w:cs="Times New Roman"/>
-          <w:sz w:val="24"/>
-          <w:szCs w:val="24"/>
-          <w:lang w:val="en-IN"/>
-        </w:rPr>
-        <w:t>], axis=1)</w:t>
-      </w:r>
-    </w:p>
-    <w:p>
-      <w:pPr>
-        <w:shd w:val="clear" w:color="auto" w:fill="000000"/>
-        <w:spacing w:after="0" w:line="240" w:lineRule="auto"/>
-        <w:rPr>
-          <w:rFonts w:ascii="Times New Roman" w:eastAsia="Times New Roman" w:hAnsi="Times New Roman" w:cs="Times New Roman"/>
-          <w:sz w:val="24"/>
-          <w:szCs w:val="24"/>
-          <w:lang w:val="en-IN"/>
-        </w:rPr>
-      </w:pPr>
-      <w:r>
-        <w:rPr>
-          <w:rFonts w:ascii="Times New Roman" w:eastAsia="Times New Roman" w:hAnsi="Times New Roman" w:cs="Times New Roman"/>
-          <w:sz w:val="24"/>
-          <w:szCs w:val="24"/>
-          <w:lang w:val="en-IN"/>
-        </w:rPr>
-        <w:t>data1.to_</w:t>
-      </w:r>
+    </w:p>
+    <w:p>
+      <w:pPr>
+        <w:spacing w:after="0" w:line="240" w:lineRule="auto"/>
+        <w:rPr>
+          <w:rFonts w:ascii="Times New Roman" w:eastAsia="Times New Roman" w:hAnsi="Times New Roman" w:cs="Times New Roman"/>
+          <w:sz w:val="24"/>
+          <w:szCs w:val="24"/>
+        </w:rPr>
+      </w:pPr>
+      <w:proofErr w:type="spellStart"/>
       <w:proofErr w:type="gramStart"/>
       <w:r>
         <w:rPr>
           <w:rFonts w:ascii="Times New Roman" w:eastAsia="Times New Roman" w:hAnsi="Times New Roman" w:cs="Times New Roman"/>
           <w:sz w:val="24"/>
           <w:szCs w:val="24"/>
-          <w:lang w:val="en-IN"/>
-        </w:rPr>
-        <w:t>csv(</w:t>
-      </w:r>
+        </w:rPr>
+        <w:t>no,low</w:t>
+      </w:r>
+      <w:proofErr w:type="spellEnd"/>
       <w:proofErr w:type="gramEnd"/>
-      <w:r>
-        <w:rPr>
-          <w:rFonts w:ascii="Times New Roman" w:eastAsia="Times New Roman" w:hAnsi="Times New Roman" w:cs="Times New Roman"/>
-          <w:sz w:val="24"/>
-          <w:szCs w:val="24"/>
-          <w:lang w:val="en-IN"/>
-        </w:rPr>
-        <w:t>"test_result.csv", index=False)</w:t>
-      </w:r>
-    </w:p>
-    <w:p>
-      <w:pPr>
-        <w:shd w:val="clear" w:color="auto" w:fill="000000"/>
-        <w:spacing w:after="0" w:line="240" w:lineRule="auto"/>
-        <w:rPr>
-          <w:rFonts w:ascii="Times New Roman" w:eastAsia="Times New Roman" w:hAnsi="Times New Roman" w:cs="Times New Roman"/>
-          <w:sz w:val="24"/>
-          <w:szCs w:val="24"/>
-          <w:lang w:val="en-IN"/>
-        </w:rPr>
-      </w:pPr>
+    </w:p>
+    <w:p>
+      <w:pPr>
+        <w:spacing w:after="0" w:line="240" w:lineRule="auto"/>
+        <w:rPr>
+          <w:rFonts w:ascii="Times New Roman" w:eastAsia="Times New Roman" w:hAnsi="Times New Roman" w:cs="Times New Roman"/>
+          <w:sz w:val="24"/>
+          <w:szCs w:val="24"/>
+        </w:rPr>
+      </w:pPr>
+      <w:proofErr w:type="spellStart"/>
       <w:proofErr w:type="gramStart"/>
       <w:r>
         <w:rPr>
           <w:rFonts w:ascii="Times New Roman" w:eastAsia="Times New Roman" w:hAnsi="Times New Roman" w:cs="Times New Roman"/>
           <w:sz w:val="24"/>
           <w:szCs w:val="24"/>
-          <w:lang w:val="en-IN"/>
-        </w:rPr>
-        <w:t>print(</w:t>
-      </w:r>
+        </w:rPr>
+        <w:t>yes,high</w:t>
+      </w:r>
+      <w:proofErr w:type="spellEnd"/>
       <w:proofErr w:type="gramEnd"/>
-      <w:r>
-        <w:rPr>
-          <w:rFonts w:ascii="Times New Roman" w:eastAsia="Times New Roman" w:hAnsi="Times New Roman" w:cs="Times New Roman"/>
-          <w:sz w:val="24"/>
-          <w:szCs w:val="24"/>
-          <w:lang w:val="en-IN"/>
-        </w:rPr>
-        <w:t>"Predictions Saved to test_result.csv")</w:t>
-      </w:r>
-    </w:p>
-    <w:p>
-      <w:pPr>
-        <w:shd w:val="clear" w:color="auto" w:fill="000000"/>
-        <w:spacing w:after="0" w:line="240" w:lineRule="auto"/>
-        <w:rPr>
-          <w:rFonts w:ascii="Times New Roman" w:eastAsia="Times New Roman" w:hAnsi="Times New Roman" w:cs="Times New Roman"/>
-          <w:sz w:val="24"/>
-          <w:szCs w:val="24"/>
-          <w:lang w:val="en-IN"/>
-        </w:rPr>
-      </w:pPr>
-    </w:p>
-    <w:p>
-      <w:pPr>
-        <w:shd w:val="clear" w:color="auto" w:fill="000000"/>
-        <w:spacing w:after="0" w:line="240" w:lineRule="auto"/>
-        <w:rPr>
-          <w:rFonts w:ascii="Times New Roman" w:eastAsia="Times New Roman" w:hAnsi="Times New Roman" w:cs="Times New Roman"/>
-          <w:sz w:val="24"/>
-          <w:szCs w:val="24"/>
-          <w:lang w:val="en-IN"/>
-        </w:rPr>
-      </w:pPr>
-    </w:p>
-    <w:p>
-      <w:pPr>
-        <w:shd w:val="clear" w:color="auto" w:fill="000000"/>
-        <w:spacing w:after="0" w:line="240" w:lineRule="auto"/>
-        <w:rPr>
-          <w:rFonts w:ascii="Times New Roman" w:eastAsia="Times New Roman" w:hAnsi="Times New Roman" w:cs="Times New Roman"/>
-          <w:sz w:val="24"/>
-          <w:szCs w:val="24"/>
-          <w:lang w:val="en-IN"/>
-        </w:rPr>
-      </w:pPr>
-      <w:r>
-        <w:rPr>
-          <w:rFonts w:ascii="Times New Roman" w:eastAsia="Times New Roman" w:hAnsi="Times New Roman" w:cs="Times New Roman"/>
-          <w:sz w:val="24"/>
-          <w:szCs w:val="24"/>
-          <w:lang w:val="en-IN"/>
-        </w:rPr>
-        <w:t>Prac_5_data1.csv</w:t>
-      </w:r>
-    </w:p>
-    <w:p>
-      <w:pPr>
-        <w:shd w:val="clear" w:color="auto" w:fill="000000"/>
-        <w:spacing w:after="0" w:line="240" w:lineRule="auto"/>
-        <w:rPr>
-          <w:rFonts w:ascii="Times New Roman" w:eastAsia="Times New Roman" w:hAnsi="Times New Roman" w:cs="Times New Roman"/>
-          <w:sz w:val="24"/>
-          <w:szCs w:val="24"/>
-          <w:lang w:val="en-IN"/>
-        </w:rPr>
-      </w:pPr>
-    </w:p>
-    <w:p>
-      <w:pPr>
-        <w:shd w:val="clear" w:color="auto" w:fill="000000"/>
-        <w:spacing w:after="0" w:line="240" w:lineRule="auto"/>
-        <w:rPr>
-          <w:rFonts w:ascii="Times New Roman" w:eastAsia="Times New Roman" w:hAnsi="Times New Roman" w:cs="Times New Roman"/>
-          <w:sz w:val="24"/>
-          <w:szCs w:val="24"/>
-          <w:lang w:val="en-IN"/>
+    </w:p>
+    <w:p>
+      <w:pPr>
+        <w:spacing w:after="0" w:line="240" w:lineRule="auto"/>
+        <w:rPr>
+          <w:rFonts w:ascii="Times New Roman" w:eastAsia="Times New Roman" w:hAnsi="Times New Roman" w:cs="Times New Roman"/>
+          <w:sz w:val="24"/>
+          <w:szCs w:val="24"/>
         </w:rPr>
       </w:pPr>
       <w:proofErr w:type="spellStart"/>
@@ -15949,31 +17455,19 @@
           <w:rFonts w:ascii="Times New Roman" w:eastAsia="Times New Roman" w:hAnsi="Times New Roman" w:cs="Times New Roman"/>
           <w:sz w:val="24"/>
           <w:szCs w:val="24"/>
-          <w:lang w:val="en-IN"/>
-        </w:rPr>
-        <w:t>covid,fever</w:t>
-      </w:r>
+        </w:rPr>
+        <w:t>no,medium</w:t>
+      </w:r>
+      <w:proofErr w:type="spellEnd"/>
       <w:proofErr w:type="gramEnd"/>
-      <w:r>
-        <w:rPr>
-          <w:rFonts w:ascii="Times New Roman" w:eastAsia="Times New Roman" w:hAnsi="Times New Roman" w:cs="Times New Roman"/>
-          <w:sz w:val="24"/>
-          <w:szCs w:val="24"/>
-          <w:lang w:val="en-IN"/>
-        </w:rPr>
-        <w:t>,flu</w:t>
-      </w:r>
-      <w:proofErr w:type="spellEnd"/>
-    </w:p>
-    <w:p>
-      <w:pPr>
-        <w:shd w:val="clear" w:color="auto" w:fill="000000"/>
-        <w:spacing w:after="0" w:line="240" w:lineRule="auto"/>
-        <w:rPr>
-          <w:rFonts w:ascii="Times New Roman" w:eastAsia="Times New Roman" w:hAnsi="Times New Roman" w:cs="Times New Roman"/>
-          <w:sz w:val="24"/>
-          <w:szCs w:val="24"/>
-          <w:lang w:val="en-IN"/>
+    </w:p>
+    <w:p>
+      <w:pPr>
+        <w:spacing w:after="0" w:line="240" w:lineRule="auto"/>
+        <w:rPr>
+          <w:rFonts w:ascii="Times New Roman" w:eastAsia="Times New Roman" w:hAnsi="Times New Roman" w:cs="Times New Roman"/>
+          <w:sz w:val="24"/>
+          <w:szCs w:val="24"/>
         </w:rPr>
       </w:pPr>
       <w:proofErr w:type="spellStart"/>
@@ -15983,31 +17477,151 @@
           <w:rFonts w:ascii="Times New Roman" w:eastAsia="Times New Roman" w:hAnsi="Times New Roman" w:cs="Times New Roman"/>
           <w:sz w:val="24"/>
           <w:szCs w:val="24"/>
-          <w:lang w:val="en-IN"/>
+        </w:rPr>
+        <w:t>yes,none</w:t>
+      </w:r>
+      <w:proofErr w:type="spellEnd"/>
+      <w:proofErr w:type="gramEnd"/>
+    </w:p>
+    <w:p>
+      <w:pPr>
+        <w:spacing w:after="0" w:line="240" w:lineRule="auto"/>
+        <w:rPr>
+          <w:rFonts w:ascii="Times New Roman" w:eastAsia="Times New Roman" w:hAnsi="Times New Roman" w:cs="Times New Roman"/>
+          <w:sz w:val="24"/>
+          <w:szCs w:val="24"/>
+        </w:rPr>
+      </w:pPr>
+      <w:proofErr w:type="spellStart"/>
+      <w:proofErr w:type="gramStart"/>
+      <w:r>
+        <w:rPr>
+          <w:rFonts w:ascii="Times New Roman" w:eastAsia="Times New Roman" w:hAnsi="Times New Roman" w:cs="Times New Roman"/>
+          <w:sz w:val="24"/>
+          <w:szCs w:val="24"/>
+        </w:rPr>
+        <w:t>no,high</w:t>
+      </w:r>
+      <w:proofErr w:type="spellEnd"/>
+      <w:proofErr w:type="gramEnd"/>
+    </w:p>
+    <w:p>
+      <w:pPr>
+        <w:spacing w:after="0" w:line="240" w:lineRule="auto"/>
+        <w:rPr>
+          <w:rFonts w:ascii="Times New Roman" w:eastAsia="Times New Roman" w:hAnsi="Times New Roman" w:cs="Times New Roman"/>
+          <w:sz w:val="24"/>
+          <w:szCs w:val="24"/>
+        </w:rPr>
+      </w:pPr>
+      <w:proofErr w:type="spellStart"/>
+      <w:proofErr w:type="gramStart"/>
+      <w:r>
+        <w:rPr>
+          <w:rFonts w:ascii="Times New Roman" w:eastAsia="Times New Roman" w:hAnsi="Times New Roman" w:cs="Times New Roman"/>
+          <w:sz w:val="24"/>
+          <w:szCs w:val="24"/>
+        </w:rPr>
+        <w:t>yes,low</w:t>
+      </w:r>
+      <w:proofErr w:type="spellEnd"/>
+      <w:proofErr w:type="gramEnd"/>
+    </w:p>
+    <w:p>
+      <w:pPr>
+        <w:spacing w:after="0" w:line="240" w:lineRule="auto"/>
+        <w:rPr>
+          <w:rFonts w:ascii="Times New Roman" w:eastAsia="Times New Roman" w:hAnsi="Times New Roman" w:cs="Times New Roman"/>
+          <w:sz w:val="24"/>
+          <w:szCs w:val="24"/>
+        </w:rPr>
+      </w:pPr>
+      <w:proofErr w:type="spellStart"/>
+      <w:proofErr w:type="gramStart"/>
+      <w:r>
+        <w:rPr>
+          <w:rFonts w:ascii="Times New Roman" w:eastAsia="Times New Roman" w:hAnsi="Times New Roman" w:cs="Times New Roman"/>
+          <w:sz w:val="24"/>
+          <w:szCs w:val="24"/>
+        </w:rPr>
+        <w:t>no,none</w:t>
+      </w:r>
+      <w:proofErr w:type="spellEnd"/>
+      <w:proofErr w:type="gramEnd"/>
+    </w:p>
+    <w:p>
+      <w:pPr>
+        <w:spacing w:after="0" w:line="240" w:lineRule="auto"/>
+        <w:rPr>
+          <w:rFonts w:ascii="Times New Roman" w:eastAsia="Times New Roman" w:hAnsi="Times New Roman" w:cs="Times New Roman"/>
+          <w:sz w:val="24"/>
+          <w:szCs w:val="24"/>
+        </w:rPr>
+      </w:pPr>
+      <w:proofErr w:type="spellStart"/>
+      <w:proofErr w:type="gramStart"/>
+      <w:r>
+        <w:rPr>
+          <w:rFonts w:ascii="Times New Roman" w:eastAsia="Times New Roman" w:hAnsi="Times New Roman" w:cs="Times New Roman"/>
+          <w:sz w:val="24"/>
+          <w:szCs w:val="24"/>
+        </w:rPr>
+        <w:t>yes,medium</w:t>
+      </w:r>
+      <w:proofErr w:type="spellEnd"/>
+      <w:proofErr w:type="gramEnd"/>
+    </w:p>
+    <w:p>
+      <w:pPr>
+        <w:spacing w:after="0" w:line="240" w:lineRule="auto"/>
+        <w:rPr>
+          <w:rFonts w:ascii="Times New Roman" w:eastAsia="Times New Roman" w:hAnsi="Times New Roman" w:cs="Times New Roman"/>
+          <w:sz w:val="24"/>
+          <w:szCs w:val="24"/>
+        </w:rPr>
+      </w:pPr>
+      <w:proofErr w:type="spellStart"/>
+      <w:proofErr w:type="gramStart"/>
+      <w:r>
+        <w:rPr>
+          <w:rFonts w:ascii="Times New Roman" w:eastAsia="Times New Roman" w:hAnsi="Times New Roman" w:cs="Times New Roman"/>
+          <w:sz w:val="24"/>
+          <w:szCs w:val="24"/>
+        </w:rPr>
+        <w:t>no,low</w:t>
+      </w:r>
+      <w:proofErr w:type="spellEnd"/>
+      <w:proofErr w:type="gramEnd"/>
+    </w:p>
+    <w:p>
+      <w:pPr>
+        <w:spacing w:after="0" w:line="240" w:lineRule="auto"/>
+        <w:rPr>
+          <w:rFonts w:ascii="Times New Roman" w:eastAsia="Times New Roman" w:hAnsi="Times New Roman" w:cs="Times New Roman"/>
+          <w:sz w:val="24"/>
+          <w:szCs w:val="24"/>
+        </w:rPr>
+      </w:pPr>
+      <w:proofErr w:type="spellStart"/>
+      <w:proofErr w:type="gramStart"/>
+      <w:r>
+        <w:rPr>
+          <w:rFonts w:ascii="Times New Roman" w:eastAsia="Times New Roman" w:hAnsi="Times New Roman" w:cs="Times New Roman"/>
+          <w:sz w:val="24"/>
+          <w:szCs w:val="24"/>
         </w:rPr>
         <w:t>yes,high</w:t>
       </w:r>
+      <w:proofErr w:type="spellEnd"/>
       <w:proofErr w:type="gramEnd"/>
-      <w:r>
-        <w:rPr>
-          <w:rFonts w:ascii="Times New Roman" w:eastAsia="Times New Roman" w:hAnsi="Times New Roman" w:cs="Times New Roman"/>
-          <w:sz w:val="24"/>
-          <w:szCs w:val="24"/>
-          <w:lang w:val="en-IN"/>
-        </w:rPr>
-        <w:t>,yes</w:t>
-      </w:r>
-      <w:proofErr w:type="spellEnd"/>
-    </w:p>
-    <w:p>
-      <w:pPr>
-        <w:shd w:val="clear" w:color="auto" w:fill="000000"/>
-        <w:spacing w:after="0" w:line="240" w:lineRule="auto"/>
-        <w:rPr>
-          <w:rFonts w:ascii="Times New Roman" w:eastAsia="Times New Roman" w:hAnsi="Times New Roman" w:cs="Times New Roman"/>
-          <w:sz w:val="24"/>
-          <w:szCs w:val="24"/>
-          <w:lang w:val="en-IN"/>
+    </w:p>
+    <w:p>
+      <w:pPr>
+        <w:spacing w:after="0" w:line="240" w:lineRule="auto"/>
+        <w:rPr>
+          <w:rFonts w:ascii="Times New Roman" w:eastAsia="Times New Roman" w:hAnsi="Times New Roman" w:cs="Times New Roman"/>
+          <w:sz w:val="24"/>
+          <w:szCs w:val="24"/>
         </w:rPr>
       </w:pPr>
       <w:proofErr w:type="spellStart"/>
@@ -16017,31 +17631,63 @@
           <w:rFonts w:ascii="Times New Roman" w:eastAsia="Times New Roman" w:hAnsi="Times New Roman" w:cs="Times New Roman"/>
           <w:sz w:val="24"/>
           <w:szCs w:val="24"/>
-          <w:lang w:val="en-IN"/>
+        </w:rPr>
+        <w:t>no,medium</w:t>
+      </w:r>
+      <w:proofErr w:type="spellEnd"/>
+      <w:proofErr w:type="gramEnd"/>
+    </w:p>
+    <w:p>
+      <w:pPr>
+        <w:spacing w:after="0" w:line="240" w:lineRule="auto"/>
+        <w:rPr>
+          <w:rFonts w:ascii="Times New Roman" w:eastAsia="Times New Roman" w:hAnsi="Times New Roman" w:cs="Times New Roman"/>
+          <w:sz w:val="24"/>
+          <w:szCs w:val="24"/>
+        </w:rPr>
+      </w:pPr>
+      <w:proofErr w:type="spellStart"/>
+      <w:proofErr w:type="gramStart"/>
+      <w:r>
+        <w:rPr>
+          <w:rFonts w:ascii="Times New Roman" w:eastAsia="Times New Roman" w:hAnsi="Times New Roman" w:cs="Times New Roman"/>
+          <w:sz w:val="24"/>
+          <w:szCs w:val="24"/>
+        </w:rPr>
+        <w:t>yes,none</w:t>
+      </w:r>
+      <w:proofErr w:type="spellEnd"/>
+      <w:proofErr w:type="gramEnd"/>
+    </w:p>
+    <w:p>
+      <w:pPr>
+        <w:spacing w:after="0" w:line="240" w:lineRule="auto"/>
+        <w:rPr>
+          <w:rFonts w:ascii="Times New Roman" w:eastAsia="Times New Roman" w:hAnsi="Times New Roman" w:cs="Times New Roman"/>
+          <w:sz w:val="24"/>
+          <w:szCs w:val="24"/>
+        </w:rPr>
+      </w:pPr>
+      <w:proofErr w:type="spellStart"/>
+      <w:proofErr w:type="gramStart"/>
+      <w:r>
+        <w:rPr>
+          <w:rFonts w:ascii="Times New Roman" w:eastAsia="Times New Roman" w:hAnsi="Times New Roman" w:cs="Times New Roman"/>
+          <w:sz w:val="24"/>
+          <w:szCs w:val="24"/>
         </w:rPr>
         <w:t>no,low</w:t>
       </w:r>
+      <w:proofErr w:type="spellEnd"/>
       <w:proofErr w:type="gramEnd"/>
-      <w:r>
-        <w:rPr>
-          <w:rFonts w:ascii="Times New Roman" w:eastAsia="Times New Roman" w:hAnsi="Times New Roman" w:cs="Times New Roman"/>
-          <w:sz w:val="24"/>
-          <w:szCs w:val="24"/>
-          <w:lang w:val="en-IN"/>
-        </w:rPr>
-        <w:t>,no</w:t>
-      </w:r>
-      <w:proofErr w:type="spellEnd"/>
-    </w:p>
-    <w:p>
-      <w:pPr>
-        <w:shd w:val="clear" w:color="auto" w:fill="000000"/>
-        <w:spacing w:after="0" w:line="240" w:lineRule="auto"/>
-        <w:rPr>
-          <w:rFonts w:ascii="Times New Roman" w:eastAsia="Times New Roman" w:hAnsi="Times New Roman" w:cs="Times New Roman"/>
-          <w:sz w:val="24"/>
-          <w:szCs w:val="24"/>
-          <w:lang w:val="en-IN"/>
+    </w:p>
+    <w:p>
+      <w:pPr>
+        <w:spacing w:after="0" w:line="240" w:lineRule="auto"/>
+        <w:rPr>
+          <w:rFonts w:ascii="Times New Roman" w:eastAsia="Times New Roman" w:hAnsi="Times New Roman" w:cs="Times New Roman"/>
+          <w:sz w:val="24"/>
+          <w:szCs w:val="24"/>
         </w:rPr>
       </w:pPr>
       <w:proofErr w:type="spellStart"/>
@@ -16051,31 +17697,19 @@
           <w:rFonts w:ascii="Times New Roman" w:eastAsia="Times New Roman" w:hAnsi="Times New Roman" w:cs="Times New Roman"/>
           <w:sz w:val="24"/>
           <w:szCs w:val="24"/>
-          <w:lang w:val="en-IN"/>
-        </w:rPr>
-        <w:t>yes,medium</w:t>
-      </w:r>
+        </w:rPr>
+        <w:t>yes,high</w:t>
+      </w:r>
+      <w:proofErr w:type="spellEnd"/>
       <w:proofErr w:type="gramEnd"/>
-      <w:r>
-        <w:rPr>
-          <w:rFonts w:ascii="Times New Roman" w:eastAsia="Times New Roman" w:hAnsi="Times New Roman" w:cs="Times New Roman"/>
-          <w:sz w:val="24"/>
-          <w:szCs w:val="24"/>
-          <w:lang w:val="en-IN"/>
-        </w:rPr>
-        <w:t>,yes</w:t>
-      </w:r>
-      <w:proofErr w:type="spellEnd"/>
-    </w:p>
-    <w:p>
-      <w:pPr>
-        <w:shd w:val="clear" w:color="auto" w:fill="000000"/>
-        <w:spacing w:after="0" w:line="240" w:lineRule="auto"/>
-        <w:rPr>
-          <w:rFonts w:ascii="Times New Roman" w:eastAsia="Times New Roman" w:hAnsi="Times New Roman" w:cs="Times New Roman"/>
-          <w:sz w:val="24"/>
-          <w:szCs w:val="24"/>
-          <w:lang w:val="en-IN"/>
+    </w:p>
+    <w:p>
+      <w:pPr>
+        <w:spacing w:after="0" w:line="240" w:lineRule="auto"/>
+        <w:rPr>
+          <w:rFonts w:ascii="Times New Roman" w:eastAsia="Times New Roman" w:hAnsi="Times New Roman" w:cs="Times New Roman"/>
+          <w:sz w:val="24"/>
+          <w:szCs w:val="24"/>
         </w:rPr>
       </w:pPr>
       <w:proofErr w:type="spellStart"/>
@@ -16085,1738 +17719,11 @@
           <w:rFonts w:ascii="Times New Roman" w:eastAsia="Times New Roman" w:hAnsi="Times New Roman" w:cs="Times New Roman"/>
           <w:sz w:val="24"/>
           <w:szCs w:val="24"/>
-          <w:lang w:val="en-IN"/>
         </w:rPr>
         <w:t>no,none</w:t>
       </w:r>
+      <w:proofErr w:type="spellEnd"/>
       <w:proofErr w:type="gramEnd"/>
-      <w:r>
-        <w:rPr>
-          <w:rFonts w:ascii="Times New Roman" w:eastAsia="Times New Roman" w:hAnsi="Times New Roman" w:cs="Times New Roman"/>
-          <w:sz w:val="24"/>
-          <w:szCs w:val="24"/>
-          <w:lang w:val="en-IN"/>
-        </w:rPr>
-        <w:t>,no</w:t>
-      </w:r>
-      <w:proofErr w:type="spellEnd"/>
-    </w:p>
-    <w:p>
-      <w:pPr>
-        <w:shd w:val="clear" w:color="auto" w:fill="000000"/>
-        <w:spacing w:after="0" w:line="240" w:lineRule="auto"/>
-        <w:rPr>
-          <w:rFonts w:ascii="Times New Roman" w:eastAsia="Times New Roman" w:hAnsi="Times New Roman" w:cs="Times New Roman"/>
-          <w:sz w:val="24"/>
-          <w:szCs w:val="24"/>
-          <w:lang w:val="en-IN"/>
-        </w:rPr>
-      </w:pPr>
-      <w:proofErr w:type="spellStart"/>
-      <w:proofErr w:type="gramStart"/>
-      <w:r>
-        <w:rPr>
-          <w:rFonts w:ascii="Times New Roman" w:eastAsia="Times New Roman" w:hAnsi="Times New Roman" w:cs="Times New Roman"/>
-          <w:sz w:val="24"/>
-          <w:szCs w:val="24"/>
-          <w:lang w:val="en-IN"/>
-        </w:rPr>
-        <w:t>yes,high</w:t>
-      </w:r>
-      <w:proofErr w:type="gramEnd"/>
-      <w:r>
-        <w:rPr>
-          <w:rFonts w:ascii="Times New Roman" w:eastAsia="Times New Roman" w:hAnsi="Times New Roman" w:cs="Times New Roman"/>
-          <w:sz w:val="24"/>
-          <w:szCs w:val="24"/>
-          <w:lang w:val="en-IN"/>
-        </w:rPr>
-        <w:t>,yes</w:t>
-      </w:r>
-      <w:proofErr w:type="spellEnd"/>
-    </w:p>
-    <w:p>
-      <w:pPr>
-        <w:shd w:val="clear" w:color="auto" w:fill="000000"/>
-        <w:spacing w:after="0" w:line="240" w:lineRule="auto"/>
-        <w:rPr>
-          <w:rFonts w:ascii="Times New Roman" w:eastAsia="Times New Roman" w:hAnsi="Times New Roman" w:cs="Times New Roman"/>
-          <w:sz w:val="24"/>
-          <w:szCs w:val="24"/>
-          <w:lang w:val="en-IN"/>
-        </w:rPr>
-      </w:pPr>
-      <w:proofErr w:type="spellStart"/>
-      <w:proofErr w:type="gramStart"/>
-      <w:r>
-        <w:rPr>
-          <w:rFonts w:ascii="Times New Roman" w:eastAsia="Times New Roman" w:hAnsi="Times New Roman" w:cs="Times New Roman"/>
-          <w:sz w:val="24"/>
-          <w:szCs w:val="24"/>
-          <w:lang w:val="en-IN"/>
-        </w:rPr>
-        <w:t>no,low</w:t>
-      </w:r>
-      <w:proofErr w:type="gramEnd"/>
-      <w:r>
-        <w:rPr>
-          <w:rFonts w:ascii="Times New Roman" w:eastAsia="Times New Roman" w:hAnsi="Times New Roman" w:cs="Times New Roman"/>
-          <w:sz w:val="24"/>
-          <w:szCs w:val="24"/>
-          <w:lang w:val="en-IN"/>
-        </w:rPr>
-        <w:t>,no</w:t>
-      </w:r>
-      <w:proofErr w:type="spellEnd"/>
-    </w:p>
-    <w:p>
-      <w:pPr>
-        <w:shd w:val="clear" w:color="auto" w:fill="000000"/>
-        <w:spacing w:after="0" w:line="240" w:lineRule="auto"/>
-        <w:rPr>
-          <w:rFonts w:ascii="Times New Roman" w:eastAsia="Times New Roman" w:hAnsi="Times New Roman" w:cs="Times New Roman"/>
-          <w:sz w:val="24"/>
-          <w:szCs w:val="24"/>
-          <w:lang w:val="en-IN"/>
-        </w:rPr>
-      </w:pPr>
-      <w:proofErr w:type="spellStart"/>
-      <w:proofErr w:type="gramStart"/>
-      <w:r>
-        <w:rPr>
-          <w:rFonts w:ascii="Times New Roman" w:eastAsia="Times New Roman" w:hAnsi="Times New Roman" w:cs="Times New Roman"/>
-          <w:sz w:val="24"/>
-          <w:szCs w:val="24"/>
-          <w:lang w:val="en-IN"/>
-        </w:rPr>
-        <w:t>yes,none</w:t>
-      </w:r>
-      <w:proofErr w:type="gramEnd"/>
-      <w:r>
-        <w:rPr>
-          <w:rFonts w:ascii="Times New Roman" w:eastAsia="Times New Roman" w:hAnsi="Times New Roman" w:cs="Times New Roman"/>
-          <w:sz w:val="24"/>
-          <w:szCs w:val="24"/>
-          <w:lang w:val="en-IN"/>
-        </w:rPr>
-        <w:t>,no</w:t>
-      </w:r>
-      <w:proofErr w:type="spellEnd"/>
-    </w:p>
-    <w:p>
-      <w:pPr>
-        <w:shd w:val="clear" w:color="auto" w:fill="000000"/>
-        <w:spacing w:after="0" w:line="240" w:lineRule="auto"/>
-        <w:rPr>
-          <w:rFonts w:ascii="Times New Roman" w:eastAsia="Times New Roman" w:hAnsi="Times New Roman" w:cs="Times New Roman"/>
-          <w:sz w:val="24"/>
-          <w:szCs w:val="24"/>
-          <w:lang w:val="en-IN"/>
-        </w:rPr>
-      </w:pPr>
-      <w:proofErr w:type="spellStart"/>
-      <w:proofErr w:type="gramStart"/>
-      <w:r>
-        <w:rPr>
-          <w:rFonts w:ascii="Times New Roman" w:eastAsia="Times New Roman" w:hAnsi="Times New Roman" w:cs="Times New Roman"/>
-          <w:sz w:val="24"/>
-          <w:szCs w:val="24"/>
-          <w:lang w:val="en-IN"/>
-        </w:rPr>
-        <w:t>no,medium</w:t>
-      </w:r>
-      <w:proofErr w:type="gramEnd"/>
-      <w:r>
-        <w:rPr>
-          <w:rFonts w:ascii="Times New Roman" w:eastAsia="Times New Roman" w:hAnsi="Times New Roman" w:cs="Times New Roman"/>
-          <w:sz w:val="24"/>
-          <w:szCs w:val="24"/>
-          <w:lang w:val="en-IN"/>
-        </w:rPr>
-        <w:t>,no</w:t>
-      </w:r>
-      <w:proofErr w:type="spellEnd"/>
-    </w:p>
-    <w:p>
-      <w:pPr>
-        <w:shd w:val="clear" w:color="auto" w:fill="000000"/>
-        <w:spacing w:after="0" w:line="240" w:lineRule="auto"/>
-        <w:rPr>
-          <w:rFonts w:ascii="Times New Roman" w:eastAsia="Times New Roman" w:hAnsi="Times New Roman" w:cs="Times New Roman"/>
-          <w:sz w:val="24"/>
-          <w:szCs w:val="24"/>
-          <w:lang w:val="en-IN"/>
-        </w:rPr>
-      </w:pPr>
-      <w:proofErr w:type="spellStart"/>
-      <w:proofErr w:type="gramStart"/>
-      <w:r>
-        <w:rPr>
-          <w:rFonts w:ascii="Times New Roman" w:eastAsia="Times New Roman" w:hAnsi="Times New Roman" w:cs="Times New Roman"/>
-          <w:sz w:val="24"/>
-          <w:szCs w:val="24"/>
-          <w:lang w:val="en-IN"/>
-        </w:rPr>
-        <w:t>yes,high</w:t>
-      </w:r>
-      <w:proofErr w:type="gramEnd"/>
-      <w:r>
-        <w:rPr>
-          <w:rFonts w:ascii="Times New Roman" w:eastAsia="Times New Roman" w:hAnsi="Times New Roman" w:cs="Times New Roman"/>
-          <w:sz w:val="24"/>
-          <w:szCs w:val="24"/>
-          <w:lang w:val="en-IN"/>
-        </w:rPr>
-        <w:t>,yes</w:t>
-      </w:r>
-      <w:proofErr w:type="spellEnd"/>
-    </w:p>
-    <w:p>
-      <w:pPr>
-        <w:shd w:val="clear" w:color="auto" w:fill="000000"/>
-        <w:spacing w:after="0" w:line="240" w:lineRule="auto"/>
-        <w:rPr>
-          <w:rFonts w:ascii="Times New Roman" w:eastAsia="Times New Roman" w:hAnsi="Times New Roman" w:cs="Times New Roman"/>
-          <w:sz w:val="24"/>
-          <w:szCs w:val="24"/>
-          <w:lang w:val="en-IN"/>
-        </w:rPr>
-      </w:pPr>
-      <w:proofErr w:type="spellStart"/>
-      <w:proofErr w:type="gramStart"/>
-      <w:r>
-        <w:rPr>
-          <w:rFonts w:ascii="Times New Roman" w:eastAsia="Times New Roman" w:hAnsi="Times New Roman" w:cs="Times New Roman"/>
-          <w:sz w:val="24"/>
-          <w:szCs w:val="24"/>
-          <w:lang w:val="en-IN"/>
-        </w:rPr>
-        <w:t>no,none</w:t>
-      </w:r>
-      <w:proofErr w:type="gramEnd"/>
-      <w:r>
-        <w:rPr>
-          <w:rFonts w:ascii="Times New Roman" w:eastAsia="Times New Roman" w:hAnsi="Times New Roman" w:cs="Times New Roman"/>
-          <w:sz w:val="24"/>
-          <w:szCs w:val="24"/>
-          <w:lang w:val="en-IN"/>
-        </w:rPr>
-        <w:t>,no</w:t>
-      </w:r>
-      <w:proofErr w:type="spellEnd"/>
-    </w:p>
-    <w:p>
-      <w:pPr>
-        <w:shd w:val="clear" w:color="auto" w:fill="000000"/>
-        <w:spacing w:after="0" w:line="240" w:lineRule="auto"/>
-        <w:rPr>
-          <w:rFonts w:ascii="Times New Roman" w:eastAsia="Times New Roman" w:hAnsi="Times New Roman" w:cs="Times New Roman"/>
-          <w:sz w:val="24"/>
-          <w:szCs w:val="24"/>
-          <w:lang w:val="en-IN"/>
-        </w:rPr>
-      </w:pPr>
-      <w:proofErr w:type="spellStart"/>
-      <w:proofErr w:type="gramStart"/>
-      <w:r>
-        <w:rPr>
-          <w:rFonts w:ascii="Times New Roman" w:eastAsia="Times New Roman" w:hAnsi="Times New Roman" w:cs="Times New Roman"/>
-          <w:sz w:val="24"/>
-          <w:szCs w:val="24"/>
-          <w:lang w:val="en-IN"/>
-        </w:rPr>
-        <w:t>yes,low</w:t>
-      </w:r>
-      <w:proofErr w:type="gramEnd"/>
-      <w:r>
-        <w:rPr>
-          <w:rFonts w:ascii="Times New Roman" w:eastAsia="Times New Roman" w:hAnsi="Times New Roman" w:cs="Times New Roman"/>
-          <w:sz w:val="24"/>
-          <w:szCs w:val="24"/>
-          <w:lang w:val="en-IN"/>
-        </w:rPr>
-        <w:t>,no</w:t>
-      </w:r>
-      <w:proofErr w:type="spellEnd"/>
-    </w:p>
-    <w:p>
-      <w:pPr>
-        <w:shd w:val="clear" w:color="auto" w:fill="000000"/>
-        <w:spacing w:after="0" w:line="240" w:lineRule="auto"/>
-        <w:rPr>
-          <w:rFonts w:ascii="Times New Roman" w:eastAsia="Times New Roman" w:hAnsi="Times New Roman" w:cs="Times New Roman"/>
-          <w:sz w:val="24"/>
-          <w:szCs w:val="24"/>
-          <w:lang w:val="en-IN"/>
-        </w:rPr>
-      </w:pPr>
-      <w:proofErr w:type="spellStart"/>
-      <w:proofErr w:type="gramStart"/>
-      <w:r>
-        <w:rPr>
-          <w:rFonts w:ascii="Times New Roman" w:eastAsia="Times New Roman" w:hAnsi="Times New Roman" w:cs="Times New Roman"/>
-          <w:sz w:val="24"/>
-          <w:szCs w:val="24"/>
-          <w:lang w:val="en-IN"/>
-        </w:rPr>
-        <w:t>no,high</w:t>
-      </w:r>
-      <w:proofErr w:type="gramEnd"/>
-      <w:r>
-        <w:rPr>
-          <w:rFonts w:ascii="Times New Roman" w:eastAsia="Times New Roman" w:hAnsi="Times New Roman" w:cs="Times New Roman"/>
-          <w:sz w:val="24"/>
-          <w:szCs w:val="24"/>
-          <w:lang w:val="en-IN"/>
-        </w:rPr>
-        <w:t>,no</w:t>
-      </w:r>
-      <w:proofErr w:type="spellEnd"/>
-    </w:p>
-    <w:p>
-      <w:pPr>
-        <w:shd w:val="clear" w:color="auto" w:fill="000000"/>
-        <w:spacing w:after="0" w:line="240" w:lineRule="auto"/>
-        <w:rPr>
-          <w:rFonts w:ascii="Times New Roman" w:eastAsia="Times New Roman" w:hAnsi="Times New Roman" w:cs="Times New Roman"/>
-          <w:sz w:val="24"/>
-          <w:szCs w:val="24"/>
-          <w:lang w:val="en-IN"/>
-        </w:rPr>
-      </w:pPr>
-      <w:proofErr w:type="spellStart"/>
-      <w:proofErr w:type="gramStart"/>
-      <w:r>
-        <w:rPr>
-          <w:rFonts w:ascii="Times New Roman" w:eastAsia="Times New Roman" w:hAnsi="Times New Roman" w:cs="Times New Roman"/>
-          <w:sz w:val="24"/>
-          <w:szCs w:val="24"/>
-          <w:lang w:val="en-IN"/>
-        </w:rPr>
-        <w:t>yes,medium</w:t>
-      </w:r>
-      <w:proofErr w:type="gramEnd"/>
-      <w:r>
-        <w:rPr>
-          <w:rFonts w:ascii="Times New Roman" w:eastAsia="Times New Roman" w:hAnsi="Times New Roman" w:cs="Times New Roman"/>
-          <w:sz w:val="24"/>
-          <w:szCs w:val="24"/>
-          <w:lang w:val="en-IN"/>
-        </w:rPr>
-        <w:t>,yes</w:t>
-      </w:r>
-      <w:proofErr w:type="spellEnd"/>
-    </w:p>
-    <w:p>
-      <w:pPr>
-        <w:shd w:val="clear" w:color="auto" w:fill="000000"/>
-        <w:spacing w:after="0" w:line="240" w:lineRule="auto"/>
-        <w:rPr>
-          <w:rFonts w:ascii="Times New Roman" w:eastAsia="Times New Roman" w:hAnsi="Times New Roman" w:cs="Times New Roman"/>
-          <w:sz w:val="24"/>
-          <w:szCs w:val="24"/>
-          <w:lang w:val="en-IN"/>
-        </w:rPr>
-      </w:pPr>
-      <w:proofErr w:type="spellStart"/>
-      <w:proofErr w:type="gramStart"/>
-      <w:r>
-        <w:rPr>
-          <w:rFonts w:ascii="Times New Roman" w:eastAsia="Times New Roman" w:hAnsi="Times New Roman" w:cs="Times New Roman"/>
-          <w:sz w:val="24"/>
-          <w:szCs w:val="24"/>
-          <w:lang w:val="en-IN"/>
-        </w:rPr>
-        <w:t>no,low</w:t>
-      </w:r>
-      <w:proofErr w:type="gramEnd"/>
-      <w:r>
-        <w:rPr>
-          <w:rFonts w:ascii="Times New Roman" w:eastAsia="Times New Roman" w:hAnsi="Times New Roman" w:cs="Times New Roman"/>
-          <w:sz w:val="24"/>
-          <w:szCs w:val="24"/>
-          <w:lang w:val="en-IN"/>
-        </w:rPr>
-        <w:t>,no</w:t>
-      </w:r>
-      <w:proofErr w:type="spellEnd"/>
-    </w:p>
-    <w:p>
-      <w:pPr>
-        <w:shd w:val="clear" w:color="auto" w:fill="000000"/>
-        <w:spacing w:after="0" w:line="240" w:lineRule="auto"/>
-        <w:rPr>
-          <w:rFonts w:ascii="Times New Roman" w:eastAsia="Times New Roman" w:hAnsi="Times New Roman" w:cs="Times New Roman"/>
-          <w:sz w:val="24"/>
-          <w:szCs w:val="24"/>
-          <w:lang w:val="en-IN"/>
-        </w:rPr>
-      </w:pPr>
-      <w:proofErr w:type="spellStart"/>
-      <w:proofErr w:type="gramStart"/>
-      <w:r>
-        <w:rPr>
-          <w:rFonts w:ascii="Times New Roman" w:eastAsia="Times New Roman" w:hAnsi="Times New Roman" w:cs="Times New Roman"/>
-          <w:sz w:val="24"/>
-          <w:szCs w:val="24"/>
-          <w:lang w:val="en-IN"/>
-        </w:rPr>
-        <w:t>yes,none</w:t>
-      </w:r>
-      <w:proofErr w:type="gramEnd"/>
-      <w:r>
-        <w:rPr>
-          <w:rFonts w:ascii="Times New Roman" w:eastAsia="Times New Roman" w:hAnsi="Times New Roman" w:cs="Times New Roman"/>
-          <w:sz w:val="24"/>
-          <w:szCs w:val="24"/>
-          <w:lang w:val="en-IN"/>
-        </w:rPr>
-        <w:t>,no</w:t>
-      </w:r>
-      <w:proofErr w:type="spellEnd"/>
-    </w:p>
-    <w:p>
-      <w:pPr>
-        <w:shd w:val="clear" w:color="auto" w:fill="000000"/>
-        <w:spacing w:after="0" w:line="240" w:lineRule="auto"/>
-        <w:rPr>
-          <w:rFonts w:ascii="Times New Roman" w:eastAsia="Times New Roman" w:hAnsi="Times New Roman" w:cs="Times New Roman"/>
-          <w:sz w:val="24"/>
-          <w:szCs w:val="24"/>
-          <w:lang w:val="en-IN"/>
-        </w:rPr>
-      </w:pPr>
-      <w:proofErr w:type="spellStart"/>
-      <w:proofErr w:type="gramStart"/>
-      <w:r>
-        <w:rPr>
-          <w:rFonts w:ascii="Times New Roman" w:eastAsia="Times New Roman" w:hAnsi="Times New Roman" w:cs="Times New Roman"/>
-          <w:sz w:val="24"/>
-          <w:szCs w:val="24"/>
-          <w:lang w:val="en-IN"/>
-        </w:rPr>
-        <w:t>no,medium</w:t>
-      </w:r>
-      <w:proofErr w:type="gramEnd"/>
-      <w:r>
-        <w:rPr>
-          <w:rFonts w:ascii="Times New Roman" w:eastAsia="Times New Roman" w:hAnsi="Times New Roman" w:cs="Times New Roman"/>
-          <w:sz w:val="24"/>
-          <w:szCs w:val="24"/>
-          <w:lang w:val="en-IN"/>
-        </w:rPr>
-        <w:t>,no</w:t>
-      </w:r>
-      <w:proofErr w:type="spellEnd"/>
-    </w:p>
-    <w:p>
-      <w:pPr>
-        <w:shd w:val="clear" w:color="auto" w:fill="000000"/>
-        <w:spacing w:after="0" w:line="240" w:lineRule="auto"/>
-        <w:rPr>
-          <w:rFonts w:ascii="Times New Roman" w:eastAsia="Times New Roman" w:hAnsi="Times New Roman" w:cs="Times New Roman"/>
-          <w:sz w:val="24"/>
-          <w:szCs w:val="24"/>
-          <w:lang w:val="en-IN"/>
-        </w:rPr>
-      </w:pPr>
-      <w:proofErr w:type="spellStart"/>
-      <w:proofErr w:type="gramStart"/>
-      <w:r>
-        <w:rPr>
-          <w:rFonts w:ascii="Times New Roman" w:eastAsia="Times New Roman" w:hAnsi="Times New Roman" w:cs="Times New Roman"/>
-          <w:sz w:val="24"/>
-          <w:szCs w:val="24"/>
-          <w:lang w:val="en-IN"/>
-        </w:rPr>
-        <w:t>yes,high</w:t>
-      </w:r>
-      <w:proofErr w:type="gramEnd"/>
-      <w:r>
-        <w:rPr>
-          <w:rFonts w:ascii="Times New Roman" w:eastAsia="Times New Roman" w:hAnsi="Times New Roman" w:cs="Times New Roman"/>
-          <w:sz w:val="24"/>
-          <w:szCs w:val="24"/>
-          <w:lang w:val="en-IN"/>
-        </w:rPr>
-        <w:t>,yes</w:t>
-      </w:r>
-      <w:proofErr w:type="spellEnd"/>
-    </w:p>
-    <w:p>
-      <w:pPr>
-        <w:shd w:val="clear" w:color="auto" w:fill="000000"/>
-        <w:spacing w:after="0" w:line="240" w:lineRule="auto"/>
-        <w:rPr>
-          <w:rFonts w:ascii="Times New Roman" w:eastAsia="Times New Roman" w:hAnsi="Times New Roman" w:cs="Times New Roman"/>
-          <w:sz w:val="24"/>
-          <w:szCs w:val="24"/>
-          <w:lang w:val="en-IN"/>
-        </w:rPr>
-      </w:pPr>
-      <w:proofErr w:type="spellStart"/>
-      <w:proofErr w:type="gramStart"/>
-      <w:r>
-        <w:rPr>
-          <w:rFonts w:ascii="Times New Roman" w:eastAsia="Times New Roman" w:hAnsi="Times New Roman" w:cs="Times New Roman"/>
-          <w:sz w:val="24"/>
-          <w:szCs w:val="24"/>
-          <w:lang w:val="en-IN"/>
-        </w:rPr>
-        <w:t>no,none</w:t>
-      </w:r>
-      <w:proofErr w:type="gramEnd"/>
-      <w:r>
-        <w:rPr>
-          <w:rFonts w:ascii="Times New Roman" w:eastAsia="Times New Roman" w:hAnsi="Times New Roman" w:cs="Times New Roman"/>
-          <w:sz w:val="24"/>
-          <w:szCs w:val="24"/>
-          <w:lang w:val="en-IN"/>
-        </w:rPr>
-        <w:t>,no</w:t>
-      </w:r>
-      <w:proofErr w:type="spellEnd"/>
-    </w:p>
-    <w:p>
-      <w:pPr>
-        <w:shd w:val="clear" w:color="auto" w:fill="000000"/>
-        <w:spacing w:after="0" w:line="240" w:lineRule="auto"/>
-        <w:rPr>
-          <w:rFonts w:ascii="Times New Roman" w:eastAsia="Times New Roman" w:hAnsi="Times New Roman" w:cs="Times New Roman"/>
-          <w:sz w:val="24"/>
-          <w:szCs w:val="24"/>
-          <w:lang w:val="en-IN"/>
-        </w:rPr>
-      </w:pPr>
-      <w:proofErr w:type="spellStart"/>
-      <w:proofErr w:type="gramStart"/>
-      <w:r>
-        <w:rPr>
-          <w:rFonts w:ascii="Times New Roman" w:eastAsia="Times New Roman" w:hAnsi="Times New Roman" w:cs="Times New Roman"/>
-          <w:sz w:val="24"/>
-          <w:szCs w:val="24"/>
-          <w:lang w:val="en-IN"/>
-        </w:rPr>
-        <w:t>yes,medium</w:t>
-      </w:r>
-      <w:proofErr w:type="gramEnd"/>
-      <w:r>
-        <w:rPr>
-          <w:rFonts w:ascii="Times New Roman" w:eastAsia="Times New Roman" w:hAnsi="Times New Roman" w:cs="Times New Roman"/>
-          <w:sz w:val="24"/>
-          <w:szCs w:val="24"/>
-          <w:lang w:val="en-IN"/>
-        </w:rPr>
-        <w:t>,yes</w:t>
-      </w:r>
-      <w:proofErr w:type="spellEnd"/>
-    </w:p>
-    <w:p>
-      <w:pPr>
-        <w:shd w:val="clear" w:color="auto" w:fill="000000"/>
-        <w:spacing w:after="0" w:line="240" w:lineRule="auto"/>
-        <w:rPr>
-          <w:rFonts w:ascii="Times New Roman" w:eastAsia="Times New Roman" w:hAnsi="Times New Roman" w:cs="Times New Roman"/>
-          <w:sz w:val="24"/>
-          <w:szCs w:val="24"/>
-          <w:lang w:val="en-IN"/>
-        </w:rPr>
-      </w:pPr>
-      <w:proofErr w:type="spellStart"/>
-      <w:proofErr w:type="gramStart"/>
-      <w:r>
-        <w:rPr>
-          <w:rFonts w:ascii="Times New Roman" w:eastAsia="Times New Roman" w:hAnsi="Times New Roman" w:cs="Times New Roman"/>
-          <w:sz w:val="24"/>
-          <w:szCs w:val="24"/>
-          <w:lang w:val="en-IN"/>
-        </w:rPr>
-        <w:lastRenderedPageBreak/>
-        <w:t>no,low</w:t>
-      </w:r>
-      <w:proofErr w:type="gramEnd"/>
-      <w:r>
-        <w:rPr>
-          <w:rFonts w:ascii="Times New Roman" w:eastAsia="Times New Roman" w:hAnsi="Times New Roman" w:cs="Times New Roman"/>
-          <w:sz w:val="24"/>
-          <w:szCs w:val="24"/>
-          <w:lang w:val="en-IN"/>
-        </w:rPr>
-        <w:t>,no</w:t>
-      </w:r>
-      <w:proofErr w:type="spellEnd"/>
-    </w:p>
-    <w:p>
-      <w:pPr>
-        <w:shd w:val="clear" w:color="auto" w:fill="000000"/>
-        <w:spacing w:after="0" w:line="240" w:lineRule="auto"/>
-        <w:rPr>
-          <w:rFonts w:ascii="Times New Roman" w:eastAsia="Times New Roman" w:hAnsi="Times New Roman" w:cs="Times New Roman"/>
-          <w:sz w:val="24"/>
-          <w:szCs w:val="24"/>
-          <w:lang w:val="en-IN"/>
-        </w:rPr>
-      </w:pPr>
-      <w:proofErr w:type="spellStart"/>
-      <w:proofErr w:type="gramStart"/>
-      <w:r>
-        <w:rPr>
-          <w:rFonts w:ascii="Times New Roman" w:eastAsia="Times New Roman" w:hAnsi="Times New Roman" w:cs="Times New Roman"/>
-          <w:sz w:val="24"/>
-          <w:szCs w:val="24"/>
-          <w:lang w:val="en-IN"/>
-        </w:rPr>
-        <w:t>yes,high</w:t>
-      </w:r>
-      <w:proofErr w:type="gramEnd"/>
-      <w:r>
-        <w:rPr>
-          <w:rFonts w:ascii="Times New Roman" w:eastAsia="Times New Roman" w:hAnsi="Times New Roman" w:cs="Times New Roman"/>
-          <w:sz w:val="24"/>
-          <w:szCs w:val="24"/>
-          <w:lang w:val="en-IN"/>
-        </w:rPr>
-        <w:t>,yes</w:t>
-      </w:r>
-      <w:proofErr w:type="spellEnd"/>
-    </w:p>
-    <w:p>
-      <w:pPr>
-        <w:shd w:val="clear" w:color="auto" w:fill="000000"/>
-        <w:spacing w:after="0" w:line="240" w:lineRule="auto"/>
-        <w:rPr>
-          <w:rFonts w:ascii="Times New Roman" w:eastAsia="Times New Roman" w:hAnsi="Times New Roman" w:cs="Times New Roman"/>
-          <w:sz w:val="24"/>
-          <w:szCs w:val="24"/>
-          <w:lang w:val="en-IN"/>
-        </w:rPr>
-      </w:pPr>
-      <w:proofErr w:type="spellStart"/>
-      <w:proofErr w:type="gramStart"/>
-      <w:r>
-        <w:rPr>
-          <w:rFonts w:ascii="Times New Roman" w:eastAsia="Times New Roman" w:hAnsi="Times New Roman" w:cs="Times New Roman"/>
-          <w:sz w:val="24"/>
-          <w:szCs w:val="24"/>
-          <w:lang w:val="en-IN"/>
-        </w:rPr>
-        <w:t>no,medium</w:t>
-      </w:r>
-      <w:proofErr w:type="gramEnd"/>
-      <w:r>
-        <w:rPr>
-          <w:rFonts w:ascii="Times New Roman" w:eastAsia="Times New Roman" w:hAnsi="Times New Roman" w:cs="Times New Roman"/>
-          <w:sz w:val="24"/>
-          <w:szCs w:val="24"/>
-          <w:lang w:val="en-IN"/>
-        </w:rPr>
-        <w:t>,no</w:t>
-      </w:r>
-      <w:proofErr w:type="spellEnd"/>
-    </w:p>
-    <w:p>
-      <w:pPr>
-        <w:shd w:val="clear" w:color="auto" w:fill="000000"/>
-        <w:spacing w:after="0" w:line="240" w:lineRule="auto"/>
-        <w:rPr>
-          <w:rFonts w:ascii="Times New Roman" w:eastAsia="Times New Roman" w:hAnsi="Times New Roman" w:cs="Times New Roman"/>
-          <w:sz w:val="24"/>
-          <w:szCs w:val="24"/>
-          <w:lang w:val="en-IN"/>
-        </w:rPr>
-      </w:pPr>
-      <w:proofErr w:type="spellStart"/>
-      <w:proofErr w:type="gramStart"/>
-      <w:r>
-        <w:rPr>
-          <w:rFonts w:ascii="Times New Roman" w:eastAsia="Times New Roman" w:hAnsi="Times New Roman" w:cs="Times New Roman"/>
-          <w:sz w:val="24"/>
-          <w:szCs w:val="24"/>
-          <w:lang w:val="en-IN"/>
-        </w:rPr>
-        <w:t>yes,none</w:t>
-      </w:r>
-      <w:proofErr w:type="gramEnd"/>
-      <w:r>
-        <w:rPr>
-          <w:rFonts w:ascii="Times New Roman" w:eastAsia="Times New Roman" w:hAnsi="Times New Roman" w:cs="Times New Roman"/>
-          <w:sz w:val="24"/>
-          <w:szCs w:val="24"/>
-          <w:lang w:val="en-IN"/>
-        </w:rPr>
-        <w:t>,no</w:t>
-      </w:r>
-      <w:proofErr w:type="spellEnd"/>
-    </w:p>
-    <w:p>
-      <w:pPr>
-        <w:shd w:val="clear" w:color="auto" w:fill="000000"/>
-        <w:spacing w:after="0" w:line="240" w:lineRule="auto"/>
-        <w:rPr>
-          <w:rFonts w:ascii="Times New Roman" w:eastAsia="Times New Roman" w:hAnsi="Times New Roman" w:cs="Times New Roman"/>
-          <w:sz w:val="24"/>
-          <w:szCs w:val="24"/>
-          <w:lang w:val="en-IN"/>
-        </w:rPr>
-      </w:pPr>
-      <w:proofErr w:type="spellStart"/>
-      <w:proofErr w:type="gramStart"/>
-      <w:r>
-        <w:rPr>
-          <w:rFonts w:ascii="Times New Roman" w:eastAsia="Times New Roman" w:hAnsi="Times New Roman" w:cs="Times New Roman"/>
-          <w:sz w:val="24"/>
-          <w:szCs w:val="24"/>
-          <w:lang w:val="en-IN"/>
-        </w:rPr>
-        <w:t>no,high</w:t>
-      </w:r>
-      <w:proofErr w:type="gramEnd"/>
-      <w:r>
-        <w:rPr>
-          <w:rFonts w:ascii="Times New Roman" w:eastAsia="Times New Roman" w:hAnsi="Times New Roman" w:cs="Times New Roman"/>
-          <w:sz w:val="24"/>
-          <w:szCs w:val="24"/>
-          <w:lang w:val="en-IN"/>
-        </w:rPr>
-        <w:t>,no</w:t>
-      </w:r>
-      <w:proofErr w:type="spellEnd"/>
-    </w:p>
-    <w:p>
-      <w:pPr>
-        <w:shd w:val="clear" w:color="auto" w:fill="000000"/>
-        <w:spacing w:after="0" w:line="240" w:lineRule="auto"/>
-        <w:rPr>
-          <w:rFonts w:ascii="Times New Roman" w:eastAsia="Times New Roman" w:hAnsi="Times New Roman" w:cs="Times New Roman"/>
-          <w:sz w:val="24"/>
-          <w:szCs w:val="24"/>
-          <w:lang w:val="en-IN"/>
-        </w:rPr>
-      </w:pPr>
-      <w:proofErr w:type="spellStart"/>
-      <w:proofErr w:type="gramStart"/>
-      <w:r>
-        <w:rPr>
-          <w:rFonts w:ascii="Times New Roman" w:eastAsia="Times New Roman" w:hAnsi="Times New Roman" w:cs="Times New Roman"/>
-          <w:sz w:val="24"/>
-          <w:szCs w:val="24"/>
-          <w:lang w:val="en-IN"/>
-        </w:rPr>
-        <w:t>yes,low</w:t>
-      </w:r>
-      <w:proofErr w:type="gramEnd"/>
-      <w:r>
-        <w:rPr>
-          <w:rFonts w:ascii="Times New Roman" w:eastAsia="Times New Roman" w:hAnsi="Times New Roman" w:cs="Times New Roman"/>
-          <w:sz w:val="24"/>
-          <w:szCs w:val="24"/>
-          <w:lang w:val="en-IN"/>
-        </w:rPr>
-        <w:t>,no</w:t>
-      </w:r>
-      <w:proofErr w:type="spellEnd"/>
-    </w:p>
-    <w:p>
-      <w:pPr>
-        <w:shd w:val="clear" w:color="auto" w:fill="000000"/>
-        <w:spacing w:after="0" w:line="240" w:lineRule="auto"/>
-        <w:rPr>
-          <w:rFonts w:ascii="Times New Roman" w:eastAsia="Times New Roman" w:hAnsi="Times New Roman" w:cs="Times New Roman"/>
-          <w:sz w:val="24"/>
-          <w:szCs w:val="24"/>
-          <w:lang w:val="en-IN"/>
-        </w:rPr>
-      </w:pPr>
-      <w:proofErr w:type="spellStart"/>
-      <w:proofErr w:type="gramStart"/>
-      <w:r>
-        <w:rPr>
-          <w:rFonts w:ascii="Times New Roman" w:eastAsia="Times New Roman" w:hAnsi="Times New Roman" w:cs="Times New Roman"/>
-          <w:sz w:val="24"/>
-          <w:szCs w:val="24"/>
-          <w:lang w:val="en-IN"/>
-        </w:rPr>
-        <w:t>no,none</w:t>
-      </w:r>
-      <w:proofErr w:type="gramEnd"/>
-      <w:r>
-        <w:rPr>
-          <w:rFonts w:ascii="Times New Roman" w:eastAsia="Times New Roman" w:hAnsi="Times New Roman" w:cs="Times New Roman"/>
-          <w:sz w:val="24"/>
-          <w:szCs w:val="24"/>
-          <w:lang w:val="en-IN"/>
-        </w:rPr>
-        <w:t>,no</w:t>
-      </w:r>
-      <w:proofErr w:type="spellEnd"/>
-    </w:p>
-    <w:p>
-      <w:pPr>
-        <w:shd w:val="clear" w:color="auto" w:fill="000000"/>
-        <w:spacing w:after="0" w:line="240" w:lineRule="auto"/>
-        <w:rPr>
-          <w:rFonts w:ascii="Times New Roman" w:eastAsia="Times New Roman" w:hAnsi="Times New Roman" w:cs="Times New Roman"/>
-          <w:sz w:val="24"/>
-          <w:szCs w:val="24"/>
-          <w:lang w:val="en-IN"/>
-        </w:rPr>
-      </w:pPr>
-      <w:proofErr w:type="spellStart"/>
-      <w:proofErr w:type="gramStart"/>
-      <w:r>
-        <w:rPr>
-          <w:rFonts w:ascii="Times New Roman" w:eastAsia="Times New Roman" w:hAnsi="Times New Roman" w:cs="Times New Roman"/>
-          <w:sz w:val="24"/>
-          <w:szCs w:val="24"/>
-          <w:lang w:val="en-IN"/>
-        </w:rPr>
-        <w:t>yes,medium</w:t>
-      </w:r>
-      <w:proofErr w:type="gramEnd"/>
-      <w:r>
-        <w:rPr>
-          <w:rFonts w:ascii="Times New Roman" w:eastAsia="Times New Roman" w:hAnsi="Times New Roman" w:cs="Times New Roman"/>
-          <w:sz w:val="24"/>
-          <w:szCs w:val="24"/>
-          <w:lang w:val="en-IN"/>
-        </w:rPr>
-        <w:t>,yes</w:t>
-      </w:r>
-      <w:proofErr w:type="spellEnd"/>
-    </w:p>
-    <w:p>
-      <w:pPr>
-        <w:shd w:val="clear" w:color="auto" w:fill="000000"/>
-        <w:spacing w:after="0" w:line="240" w:lineRule="auto"/>
-        <w:rPr>
-          <w:rFonts w:ascii="Times New Roman" w:eastAsia="Times New Roman" w:hAnsi="Times New Roman" w:cs="Times New Roman"/>
-          <w:sz w:val="24"/>
-          <w:szCs w:val="24"/>
-          <w:lang w:val="en-IN"/>
-        </w:rPr>
-      </w:pPr>
-      <w:proofErr w:type="spellStart"/>
-      <w:proofErr w:type="gramStart"/>
-      <w:r>
-        <w:rPr>
-          <w:rFonts w:ascii="Times New Roman" w:eastAsia="Times New Roman" w:hAnsi="Times New Roman" w:cs="Times New Roman"/>
-          <w:sz w:val="24"/>
-          <w:szCs w:val="24"/>
-          <w:lang w:val="en-IN"/>
-        </w:rPr>
-        <w:t>no,low</w:t>
-      </w:r>
-      <w:proofErr w:type="gramEnd"/>
-      <w:r>
-        <w:rPr>
-          <w:rFonts w:ascii="Times New Roman" w:eastAsia="Times New Roman" w:hAnsi="Times New Roman" w:cs="Times New Roman"/>
-          <w:sz w:val="24"/>
-          <w:szCs w:val="24"/>
-          <w:lang w:val="en-IN"/>
-        </w:rPr>
-        <w:t>,no</w:t>
-      </w:r>
-      <w:proofErr w:type="spellEnd"/>
-    </w:p>
-    <w:p>
-      <w:pPr>
-        <w:shd w:val="clear" w:color="auto" w:fill="000000"/>
-        <w:spacing w:after="0" w:line="240" w:lineRule="auto"/>
-        <w:rPr>
-          <w:rFonts w:ascii="Times New Roman" w:eastAsia="Times New Roman" w:hAnsi="Times New Roman" w:cs="Times New Roman"/>
-          <w:sz w:val="24"/>
-          <w:szCs w:val="24"/>
-          <w:lang w:val="en-IN"/>
-        </w:rPr>
-      </w:pPr>
-      <w:proofErr w:type="spellStart"/>
-      <w:proofErr w:type="gramStart"/>
-      <w:r>
-        <w:rPr>
-          <w:rFonts w:ascii="Times New Roman" w:eastAsia="Times New Roman" w:hAnsi="Times New Roman" w:cs="Times New Roman"/>
-          <w:sz w:val="24"/>
-          <w:szCs w:val="24"/>
-          <w:lang w:val="en-IN"/>
-        </w:rPr>
-        <w:t>yes,high</w:t>
-      </w:r>
-      <w:proofErr w:type="gramEnd"/>
-      <w:r>
-        <w:rPr>
-          <w:rFonts w:ascii="Times New Roman" w:eastAsia="Times New Roman" w:hAnsi="Times New Roman" w:cs="Times New Roman"/>
-          <w:sz w:val="24"/>
-          <w:szCs w:val="24"/>
-          <w:lang w:val="en-IN"/>
-        </w:rPr>
-        <w:t>,yes</w:t>
-      </w:r>
-      <w:proofErr w:type="spellEnd"/>
-    </w:p>
-    <w:p>
-      <w:pPr>
-        <w:shd w:val="clear" w:color="auto" w:fill="000000"/>
-        <w:spacing w:after="0" w:line="240" w:lineRule="auto"/>
-        <w:rPr>
-          <w:rFonts w:ascii="Times New Roman" w:eastAsia="Times New Roman" w:hAnsi="Times New Roman" w:cs="Times New Roman"/>
-          <w:sz w:val="24"/>
-          <w:szCs w:val="24"/>
-          <w:lang w:val="en-IN"/>
-        </w:rPr>
-      </w:pPr>
-      <w:proofErr w:type="spellStart"/>
-      <w:proofErr w:type="gramStart"/>
-      <w:r>
-        <w:rPr>
-          <w:rFonts w:ascii="Times New Roman" w:eastAsia="Times New Roman" w:hAnsi="Times New Roman" w:cs="Times New Roman"/>
-          <w:sz w:val="24"/>
-          <w:szCs w:val="24"/>
-          <w:lang w:val="en-IN"/>
-        </w:rPr>
-        <w:t>no,medium</w:t>
-      </w:r>
-      <w:proofErr w:type="gramEnd"/>
-      <w:r>
-        <w:rPr>
-          <w:rFonts w:ascii="Times New Roman" w:eastAsia="Times New Roman" w:hAnsi="Times New Roman" w:cs="Times New Roman"/>
-          <w:sz w:val="24"/>
-          <w:szCs w:val="24"/>
-          <w:lang w:val="en-IN"/>
-        </w:rPr>
-        <w:t>,no</w:t>
-      </w:r>
-      <w:proofErr w:type="spellEnd"/>
-    </w:p>
-    <w:p>
-      <w:pPr>
-        <w:shd w:val="clear" w:color="auto" w:fill="000000"/>
-        <w:spacing w:after="0" w:line="240" w:lineRule="auto"/>
-        <w:rPr>
-          <w:rFonts w:ascii="Times New Roman" w:eastAsia="Times New Roman" w:hAnsi="Times New Roman" w:cs="Times New Roman"/>
-          <w:sz w:val="24"/>
-          <w:szCs w:val="24"/>
-          <w:lang w:val="en-IN"/>
-        </w:rPr>
-      </w:pPr>
-    </w:p>
-    <w:p>
-      <w:pPr>
-        <w:shd w:val="clear" w:color="auto" w:fill="000000"/>
-        <w:spacing w:after="0" w:line="240" w:lineRule="auto"/>
-        <w:rPr>
-          <w:rFonts w:ascii="Times New Roman" w:eastAsia="Times New Roman" w:hAnsi="Times New Roman" w:cs="Times New Roman"/>
-          <w:sz w:val="24"/>
-          <w:szCs w:val="24"/>
-          <w:lang w:val="en-IN"/>
-        </w:rPr>
-      </w:pPr>
-      <w:r>
-        <w:rPr>
-          <w:rFonts w:ascii="Times New Roman" w:eastAsia="Times New Roman" w:hAnsi="Times New Roman" w:cs="Times New Roman"/>
-          <w:sz w:val="24"/>
-          <w:szCs w:val="24"/>
-          <w:lang w:val="en-IN"/>
-        </w:rPr>
-        <w:t>Prac_5_data2.csv</w:t>
-      </w:r>
-    </w:p>
-    <w:p>
-      <w:pPr>
-        <w:shd w:val="clear" w:color="auto" w:fill="000000"/>
-        <w:spacing w:after="0" w:line="240" w:lineRule="auto"/>
-        <w:rPr>
-          <w:rFonts w:ascii="Times New Roman" w:eastAsia="Times New Roman" w:hAnsi="Times New Roman" w:cs="Times New Roman"/>
-          <w:sz w:val="24"/>
-          <w:szCs w:val="24"/>
-          <w:lang w:val="en-IN"/>
-        </w:rPr>
-      </w:pPr>
-    </w:p>
-    <w:p>
-      <w:pPr>
-        <w:shd w:val="clear" w:color="auto" w:fill="000000"/>
-        <w:spacing w:after="0" w:line="240" w:lineRule="auto"/>
-        <w:rPr>
-          <w:rFonts w:ascii="Times New Roman" w:eastAsia="Times New Roman" w:hAnsi="Times New Roman" w:cs="Times New Roman"/>
-          <w:sz w:val="24"/>
-          <w:szCs w:val="24"/>
-          <w:lang w:val="en-IN"/>
-        </w:rPr>
-      </w:pPr>
-      <w:proofErr w:type="spellStart"/>
-      <w:proofErr w:type="gramStart"/>
-      <w:r>
-        <w:rPr>
-          <w:rFonts w:ascii="Times New Roman" w:eastAsia="Times New Roman" w:hAnsi="Times New Roman" w:cs="Times New Roman"/>
-          <w:sz w:val="24"/>
-          <w:szCs w:val="24"/>
-          <w:lang w:val="en-IN"/>
-        </w:rPr>
-        <w:t>covid,fever</w:t>
-      </w:r>
-      <w:proofErr w:type="spellEnd"/>
-      <w:proofErr w:type="gramEnd"/>
-    </w:p>
-    <w:p>
-      <w:pPr>
-        <w:shd w:val="clear" w:color="auto" w:fill="000000"/>
-        <w:spacing w:after="0" w:line="240" w:lineRule="auto"/>
-        <w:rPr>
-          <w:rFonts w:ascii="Times New Roman" w:eastAsia="Times New Roman" w:hAnsi="Times New Roman" w:cs="Times New Roman"/>
-          <w:sz w:val="24"/>
-          <w:szCs w:val="24"/>
-          <w:lang w:val="en-IN"/>
-        </w:rPr>
-      </w:pPr>
-      <w:proofErr w:type="spellStart"/>
-      <w:proofErr w:type="gramStart"/>
-      <w:r>
-        <w:rPr>
-          <w:rFonts w:ascii="Times New Roman" w:eastAsia="Times New Roman" w:hAnsi="Times New Roman" w:cs="Times New Roman"/>
-          <w:sz w:val="24"/>
-          <w:szCs w:val="24"/>
-          <w:lang w:val="en-IN"/>
-        </w:rPr>
-        <w:t>yes,low</w:t>
-      </w:r>
-      <w:proofErr w:type="spellEnd"/>
-      <w:proofErr w:type="gramEnd"/>
-    </w:p>
-    <w:p>
-      <w:pPr>
-        <w:shd w:val="clear" w:color="auto" w:fill="000000"/>
-        <w:spacing w:after="0" w:line="240" w:lineRule="auto"/>
-        <w:rPr>
-          <w:rFonts w:ascii="Times New Roman" w:eastAsia="Times New Roman" w:hAnsi="Times New Roman" w:cs="Times New Roman"/>
-          <w:sz w:val="24"/>
-          <w:szCs w:val="24"/>
-          <w:lang w:val="en-IN"/>
-        </w:rPr>
-      </w:pPr>
-      <w:proofErr w:type="spellStart"/>
-      <w:proofErr w:type="gramStart"/>
-      <w:r>
-        <w:rPr>
-          <w:rFonts w:ascii="Times New Roman" w:eastAsia="Times New Roman" w:hAnsi="Times New Roman" w:cs="Times New Roman"/>
-          <w:sz w:val="24"/>
-          <w:szCs w:val="24"/>
-          <w:lang w:val="en-IN"/>
-        </w:rPr>
-        <w:t>no,high</w:t>
-      </w:r>
-      <w:proofErr w:type="spellEnd"/>
-      <w:proofErr w:type="gramEnd"/>
-    </w:p>
-    <w:p>
-      <w:pPr>
-        <w:shd w:val="clear" w:color="auto" w:fill="000000"/>
-        <w:spacing w:after="0" w:line="240" w:lineRule="auto"/>
-        <w:rPr>
-          <w:rFonts w:ascii="Times New Roman" w:eastAsia="Times New Roman" w:hAnsi="Times New Roman" w:cs="Times New Roman"/>
-          <w:sz w:val="24"/>
-          <w:szCs w:val="24"/>
-          <w:lang w:val="en-IN"/>
-        </w:rPr>
-      </w:pPr>
-      <w:proofErr w:type="spellStart"/>
-      <w:proofErr w:type="gramStart"/>
-      <w:r>
-        <w:rPr>
-          <w:rFonts w:ascii="Times New Roman" w:eastAsia="Times New Roman" w:hAnsi="Times New Roman" w:cs="Times New Roman"/>
-          <w:sz w:val="24"/>
-          <w:szCs w:val="24"/>
-          <w:lang w:val="en-IN"/>
-        </w:rPr>
-        <w:t>yes,none</w:t>
-      </w:r>
-      <w:proofErr w:type="spellEnd"/>
-      <w:proofErr w:type="gramEnd"/>
-    </w:p>
-    <w:p>
-      <w:pPr>
-        <w:shd w:val="clear" w:color="auto" w:fill="000000"/>
-        <w:spacing w:after="0" w:line="240" w:lineRule="auto"/>
-        <w:rPr>
-          <w:rFonts w:ascii="Times New Roman" w:eastAsia="Times New Roman" w:hAnsi="Times New Roman" w:cs="Times New Roman"/>
-          <w:sz w:val="24"/>
-          <w:szCs w:val="24"/>
-          <w:lang w:val="en-IN"/>
-        </w:rPr>
-      </w:pPr>
-      <w:proofErr w:type="spellStart"/>
-      <w:proofErr w:type="gramStart"/>
-      <w:r>
-        <w:rPr>
-          <w:rFonts w:ascii="Times New Roman" w:eastAsia="Times New Roman" w:hAnsi="Times New Roman" w:cs="Times New Roman"/>
-          <w:sz w:val="24"/>
-          <w:szCs w:val="24"/>
-          <w:lang w:val="en-IN"/>
-        </w:rPr>
-        <w:t>no,medium</w:t>
-      </w:r>
-      <w:proofErr w:type="spellEnd"/>
-      <w:proofErr w:type="gramEnd"/>
-    </w:p>
-    <w:p>
-      <w:pPr>
-        <w:shd w:val="clear" w:color="auto" w:fill="000000"/>
-        <w:spacing w:after="0" w:line="240" w:lineRule="auto"/>
-        <w:rPr>
-          <w:rFonts w:ascii="Times New Roman" w:eastAsia="Times New Roman" w:hAnsi="Times New Roman" w:cs="Times New Roman"/>
-          <w:sz w:val="24"/>
-          <w:szCs w:val="24"/>
-          <w:lang w:val="en-IN"/>
-        </w:rPr>
-      </w:pPr>
-      <w:proofErr w:type="spellStart"/>
-      <w:proofErr w:type="gramStart"/>
-      <w:r>
-        <w:rPr>
-          <w:rFonts w:ascii="Times New Roman" w:eastAsia="Times New Roman" w:hAnsi="Times New Roman" w:cs="Times New Roman"/>
-          <w:sz w:val="24"/>
-          <w:szCs w:val="24"/>
-          <w:lang w:val="en-IN"/>
-        </w:rPr>
-        <w:t>yes,high</w:t>
-      </w:r>
-      <w:proofErr w:type="spellEnd"/>
-      <w:proofErr w:type="gramEnd"/>
-    </w:p>
-    <w:p>
-      <w:pPr>
-        <w:shd w:val="clear" w:color="auto" w:fill="000000"/>
-        <w:spacing w:after="0" w:line="240" w:lineRule="auto"/>
-        <w:rPr>
-          <w:rFonts w:ascii="Times New Roman" w:eastAsia="Times New Roman" w:hAnsi="Times New Roman" w:cs="Times New Roman"/>
-          <w:sz w:val="24"/>
-          <w:szCs w:val="24"/>
-          <w:lang w:val="en-IN"/>
-        </w:rPr>
-      </w:pPr>
-      <w:proofErr w:type="spellStart"/>
-      <w:proofErr w:type="gramStart"/>
-      <w:r>
-        <w:rPr>
-          <w:rFonts w:ascii="Times New Roman" w:eastAsia="Times New Roman" w:hAnsi="Times New Roman" w:cs="Times New Roman"/>
-          <w:sz w:val="24"/>
-          <w:szCs w:val="24"/>
-          <w:lang w:val="en-IN"/>
-        </w:rPr>
-        <w:t>no,low</w:t>
-      </w:r>
-      <w:proofErr w:type="spellEnd"/>
-      <w:proofErr w:type="gramEnd"/>
-    </w:p>
-    <w:p>
-      <w:pPr>
-        <w:shd w:val="clear" w:color="auto" w:fill="000000"/>
-        <w:spacing w:after="0" w:line="240" w:lineRule="auto"/>
-        <w:rPr>
-          <w:rFonts w:ascii="Times New Roman" w:eastAsia="Times New Roman" w:hAnsi="Times New Roman" w:cs="Times New Roman"/>
-          <w:sz w:val="24"/>
-          <w:szCs w:val="24"/>
-          <w:lang w:val="en-IN"/>
-        </w:rPr>
-      </w:pPr>
-      <w:proofErr w:type="spellStart"/>
-      <w:proofErr w:type="gramStart"/>
-      <w:r>
-        <w:rPr>
-          <w:rFonts w:ascii="Times New Roman" w:eastAsia="Times New Roman" w:hAnsi="Times New Roman" w:cs="Times New Roman"/>
-          <w:sz w:val="24"/>
-          <w:szCs w:val="24"/>
-          <w:lang w:val="en-IN"/>
-        </w:rPr>
-        <w:t>yes,medium</w:t>
-      </w:r>
-      <w:proofErr w:type="spellEnd"/>
-      <w:proofErr w:type="gramEnd"/>
-    </w:p>
-    <w:p>
-      <w:pPr>
-        <w:shd w:val="clear" w:color="auto" w:fill="000000"/>
-        <w:spacing w:after="0" w:line="240" w:lineRule="auto"/>
-        <w:rPr>
-          <w:rFonts w:ascii="Times New Roman" w:eastAsia="Times New Roman" w:hAnsi="Times New Roman" w:cs="Times New Roman"/>
-          <w:sz w:val="24"/>
-          <w:szCs w:val="24"/>
-          <w:lang w:val="en-IN"/>
-        </w:rPr>
-      </w:pPr>
-      <w:proofErr w:type="spellStart"/>
-      <w:proofErr w:type="gramStart"/>
-      <w:r>
-        <w:rPr>
-          <w:rFonts w:ascii="Times New Roman" w:eastAsia="Times New Roman" w:hAnsi="Times New Roman" w:cs="Times New Roman"/>
-          <w:sz w:val="24"/>
-          <w:szCs w:val="24"/>
-          <w:lang w:val="en-IN"/>
-        </w:rPr>
-        <w:t>no,none</w:t>
-      </w:r>
-      <w:proofErr w:type="spellEnd"/>
-      <w:proofErr w:type="gramEnd"/>
-    </w:p>
-    <w:p>
-      <w:pPr>
-        <w:shd w:val="clear" w:color="auto" w:fill="000000"/>
-        <w:spacing w:after="0" w:line="240" w:lineRule="auto"/>
-        <w:rPr>
-          <w:rFonts w:ascii="Times New Roman" w:eastAsia="Times New Roman" w:hAnsi="Times New Roman" w:cs="Times New Roman"/>
-          <w:sz w:val="24"/>
-          <w:szCs w:val="24"/>
-          <w:lang w:val="en-IN"/>
-        </w:rPr>
-      </w:pPr>
-      <w:proofErr w:type="spellStart"/>
-      <w:proofErr w:type="gramStart"/>
-      <w:r>
-        <w:rPr>
-          <w:rFonts w:ascii="Times New Roman" w:eastAsia="Times New Roman" w:hAnsi="Times New Roman" w:cs="Times New Roman"/>
-          <w:sz w:val="24"/>
-          <w:szCs w:val="24"/>
-          <w:lang w:val="en-IN"/>
-        </w:rPr>
-        <w:t>yes,high</w:t>
-      </w:r>
-      <w:proofErr w:type="spellEnd"/>
-      <w:proofErr w:type="gramEnd"/>
-    </w:p>
-    <w:p>
-      <w:pPr>
-        <w:shd w:val="clear" w:color="auto" w:fill="000000"/>
-        <w:spacing w:after="0" w:line="240" w:lineRule="auto"/>
-        <w:rPr>
-          <w:rFonts w:ascii="Times New Roman" w:eastAsia="Times New Roman" w:hAnsi="Times New Roman" w:cs="Times New Roman"/>
-          <w:sz w:val="24"/>
-          <w:szCs w:val="24"/>
-          <w:lang w:val="en-IN"/>
-        </w:rPr>
-      </w:pPr>
-      <w:proofErr w:type="spellStart"/>
-      <w:proofErr w:type="gramStart"/>
-      <w:r>
-        <w:rPr>
-          <w:rFonts w:ascii="Times New Roman" w:eastAsia="Times New Roman" w:hAnsi="Times New Roman" w:cs="Times New Roman"/>
-          <w:sz w:val="24"/>
-          <w:szCs w:val="24"/>
-          <w:lang w:val="en-IN"/>
-        </w:rPr>
-        <w:t>no,medium</w:t>
-      </w:r>
-      <w:proofErr w:type="spellEnd"/>
-      <w:proofErr w:type="gramEnd"/>
-    </w:p>
-    <w:p>
-      <w:pPr>
-        <w:shd w:val="clear" w:color="auto" w:fill="000000"/>
-        <w:spacing w:after="0" w:line="240" w:lineRule="auto"/>
-        <w:rPr>
-          <w:rFonts w:ascii="Times New Roman" w:eastAsia="Times New Roman" w:hAnsi="Times New Roman" w:cs="Times New Roman"/>
-          <w:sz w:val="24"/>
-          <w:szCs w:val="24"/>
-          <w:lang w:val="en-IN"/>
-        </w:rPr>
-      </w:pPr>
-      <w:proofErr w:type="spellStart"/>
-      <w:proofErr w:type="gramStart"/>
-      <w:r>
-        <w:rPr>
-          <w:rFonts w:ascii="Times New Roman" w:eastAsia="Times New Roman" w:hAnsi="Times New Roman" w:cs="Times New Roman"/>
-          <w:sz w:val="24"/>
-          <w:szCs w:val="24"/>
-          <w:lang w:val="en-IN"/>
-        </w:rPr>
-        <w:t>yes,none</w:t>
-      </w:r>
-      <w:proofErr w:type="spellEnd"/>
-      <w:proofErr w:type="gramEnd"/>
-    </w:p>
-    <w:p>
-      <w:pPr>
-        <w:shd w:val="clear" w:color="auto" w:fill="000000"/>
-        <w:spacing w:after="0" w:line="240" w:lineRule="auto"/>
-        <w:rPr>
-          <w:rFonts w:ascii="Times New Roman" w:eastAsia="Times New Roman" w:hAnsi="Times New Roman" w:cs="Times New Roman"/>
-          <w:sz w:val="24"/>
-          <w:szCs w:val="24"/>
-          <w:lang w:val="en-IN"/>
-        </w:rPr>
-      </w:pPr>
-      <w:proofErr w:type="spellStart"/>
-      <w:proofErr w:type="gramStart"/>
-      <w:r>
-        <w:rPr>
-          <w:rFonts w:ascii="Times New Roman" w:eastAsia="Times New Roman" w:hAnsi="Times New Roman" w:cs="Times New Roman"/>
-          <w:sz w:val="24"/>
-          <w:szCs w:val="24"/>
-          <w:lang w:val="en-IN"/>
-        </w:rPr>
-        <w:t>no,low</w:t>
-      </w:r>
-      <w:proofErr w:type="spellEnd"/>
-      <w:proofErr w:type="gramEnd"/>
-    </w:p>
-    <w:p>
-      <w:pPr>
-        <w:shd w:val="clear" w:color="auto" w:fill="000000"/>
-        <w:spacing w:after="0" w:line="240" w:lineRule="auto"/>
-        <w:rPr>
-          <w:rFonts w:ascii="Times New Roman" w:eastAsia="Times New Roman" w:hAnsi="Times New Roman" w:cs="Times New Roman"/>
-          <w:sz w:val="24"/>
-          <w:szCs w:val="24"/>
-          <w:lang w:val="en-IN"/>
-        </w:rPr>
-      </w:pPr>
-      <w:proofErr w:type="spellStart"/>
-      <w:proofErr w:type="gramStart"/>
-      <w:r>
-        <w:rPr>
-          <w:rFonts w:ascii="Times New Roman" w:eastAsia="Times New Roman" w:hAnsi="Times New Roman" w:cs="Times New Roman"/>
-          <w:sz w:val="24"/>
-          <w:szCs w:val="24"/>
-          <w:lang w:val="en-IN"/>
-        </w:rPr>
-        <w:t>yes,high</w:t>
-      </w:r>
-      <w:proofErr w:type="spellEnd"/>
-      <w:proofErr w:type="gramEnd"/>
-    </w:p>
-    <w:p>
-      <w:pPr>
-        <w:shd w:val="clear" w:color="auto" w:fill="000000"/>
-        <w:spacing w:after="0" w:line="240" w:lineRule="auto"/>
-        <w:rPr>
-          <w:rFonts w:ascii="Times New Roman" w:eastAsia="Times New Roman" w:hAnsi="Times New Roman" w:cs="Times New Roman"/>
-          <w:sz w:val="24"/>
-          <w:szCs w:val="24"/>
-          <w:lang w:val="en-IN"/>
-        </w:rPr>
-      </w:pPr>
-      <w:proofErr w:type="spellStart"/>
-      <w:proofErr w:type="gramStart"/>
-      <w:r>
-        <w:rPr>
-          <w:rFonts w:ascii="Times New Roman" w:eastAsia="Times New Roman" w:hAnsi="Times New Roman" w:cs="Times New Roman"/>
-          <w:sz w:val="24"/>
-          <w:szCs w:val="24"/>
-          <w:lang w:val="en-IN"/>
-        </w:rPr>
-        <w:t>no,none</w:t>
-      </w:r>
-      <w:proofErr w:type="spellEnd"/>
-      <w:proofErr w:type="gramEnd"/>
-    </w:p>
-    <w:p>
-      <w:pPr>
-        <w:shd w:val="clear" w:color="auto" w:fill="000000"/>
-        <w:spacing w:after="0" w:line="240" w:lineRule="auto"/>
-        <w:rPr>
-          <w:rFonts w:ascii="Times New Roman" w:eastAsia="Times New Roman" w:hAnsi="Times New Roman" w:cs="Times New Roman"/>
-          <w:sz w:val="24"/>
-          <w:szCs w:val="24"/>
-          <w:lang w:val="en-IN"/>
-        </w:rPr>
-      </w:pPr>
-      <w:proofErr w:type="spellStart"/>
-      <w:proofErr w:type="gramStart"/>
-      <w:r>
-        <w:rPr>
-          <w:rFonts w:ascii="Times New Roman" w:eastAsia="Times New Roman" w:hAnsi="Times New Roman" w:cs="Times New Roman"/>
-          <w:sz w:val="24"/>
-          <w:szCs w:val="24"/>
-          <w:lang w:val="en-IN"/>
-        </w:rPr>
-        <w:t>yes,medium</w:t>
-      </w:r>
-      <w:proofErr w:type="spellEnd"/>
-      <w:proofErr w:type="gramEnd"/>
-    </w:p>
-    <w:p>
-      <w:pPr>
-        <w:shd w:val="clear" w:color="auto" w:fill="000000"/>
-        <w:spacing w:after="0" w:line="240" w:lineRule="auto"/>
-        <w:rPr>
-          <w:rFonts w:ascii="Times New Roman" w:eastAsia="Times New Roman" w:hAnsi="Times New Roman" w:cs="Times New Roman"/>
-          <w:sz w:val="24"/>
-          <w:szCs w:val="24"/>
-          <w:lang w:val="en-IN"/>
-        </w:rPr>
-      </w:pPr>
-      <w:proofErr w:type="spellStart"/>
-      <w:proofErr w:type="gramStart"/>
-      <w:r>
-        <w:rPr>
-          <w:rFonts w:ascii="Times New Roman" w:eastAsia="Times New Roman" w:hAnsi="Times New Roman" w:cs="Times New Roman"/>
-          <w:sz w:val="24"/>
-          <w:szCs w:val="24"/>
-          <w:lang w:val="en-IN"/>
-        </w:rPr>
-        <w:t>no,low</w:t>
-      </w:r>
-      <w:proofErr w:type="spellEnd"/>
-      <w:proofErr w:type="gramEnd"/>
-    </w:p>
-    <w:p>
-      <w:pPr>
-        <w:shd w:val="clear" w:color="auto" w:fill="000000"/>
-        <w:spacing w:after="0" w:line="240" w:lineRule="auto"/>
-        <w:rPr>
-          <w:rFonts w:ascii="Times New Roman" w:eastAsia="Times New Roman" w:hAnsi="Times New Roman" w:cs="Times New Roman"/>
-          <w:sz w:val="24"/>
-          <w:szCs w:val="24"/>
-          <w:lang w:val="en-IN"/>
-        </w:rPr>
-      </w:pPr>
-      <w:proofErr w:type="spellStart"/>
-      <w:proofErr w:type="gramStart"/>
-      <w:r>
-        <w:rPr>
-          <w:rFonts w:ascii="Times New Roman" w:eastAsia="Times New Roman" w:hAnsi="Times New Roman" w:cs="Times New Roman"/>
-          <w:sz w:val="24"/>
-          <w:szCs w:val="24"/>
-          <w:lang w:val="en-IN"/>
-        </w:rPr>
-        <w:t>yes,high</w:t>
-      </w:r>
-      <w:proofErr w:type="spellEnd"/>
-      <w:proofErr w:type="gramEnd"/>
-    </w:p>
-    <w:p>
-      <w:pPr>
-        <w:shd w:val="clear" w:color="auto" w:fill="000000"/>
-        <w:spacing w:after="0" w:line="240" w:lineRule="auto"/>
-        <w:rPr>
-          <w:rFonts w:ascii="Times New Roman" w:eastAsia="Times New Roman" w:hAnsi="Times New Roman" w:cs="Times New Roman"/>
-          <w:sz w:val="24"/>
-          <w:szCs w:val="24"/>
-          <w:lang w:val="en-IN"/>
-        </w:rPr>
-      </w:pPr>
-      <w:proofErr w:type="spellStart"/>
-      <w:proofErr w:type="gramStart"/>
-      <w:r>
-        <w:rPr>
-          <w:rFonts w:ascii="Times New Roman" w:eastAsia="Times New Roman" w:hAnsi="Times New Roman" w:cs="Times New Roman"/>
-          <w:sz w:val="24"/>
-          <w:szCs w:val="24"/>
-          <w:lang w:val="en-IN"/>
-        </w:rPr>
-        <w:t>no,medium</w:t>
-      </w:r>
-      <w:proofErr w:type="spellEnd"/>
-      <w:proofErr w:type="gramEnd"/>
-    </w:p>
-    <w:p>
-      <w:pPr>
-        <w:shd w:val="clear" w:color="auto" w:fill="000000"/>
-        <w:spacing w:after="0" w:line="240" w:lineRule="auto"/>
-        <w:rPr>
-          <w:rFonts w:ascii="Times New Roman" w:eastAsia="Times New Roman" w:hAnsi="Times New Roman" w:cs="Times New Roman"/>
-          <w:sz w:val="24"/>
-          <w:szCs w:val="24"/>
-          <w:lang w:val="en-IN"/>
-        </w:rPr>
-      </w:pPr>
-      <w:proofErr w:type="spellStart"/>
-      <w:proofErr w:type="gramStart"/>
-      <w:r>
-        <w:rPr>
-          <w:rFonts w:ascii="Times New Roman" w:eastAsia="Times New Roman" w:hAnsi="Times New Roman" w:cs="Times New Roman"/>
-          <w:sz w:val="24"/>
-          <w:szCs w:val="24"/>
-          <w:lang w:val="en-IN"/>
-        </w:rPr>
-        <w:t>yes,none</w:t>
-      </w:r>
-      <w:proofErr w:type="spellEnd"/>
-      <w:proofErr w:type="gramEnd"/>
-    </w:p>
-    <w:p>
-      <w:pPr>
-        <w:shd w:val="clear" w:color="auto" w:fill="000000"/>
-        <w:spacing w:after="0" w:line="240" w:lineRule="auto"/>
-        <w:rPr>
-          <w:rFonts w:ascii="Times New Roman" w:eastAsia="Times New Roman" w:hAnsi="Times New Roman" w:cs="Times New Roman"/>
-          <w:sz w:val="24"/>
-          <w:szCs w:val="24"/>
-          <w:lang w:val="en-IN"/>
-        </w:rPr>
-      </w:pPr>
-      <w:proofErr w:type="spellStart"/>
-      <w:proofErr w:type="gramStart"/>
-      <w:r>
-        <w:rPr>
-          <w:rFonts w:ascii="Times New Roman" w:eastAsia="Times New Roman" w:hAnsi="Times New Roman" w:cs="Times New Roman"/>
-          <w:sz w:val="24"/>
-          <w:szCs w:val="24"/>
-          <w:lang w:val="en-IN"/>
-        </w:rPr>
-        <w:t>no,high</w:t>
-      </w:r>
-      <w:proofErr w:type="spellEnd"/>
-      <w:proofErr w:type="gramEnd"/>
-    </w:p>
-    <w:p>
-      <w:pPr>
-        <w:shd w:val="clear" w:color="auto" w:fill="000000"/>
-        <w:spacing w:after="0" w:line="240" w:lineRule="auto"/>
-        <w:rPr>
-          <w:rFonts w:ascii="Times New Roman" w:eastAsia="Times New Roman" w:hAnsi="Times New Roman" w:cs="Times New Roman"/>
-          <w:sz w:val="24"/>
-          <w:szCs w:val="24"/>
-          <w:lang w:val="en-IN"/>
-        </w:rPr>
-      </w:pPr>
-      <w:proofErr w:type="spellStart"/>
-      <w:proofErr w:type="gramStart"/>
-      <w:r>
-        <w:rPr>
-          <w:rFonts w:ascii="Times New Roman" w:eastAsia="Times New Roman" w:hAnsi="Times New Roman" w:cs="Times New Roman"/>
-          <w:sz w:val="24"/>
-          <w:szCs w:val="24"/>
-          <w:lang w:val="en-IN"/>
-        </w:rPr>
-        <w:t>yes,low</w:t>
-      </w:r>
-      <w:proofErr w:type="spellEnd"/>
-      <w:proofErr w:type="gramEnd"/>
-    </w:p>
-    <w:p>
-      <w:pPr>
-        <w:shd w:val="clear" w:color="auto" w:fill="000000"/>
-        <w:spacing w:after="0" w:line="240" w:lineRule="auto"/>
-        <w:rPr>
-          <w:rFonts w:ascii="Times New Roman" w:eastAsia="Times New Roman" w:hAnsi="Times New Roman" w:cs="Times New Roman"/>
-          <w:sz w:val="24"/>
-          <w:szCs w:val="24"/>
-          <w:lang w:val="en-IN"/>
-        </w:rPr>
-      </w:pPr>
-      <w:proofErr w:type="spellStart"/>
-      <w:proofErr w:type="gramStart"/>
-      <w:r>
-        <w:rPr>
-          <w:rFonts w:ascii="Times New Roman" w:eastAsia="Times New Roman" w:hAnsi="Times New Roman" w:cs="Times New Roman"/>
-          <w:sz w:val="24"/>
-          <w:szCs w:val="24"/>
-          <w:lang w:val="en-IN"/>
-        </w:rPr>
-        <w:t>no,none</w:t>
-      </w:r>
-      <w:proofErr w:type="spellEnd"/>
-      <w:proofErr w:type="gramEnd"/>
-    </w:p>
-    <w:p>
-      <w:pPr>
-        <w:shd w:val="clear" w:color="auto" w:fill="000000"/>
-        <w:spacing w:after="0" w:line="240" w:lineRule="auto"/>
-        <w:rPr>
-          <w:rFonts w:ascii="Times New Roman" w:eastAsia="Times New Roman" w:hAnsi="Times New Roman" w:cs="Times New Roman"/>
-          <w:sz w:val="24"/>
-          <w:szCs w:val="24"/>
-          <w:lang w:val="en-IN"/>
-        </w:rPr>
-      </w:pPr>
-      <w:proofErr w:type="spellStart"/>
-      <w:proofErr w:type="gramStart"/>
-      <w:r>
-        <w:rPr>
-          <w:rFonts w:ascii="Times New Roman" w:eastAsia="Times New Roman" w:hAnsi="Times New Roman" w:cs="Times New Roman"/>
-          <w:sz w:val="24"/>
-          <w:szCs w:val="24"/>
-          <w:lang w:val="en-IN"/>
-        </w:rPr>
-        <w:t>yes,medium</w:t>
-      </w:r>
-      <w:proofErr w:type="spellEnd"/>
-      <w:proofErr w:type="gramEnd"/>
-    </w:p>
-    <w:p>
-      <w:pPr>
-        <w:shd w:val="clear" w:color="auto" w:fill="000000"/>
-        <w:spacing w:after="0" w:line="240" w:lineRule="auto"/>
-        <w:rPr>
-          <w:rFonts w:ascii="Times New Roman" w:eastAsia="Times New Roman" w:hAnsi="Times New Roman" w:cs="Times New Roman"/>
-          <w:sz w:val="24"/>
-          <w:szCs w:val="24"/>
-          <w:lang w:val="en-IN"/>
-        </w:rPr>
-      </w:pPr>
-      <w:proofErr w:type="spellStart"/>
-      <w:proofErr w:type="gramStart"/>
-      <w:r>
-        <w:rPr>
-          <w:rFonts w:ascii="Times New Roman" w:eastAsia="Times New Roman" w:hAnsi="Times New Roman" w:cs="Times New Roman"/>
-          <w:sz w:val="24"/>
-          <w:szCs w:val="24"/>
-          <w:lang w:val="en-IN"/>
-        </w:rPr>
-        <w:t>no,low</w:t>
-      </w:r>
-      <w:proofErr w:type="spellEnd"/>
-      <w:proofErr w:type="gramEnd"/>
-    </w:p>
-    <w:p>
-      <w:pPr>
-        <w:shd w:val="clear" w:color="auto" w:fill="000000"/>
-        <w:spacing w:after="0" w:line="240" w:lineRule="auto"/>
-        <w:rPr>
-          <w:rFonts w:ascii="Times New Roman" w:eastAsia="Times New Roman" w:hAnsi="Times New Roman" w:cs="Times New Roman"/>
-          <w:sz w:val="24"/>
-          <w:szCs w:val="24"/>
-          <w:lang w:val="en-IN"/>
-        </w:rPr>
-      </w:pPr>
-      <w:proofErr w:type="spellStart"/>
-      <w:proofErr w:type="gramStart"/>
-      <w:r>
-        <w:rPr>
-          <w:rFonts w:ascii="Times New Roman" w:eastAsia="Times New Roman" w:hAnsi="Times New Roman" w:cs="Times New Roman"/>
-          <w:sz w:val="24"/>
-          <w:szCs w:val="24"/>
-          <w:lang w:val="en-IN"/>
-        </w:rPr>
-        <w:t>yes,high</w:t>
-      </w:r>
-      <w:proofErr w:type="spellEnd"/>
-      <w:proofErr w:type="gramEnd"/>
-    </w:p>
-    <w:p>
-      <w:pPr>
-        <w:shd w:val="clear" w:color="auto" w:fill="000000"/>
-        <w:spacing w:after="0" w:line="240" w:lineRule="auto"/>
-        <w:rPr>
-          <w:rFonts w:ascii="Times New Roman" w:eastAsia="Times New Roman" w:hAnsi="Times New Roman" w:cs="Times New Roman"/>
-          <w:sz w:val="24"/>
-          <w:szCs w:val="24"/>
-          <w:lang w:val="en-IN"/>
-        </w:rPr>
-      </w:pPr>
-      <w:proofErr w:type="spellStart"/>
-      <w:proofErr w:type="gramStart"/>
-      <w:r>
-        <w:rPr>
-          <w:rFonts w:ascii="Times New Roman" w:eastAsia="Times New Roman" w:hAnsi="Times New Roman" w:cs="Times New Roman"/>
-          <w:sz w:val="24"/>
-          <w:szCs w:val="24"/>
-          <w:lang w:val="en-IN"/>
-        </w:rPr>
-        <w:t>no,medium</w:t>
-      </w:r>
-      <w:proofErr w:type="spellEnd"/>
-      <w:proofErr w:type="gramEnd"/>
-    </w:p>
-    <w:p>
-      <w:pPr>
-        <w:shd w:val="clear" w:color="auto" w:fill="000000"/>
-        <w:spacing w:after="0" w:line="240" w:lineRule="auto"/>
-        <w:rPr>
-          <w:rFonts w:ascii="Times New Roman" w:eastAsia="Times New Roman" w:hAnsi="Times New Roman" w:cs="Times New Roman"/>
-          <w:sz w:val="24"/>
-          <w:szCs w:val="24"/>
-          <w:lang w:val="en-IN"/>
-        </w:rPr>
-      </w:pPr>
-      <w:proofErr w:type="spellStart"/>
-      <w:proofErr w:type="gramStart"/>
-      <w:r>
-        <w:rPr>
-          <w:rFonts w:ascii="Times New Roman" w:eastAsia="Times New Roman" w:hAnsi="Times New Roman" w:cs="Times New Roman"/>
-          <w:sz w:val="24"/>
-          <w:szCs w:val="24"/>
-          <w:lang w:val="en-IN"/>
-        </w:rPr>
-        <w:t>yes,none</w:t>
-      </w:r>
-      <w:proofErr w:type="spellEnd"/>
-      <w:proofErr w:type="gramEnd"/>
-    </w:p>
-    <w:p>
-      <w:pPr>
-        <w:shd w:val="clear" w:color="auto" w:fill="000000"/>
-        <w:spacing w:after="0" w:line="240" w:lineRule="auto"/>
-        <w:rPr>
-          <w:rFonts w:ascii="Times New Roman" w:eastAsia="Times New Roman" w:hAnsi="Times New Roman" w:cs="Times New Roman"/>
-          <w:sz w:val="24"/>
-          <w:szCs w:val="24"/>
-          <w:lang w:val="en-IN"/>
-        </w:rPr>
-      </w:pPr>
-      <w:proofErr w:type="spellStart"/>
-      <w:proofErr w:type="gramStart"/>
-      <w:r>
-        <w:rPr>
-          <w:rFonts w:ascii="Times New Roman" w:eastAsia="Times New Roman" w:hAnsi="Times New Roman" w:cs="Times New Roman"/>
-          <w:sz w:val="24"/>
-          <w:szCs w:val="24"/>
-          <w:lang w:val="en-IN"/>
-        </w:rPr>
-        <w:t>no,low</w:t>
-      </w:r>
-      <w:proofErr w:type="spellEnd"/>
-      <w:proofErr w:type="gramEnd"/>
-    </w:p>
-    <w:p>
-      <w:pPr>
-        <w:shd w:val="clear" w:color="auto" w:fill="000000"/>
-        <w:spacing w:after="0" w:line="240" w:lineRule="auto"/>
-        <w:rPr>
-          <w:rFonts w:ascii="Times New Roman" w:eastAsia="Times New Roman" w:hAnsi="Times New Roman" w:cs="Times New Roman"/>
-          <w:sz w:val="24"/>
-          <w:szCs w:val="24"/>
-          <w:lang w:val="en-IN"/>
-        </w:rPr>
-      </w:pPr>
-      <w:proofErr w:type="spellStart"/>
-      <w:proofErr w:type="gramStart"/>
-      <w:r>
-        <w:rPr>
-          <w:rFonts w:ascii="Times New Roman" w:eastAsia="Times New Roman" w:hAnsi="Times New Roman" w:cs="Times New Roman"/>
-          <w:sz w:val="24"/>
-          <w:szCs w:val="24"/>
-          <w:lang w:val="en-IN"/>
-        </w:rPr>
-        <w:t>yes,high</w:t>
-      </w:r>
-      <w:proofErr w:type="spellEnd"/>
-      <w:proofErr w:type="gramEnd"/>
-    </w:p>
-    <w:p>
-      <w:pPr>
-        <w:shd w:val="clear" w:color="auto" w:fill="000000"/>
-        <w:spacing w:after="0" w:line="240" w:lineRule="auto"/>
-        <w:rPr>
-          <w:rFonts w:ascii="Times New Roman" w:eastAsia="Times New Roman" w:hAnsi="Times New Roman" w:cs="Times New Roman"/>
-          <w:sz w:val="24"/>
-          <w:szCs w:val="24"/>
-          <w:lang w:val="en-IN"/>
-        </w:rPr>
-      </w:pPr>
-      <w:proofErr w:type="spellStart"/>
-      <w:proofErr w:type="gramStart"/>
-      <w:r>
-        <w:rPr>
-          <w:rFonts w:ascii="Times New Roman" w:eastAsia="Times New Roman" w:hAnsi="Times New Roman" w:cs="Times New Roman"/>
-          <w:sz w:val="24"/>
-          <w:szCs w:val="24"/>
-          <w:lang w:val="en-IN"/>
-        </w:rPr>
-        <w:t>no,none</w:t>
-      </w:r>
-      <w:proofErr w:type="spellEnd"/>
-      <w:proofErr w:type="gramEnd"/>
-    </w:p>
-    <w:p>
-      <w:pPr>
-        <w:shd w:val="clear" w:color="auto" w:fill="000000"/>
-        <w:spacing w:after="0" w:line="240" w:lineRule="auto"/>
-        <w:rPr>
-          <w:rFonts w:ascii="Times New Roman" w:eastAsia="Times New Roman" w:hAnsi="Times New Roman" w:cs="Times New Roman"/>
-          <w:sz w:val="24"/>
-          <w:szCs w:val="24"/>
-          <w:lang w:val="en-IN"/>
-        </w:rPr>
-      </w:pPr>
     </w:p>
     <w:p>
       <w:pPr>
@@ -17832,13 +17739,6 @@
       <w:pPr>
         <w:spacing w:after="0" w:line="240" w:lineRule="auto"/>
         <w:jc w:val="center"/>
-        <w:rPr>
-          <w:rFonts w:ascii="Times New Roman" w:eastAsia="Times New Roman" w:hAnsi="Times New Roman" w:cs="Times New Roman"/>
-          <w:sz w:val="24"/>
-          <w:szCs w:val="24"/>
-        </w:rPr>
-      </w:pPr>
-      <w:r>
         <w:rPr>
           <w:rFonts w:ascii="Arial" w:eastAsia="Times New Roman" w:hAnsi="Arial" w:cs="Arial"/>
           <w:b/>
@@ -17847,7 +17747,89 @@
           <w:sz w:val="40"/>
           <w:szCs w:val="40"/>
         </w:rPr>
+      </w:pPr>
+      <w:r>
+        <w:rPr>
+          <w:rFonts w:ascii="Arial" w:eastAsia="Times New Roman" w:hAnsi="Arial" w:cs="Arial"/>
+          <w:b/>
+          <w:bCs/>
+          <w:color w:val="0000FF"/>
+          <w:sz w:val="40"/>
+          <w:szCs w:val="40"/>
+        </w:rPr>
         <w:t>Practical 6</w:t>
+      </w:r>
+      <w:r>
+        <w:rPr>
+          <w:rFonts w:ascii="Arial" w:eastAsia="Times New Roman" w:hAnsi="Arial" w:cs="Arial"/>
+          <w:b/>
+          <w:bCs/>
+          <w:color w:val="0000FF"/>
+          <w:sz w:val="40"/>
+          <w:szCs w:val="40"/>
+        </w:rPr>
+        <w:t>-</w:t>
+      </w:r>
+      <w:r>
+        <w:rPr>
+          <w:rFonts w:ascii="Arial" w:eastAsia="Times New Roman" w:hAnsi="Arial" w:cs="Arial"/>
+          <w:b/>
+          <w:bCs/>
+          <w:color w:val="0000FF"/>
+          <w:sz w:val="40"/>
+          <w:szCs w:val="40"/>
+        </w:rPr>
+        <w:t xml:space="preserve">Clustering for Information Retrieval </w:t>
+      </w:r>
+    </w:p>
+    <w:p>
+      <w:pPr>
+        <w:spacing w:after="0" w:line="240" w:lineRule="auto"/>
+        <w:jc w:val="center"/>
+        <w:rPr>
+          <w:rFonts w:ascii="Arial" w:eastAsia="Times New Roman" w:hAnsi="Arial" w:cs="Arial"/>
+          <w:b/>
+          <w:bCs/>
+          <w:color w:val="0000FF"/>
+          <w:sz w:val="40"/>
+          <w:szCs w:val="40"/>
+        </w:rPr>
+      </w:pPr>
+      <w:r>
+        <w:rPr>
+          <w:rFonts w:ascii="Arial" w:eastAsia="Times New Roman" w:hAnsi="Arial" w:cs="Arial"/>
+          <w:b/>
+          <w:bCs/>
+          <w:color w:val="0000FF"/>
+          <w:sz w:val="40"/>
+          <w:szCs w:val="40"/>
+        </w:rPr>
+        <w:t xml:space="preserve">Implement a clustering algorithm (e.g., K-means or hierarchical clustering). </w:t>
+      </w:r>
+    </w:p>
+    <w:p>
+      <w:pPr>
+        <w:spacing w:after="0" w:line="240" w:lineRule="auto"/>
+        <w:jc w:val="center"/>
+        <w:rPr>
+          <w:rFonts w:ascii="Arial" w:eastAsia="Times New Roman" w:hAnsi="Arial" w:cs="Arial"/>
+          <w:b/>
+          <w:bCs/>
+          <w:color w:val="0000FF"/>
+          <w:sz w:val="40"/>
+          <w:szCs w:val="40"/>
+        </w:rPr>
+      </w:pPr>
+      <w:r>
+        <w:rPr>
+          <w:rFonts w:ascii="Arial" w:eastAsia="Times New Roman" w:hAnsi="Arial" w:cs="Arial"/>
+          <w:b/>
+          <w:bCs/>
+          <w:color w:val="0000FF"/>
+          <w:sz w:val="40"/>
+          <w:szCs w:val="40"/>
+        </w:rPr>
+        <w:t>• Apply the clustering algorithm to a set of documents and evaluate the clustering results.</w:t>
       </w:r>
     </w:p>
     <w:p>
@@ -17915,6 +17897,7 @@
           <w:sz w:val="24"/>
           <w:szCs w:val="24"/>
         </w:rPr>
+        <w:lastRenderedPageBreak/>
         <w:t>File name:        kmeans_clustering.py</w:t>
       </w:r>
     </w:p>
@@ -19451,13 +19434,6 @@
         <w:spacing w:after="0" w:line="240" w:lineRule="auto"/>
         <w:jc w:val="center"/>
         <w:rPr>
-          <w:rFonts w:ascii="Times New Roman" w:eastAsia="Times New Roman" w:hAnsi="Times New Roman" w:cs="Times New Roman"/>
-          <w:sz w:val="24"/>
-          <w:szCs w:val="24"/>
-        </w:rPr>
-      </w:pPr>
-      <w:r>
-        <w:rPr>
           <w:rFonts w:ascii="Arial" w:eastAsia="Times New Roman" w:hAnsi="Arial" w:cs="Arial"/>
           <w:b/>
           <w:bCs/>
@@ -19465,7 +19441,86 @@
           <w:sz w:val="40"/>
           <w:szCs w:val="40"/>
         </w:rPr>
+      </w:pPr>
+      <w:r>
+        <w:rPr>
+          <w:rFonts w:ascii="Arial" w:eastAsia="Times New Roman" w:hAnsi="Arial" w:cs="Arial"/>
+          <w:b/>
+          <w:bCs/>
+          <w:color w:val="0000FF"/>
+          <w:sz w:val="40"/>
+          <w:szCs w:val="40"/>
+        </w:rPr>
         <w:t>Practical 7</w:t>
+      </w:r>
+      <w:r>
+        <w:rPr>
+          <w:rFonts w:ascii="Arial" w:eastAsia="Times New Roman" w:hAnsi="Arial" w:cs="Arial"/>
+          <w:b/>
+          <w:bCs/>
+          <w:color w:val="0000FF"/>
+          <w:sz w:val="40"/>
+          <w:szCs w:val="40"/>
+        </w:rPr>
+        <w:t>-</w:t>
+      </w:r>
+      <w:r>
+        <w:rPr>
+          <w:rFonts w:ascii="Arial" w:eastAsia="Times New Roman" w:hAnsi="Arial" w:cs="Arial"/>
+          <w:b/>
+          <w:bCs/>
+          <w:color w:val="0000FF"/>
+          <w:sz w:val="40"/>
+          <w:szCs w:val="40"/>
+        </w:rPr>
+        <w:t xml:space="preserve">Web Crawling and Indexing </w:t>
+      </w:r>
+    </w:p>
+    <w:p>
+      <w:pPr>
+        <w:spacing w:after="0" w:line="240" w:lineRule="auto"/>
+        <w:jc w:val="center"/>
+        <w:rPr>
+          <w:rFonts w:ascii="Arial" w:eastAsia="Times New Roman" w:hAnsi="Arial" w:cs="Arial"/>
+          <w:b/>
+          <w:bCs/>
+          <w:color w:val="0000FF"/>
+          <w:sz w:val="40"/>
+          <w:szCs w:val="40"/>
+        </w:rPr>
+      </w:pPr>
+      <w:r>
+        <w:rPr>
+          <w:rFonts w:ascii="Arial" w:eastAsia="Times New Roman" w:hAnsi="Arial" w:cs="Arial"/>
+          <w:b/>
+          <w:bCs/>
+          <w:color w:val="0000FF"/>
+          <w:sz w:val="40"/>
+          <w:szCs w:val="40"/>
+        </w:rPr>
+        <w:t xml:space="preserve">Develop a web crawler to fetch and index web pages. </w:t>
+      </w:r>
+    </w:p>
+    <w:p>
+      <w:pPr>
+        <w:spacing w:after="0" w:line="240" w:lineRule="auto"/>
+        <w:jc w:val="center"/>
+        <w:rPr>
+          <w:rFonts w:ascii="Times New Roman" w:eastAsia="Times New Roman" w:hAnsi="Times New Roman" w:cs="Times New Roman"/>
+          <w:sz w:val="24"/>
+          <w:szCs w:val="24"/>
+        </w:rPr>
+      </w:pPr>
+      <w:r>
+        <w:rPr>
+          <w:rFonts w:ascii="Arial" w:eastAsia="Times New Roman" w:hAnsi="Arial" w:cs="Arial"/>
+          <w:b/>
+          <w:bCs/>
+          <w:color w:val="0000FF"/>
+          <w:sz w:val="40"/>
+          <w:szCs w:val="40"/>
+        </w:rPr>
+        <w:t>Handle challenges such as robots.txt, dynamic content, and crawling delays.</w:t>
       </w:r>
     </w:p>
     <w:p>
@@ -25137,13 +25192,6 @@
         <w:spacing w:after="0" w:line="240" w:lineRule="auto"/>
         <w:jc w:val="center"/>
         <w:rPr>
-          <w:rFonts w:ascii="Times New Roman" w:eastAsia="Times New Roman" w:hAnsi="Times New Roman" w:cs="Times New Roman"/>
-          <w:sz w:val="24"/>
-          <w:szCs w:val="24"/>
-        </w:rPr>
-      </w:pPr>
-      <w:r>
-        <w:rPr>
           <w:rFonts w:ascii="Arial" w:eastAsia="Times New Roman" w:hAnsi="Arial" w:cs="Arial"/>
           <w:b/>
           <w:bCs/>
@@ -25151,7 +25199,86 @@
           <w:sz w:val="40"/>
           <w:szCs w:val="40"/>
         </w:rPr>
+      </w:pPr>
+      <w:r>
+        <w:rPr>
+          <w:rFonts w:ascii="Arial" w:eastAsia="Times New Roman" w:hAnsi="Arial" w:cs="Arial"/>
+          <w:b/>
+          <w:bCs/>
+          <w:color w:val="0000FF"/>
+          <w:sz w:val="40"/>
+          <w:szCs w:val="40"/>
+        </w:rPr>
         <w:t>Practical 8</w:t>
+      </w:r>
+      <w:r>
+        <w:rPr>
+          <w:rFonts w:ascii="Arial" w:eastAsia="Times New Roman" w:hAnsi="Arial" w:cs="Arial"/>
+          <w:b/>
+          <w:bCs/>
+          <w:color w:val="0000FF"/>
+          <w:sz w:val="40"/>
+          <w:szCs w:val="40"/>
+        </w:rPr>
+        <w:t>-</w:t>
+      </w:r>
+      <w:r>
+        <w:rPr>
+          <w:rFonts w:ascii="Arial" w:eastAsia="Times New Roman" w:hAnsi="Arial" w:cs="Arial"/>
+          <w:b/>
+          <w:bCs/>
+          <w:color w:val="0000FF"/>
+          <w:sz w:val="40"/>
+          <w:szCs w:val="40"/>
+        </w:rPr>
+        <w:t xml:space="preserve">Link Analysis and PageRank </w:t>
+      </w:r>
+    </w:p>
+    <w:p>
+      <w:pPr>
+        <w:spacing w:after="0" w:line="240" w:lineRule="auto"/>
+        <w:jc w:val="center"/>
+        <w:rPr>
+          <w:rFonts w:ascii="Arial" w:eastAsia="Times New Roman" w:hAnsi="Arial" w:cs="Arial"/>
+          <w:b/>
+          <w:bCs/>
+          <w:color w:val="0000FF"/>
+          <w:sz w:val="40"/>
+          <w:szCs w:val="40"/>
+        </w:rPr>
+      </w:pPr>
+      <w:r>
+        <w:rPr>
+          <w:rFonts w:ascii="Arial" w:eastAsia="Times New Roman" w:hAnsi="Arial" w:cs="Arial"/>
+          <w:b/>
+          <w:bCs/>
+          <w:color w:val="0000FF"/>
+          <w:sz w:val="40"/>
+          <w:szCs w:val="40"/>
+        </w:rPr>
+        <w:t xml:space="preserve">Implement the PageRank algorithm to rank web pages based on link analysis. </w:t>
+      </w:r>
+    </w:p>
+    <w:p>
+      <w:pPr>
+        <w:spacing w:after="0" w:line="240" w:lineRule="auto"/>
+        <w:jc w:val="center"/>
+        <w:rPr>
+          <w:rFonts w:ascii="Times New Roman" w:eastAsia="Times New Roman" w:hAnsi="Times New Roman" w:cs="Times New Roman"/>
+          <w:sz w:val="24"/>
+          <w:szCs w:val="24"/>
+        </w:rPr>
+      </w:pPr>
+      <w:r>
+        <w:rPr>
+          <w:rFonts w:ascii="Arial" w:eastAsia="Times New Roman" w:hAnsi="Arial" w:cs="Arial"/>
+          <w:b/>
+          <w:bCs/>
+          <w:color w:val="0000FF"/>
+          <w:sz w:val="40"/>
+          <w:szCs w:val="40"/>
+        </w:rPr>
+        <w:t>Apply the PageRank algorithm to a small web graph and analyze the results.</w:t>
       </w:r>
     </w:p>
     <w:p>
@@ -25382,6 +25509,7 @@
           <w:sz w:val="21"/>
           <w:szCs w:val="21"/>
         </w:rPr>
+        <w:lastRenderedPageBreak/>
         <w:t>def</w:t>
       </w:r>
       <w:r>
@@ -25859,7 +25987,6 @@
           <w:sz w:val="21"/>
           <w:szCs w:val="21"/>
         </w:rPr>
-        <w:lastRenderedPageBreak/>
         <w:t>    </w:t>
       </w:r>
       <w:r>
@@ -28180,13 +28307,6 @@
       <w:pPr>
         <w:spacing w:after="0" w:line="240" w:lineRule="auto"/>
         <w:jc w:val="center"/>
-        <w:rPr>
-          <w:rFonts w:ascii="Times New Roman" w:eastAsia="Times New Roman" w:hAnsi="Times New Roman" w:cs="Times New Roman"/>
-          <w:sz w:val="24"/>
-          <w:szCs w:val="24"/>
-        </w:rPr>
-      </w:pPr>
-      <w:r>
         <w:rPr>
           <w:rFonts w:ascii="Arial" w:eastAsia="Times New Roman" w:hAnsi="Arial" w:cs="Arial"/>
           <w:b/>
@@ -28195,7 +28315,135 @@
           <w:sz w:val="40"/>
           <w:szCs w:val="40"/>
         </w:rPr>
+      </w:pPr>
+      <w:r>
+        <w:rPr>
+          <w:rFonts w:ascii="Arial" w:eastAsia="Times New Roman" w:hAnsi="Arial" w:cs="Arial"/>
+          <w:b/>
+          <w:bCs/>
+          <w:color w:val="0000FF"/>
+          <w:sz w:val="40"/>
+          <w:szCs w:val="40"/>
+        </w:rPr>
         <w:t>Practical 9</w:t>
+      </w:r>
+      <w:r>
+        <w:rPr>
+          <w:rFonts w:ascii="Arial" w:eastAsia="Times New Roman" w:hAnsi="Arial" w:cs="Arial"/>
+          <w:b/>
+          <w:bCs/>
+          <w:color w:val="0000FF"/>
+          <w:sz w:val="40"/>
+          <w:szCs w:val="40"/>
+        </w:rPr>
+        <w:t>-</w:t>
+      </w:r>
+      <w:r>
+        <w:rPr>
+          <w:rFonts w:ascii="Arial" w:eastAsia="Times New Roman" w:hAnsi="Arial" w:cs="Arial"/>
+          <w:b/>
+          <w:bCs/>
+          <w:color w:val="0000FF"/>
+          <w:sz w:val="40"/>
+          <w:szCs w:val="40"/>
+        </w:rPr>
+        <w:t xml:space="preserve">Learning to Rank </w:t>
+      </w:r>
+    </w:p>
+    <w:p>
+      <w:pPr>
+        <w:spacing w:after="0" w:line="240" w:lineRule="auto"/>
+        <w:jc w:val="center"/>
+        <w:rPr>
+          <w:rFonts w:ascii="Arial" w:eastAsia="Times New Roman" w:hAnsi="Arial" w:cs="Arial"/>
+          <w:b/>
+          <w:bCs/>
+          <w:color w:val="0000FF"/>
+          <w:sz w:val="40"/>
+          <w:szCs w:val="40"/>
+        </w:rPr>
+      </w:pPr>
+      <w:r>
+        <w:rPr>
+          <w:rFonts w:ascii="Arial" w:eastAsia="Times New Roman" w:hAnsi="Arial" w:cs="Arial"/>
+          <w:b/>
+          <w:bCs/>
+          <w:color w:val="0000FF"/>
+          <w:sz w:val="40"/>
+          <w:szCs w:val="40"/>
+        </w:rPr>
+        <w:lastRenderedPageBreak/>
+        <w:t xml:space="preserve">Implement a learning to rank algorithm (e.g., </w:t>
+      </w:r>
+      <w:proofErr w:type="spellStart"/>
+      <w:r>
+        <w:rPr>
+          <w:rFonts w:ascii="Arial" w:eastAsia="Times New Roman" w:hAnsi="Arial" w:cs="Arial"/>
+          <w:b/>
+          <w:bCs/>
+          <w:color w:val="0000FF"/>
+          <w:sz w:val="40"/>
+          <w:szCs w:val="40"/>
+        </w:rPr>
+        <w:t>RankSVM</w:t>
+      </w:r>
+      <w:proofErr w:type="spellEnd"/>
+      <w:r>
+        <w:rPr>
+          <w:rFonts w:ascii="Arial" w:eastAsia="Times New Roman" w:hAnsi="Arial" w:cs="Arial"/>
+          <w:b/>
+          <w:bCs/>
+          <w:color w:val="0000FF"/>
+          <w:sz w:val="40"/>
+          <w:szCs w:val="40"/>
+        </w:rPr>
+        <w:t xml:space="preserve"> or </w:t>
+      </w:r>
+      <w:proofErr w:type="spellStart"/>
+      <w:r>
+        <w:rPr>
+          <w:rFonts w:ascii="Arial" w:eastAsia="Times New Roman" w:hAnsi="Arial" w:cs="Arial"/>
+          <w:b/>
+          <w:bCs/>
+          <w:color w:val="0000FF"/>
+          <w:sz w:val="40"/>
+          <w:szCs w:val="40"/>
+        </w:rPr>
+        <w:t>RankBoost</w:t>
+      </w:r>
+      <w:proofErr w:type="spellEnd"/>
+      <w:r>
+        <w:rPr>
+          <w:rFonts w:ascii="Arial" w:eastAsia="Times New Roman" w:hAnsi="Arial" w:cs="Arial"/>
+          <w:b/>
+          <w:bCs/>
+          <w:color w:val="0000FF"/>
+          <w:sz w:val="40"/>
+          <w:szCs w:val="40"/>
+        </w:rPr>
+        <w:t xml:space="preserve">). </w:t>
+      </w:r>
+    </w:p>
+    <w:p>
+      <w:pPr>
+        <w:spacing w:after="0" w:line="240" w:lineRule="auto"/>
+        <w:jc w:val="center"/>
+        <w:rPr>
+          <w:rFonts w:ascii="Times New Roman" w:eastAsia="Times New Roman" w:hAnsi="Times New Roman" w:cs="Times New Roman"/>
+          <w:sz w:val="24"/>
+          <w:szCs w:val="24"/>
+        </w:rPr>
+      </w:pPr>
+      <w:r>
+        <w:rPr>
+          <w:rFonts w:ascii="Arial" w:eastAsia="Times New Roman" w:hAnsi="Arial" w:cs="Arial"/>
+          <w:b/>
+          <w:bCs/>
+          <w:color w:val="0000FF"/>
+          <w:sz w:val="40"/>
+          <w:szCs w:val="40"/>
+        </w:rPr>
+        <w:t>Train the ranking model using labelled data and evaluate its effectiveness.</w:t>
       </w:r>
     </w:p>
     <w:p>
@@ -30436,6 +30684,7 @@
           <w:sz w:val="36"/>
           <w:szCs w:val="36"/>
         </w:rPr>
+        <w:lastRenderedPageBreak/>
         <w:t>Code 9</w:t>
       </w:r>
       <w:proofErr w:type="gramStart"/>
@@ -32582,13 +32831,6 @@
         <w:spacing w:after="0" w:line="240" w:lineRule="auto"/>
         <w:jc w:val="center"/>
         <w:rPr>
-          <w:rFonts w:ascii="Times New Roman" w:eastAsia="Times New Roman" w:hAnsi="Times New Roman" w:cs="Times New Roman"/>
-          <w:sz w:val="24"/>
-          <w:szCs w:val="24"/>
-        </w:rPr>
-      </w:pPr>
-      <w:r>
-        <w:rPr>
           <w:rFonts w:ascii="Arial" w:eastAsia="Times New Roman" w:hAnsi="Arial" w:cs="Arial"/>
           <w:b/>
           <w:bCs/>
@@ -32596,7 +32838,86 @@
           <w:sz w:val="40"/>
           <w:szCs w:val="40"/>
         </w:rPr>
+      </w:pPr>
+      <w:r>
+        <w:rPr>
+          <w:rFonts w:ascii="Arial" w:eastAsia="Times New Roman" w:hAnsi="Arial" w:cs="Arial"/>
+          <w:b/>
+          <w:bCs/>
+          <w:color w:val="0000FF"/>
+          <w:sz w:val="40"/>
+          <w:szCs w:val="40"/>
+        </w:rPr>
         <w:t>Practical 10</w:t>
+      </w:r>
+      <w:r>
+        <w:rPr>
+          <w:rFonts w:ascii="Arial" w:eastAsia="Times New Roman" w:hAnsi="Arial" w:cs="Arial"/>
+          <w:b/>
+          <w:bCs/>
+          <w:color w:val="0000FF"/>
+          <w:sz w:val="40"/>
+          <w:szCs w:val="40"/>
+        </w:rPr>
+        <w:t>-</w:t>
+      </w:r>
+      <w:r>
+        <w:rPr>
+          <w:rFonts w:ascii="Arial" w:eastAsia="Times New Roman" w:hAnsi="Arial" w:cs="Arial"/>
+          <w:b/>
+          <w:bCs/>
+          <w:color w:val="0000FF"/>
+          <w:sz w:val="40"/>
+          <w:szCs w:val="40"/>
+        </w:rPr>
+        <w:t xml:space="preserve">Advanced Topics in Information Retrieval </w:t>
+      </w:r>
+    </w:p>
+    <w:p>
+      <w:pPr>
+        <w:spacing w:after="0" w:line="240" w:lineRule="auto"/>
+        <w:jc w:val="center"/>
+        <w:rPr>
+          <w:rFonts w:ascii="Arial" w:eastAsia="Times New Roman" w:hAnsi="Arial" w:cs="Arial"/>
+          <w:b/>
+          <w:bCs/>
+          <w:color w:val="0000FF"/>
+          <w:sz w:val="40"/>
+          <w:szCs w:val="40"/>
+        </w:rPr>
+      </w:pPr>
+      <w:r>
+        <w:rPr>
+          <w:rFonts w:ascii="Arial" w:eastAsia="Times New Roman" w:hAnsi="Arial" w:cs="Arial"/>
+          <w:b/>
+          <w:bCs/>
+          <w:color w:val="0000FF"/>
+          <w:sz w:val="40"/>
+          <w:szCs w:val="40"/>
+        </w:rPr>
+        <w:t xml:space="preserve">Implement a text summarization algorithm (e.g., extractive or abstractive). </w:t>
+      </w:r>
+    </w:p>
+    <w:p>
+      <w:pPr>
+        <w:spacing w:after="0" w:line="240" w:lineRule="auto"/>
+        <w:jc w:val="center"/>
+        <w:rPr>
+          <w:rFonts w:ascii="Times New Roman" w:eastAsia="Times New Roman" w:hAnsi="Times New Roman" w:cs="Times New Roman"/>
+          <w:sz w:val="24"/>
+          <w:szCs w:val="24"/>
+        </w:rPr>
+      </w:pPr>
+      <w:r>
+        <w:rPr>
+          <w:rFonts w:ascii="Arial" w:eastAsia="Times New Roman" w:hAnsi="Arial" w:cs="Arial"/>
+          <w:b/>
+          <w:bCs/>
+          <w:color w:val="0000FF"/>
+          <w:sz w:val="40"/>
+          <w:szCs w:val="40"/>
+        </w:rPr>
+        <w:t>Build a question-answering system using techniques such as information extraction</w:t>
       </w:r>
     </w:p>
     <w:p>
@@ -32762,6 +33083,7 @@
           <w:sz w:val="36"/>
           <w:szCs w:val="36"/>
         </w:rPr>
+        <w:lastRenderedPageBreak/>
         <w:t xml:space="preserve">Code </w:t>
       </w:r>
       <w:proofErr w:type="gramStart"/>
@@ -33513,7 +33835,6 @@
           <w:sz w:val="21"/>
           <w:szCs w:val="21"/>
         </w:rPr>
-        <w:lastRenderedPageBreak/>
         <w:t>summary</w:t>
       </w:r>
       <w:r>
@@ -34226,7 +34547,6 @@
   <w:style w:type="character" w:default="1" w:styleId="DefaultParagraphFont">
     <w:name w:val="Default Paragraph Font"/>
     <w:uiPriority w:val="1"/>
-    <w:semiHidden/>
     <w:unhideWhenUsed/>
   </w:style>
   <w:style w:type="table" w:default="1" w:styleId="TableNormal">
